--- a/3 CRUD estructurado en capas (3. deploy).docx
+++ b/3 CRUD estructurado en capas (3. deploy).docx
@@ -19,7 +19,27 @@
           <w:szCs w:val="28"/>
           <w:highlight w:val="yellow"/>
         </w:rPr>
-        <w:t xml:space="preserve">MUY IMPORTANTE: PREVIO AL DEPLOY NO SUBIR NUNCA EL </w:t>
+        <w:t>MUY IMPORTANTE: PREVIO AL DEPLOY</w:t>
+      </w:r>
+      <w:r>
+        <w:rPr>
+          <w:b/>
+          <w:bCs/>
+          <w:sz w:val="28"/>
+          <w:szCs w:val="28"/>
+          <w:highlight w:val="yellow"/>
+        </w:rPr>
+        <w:t>,</w:t>
+      </w:r>
+      <w:r>
+        <w:rPr>
+          <w:b/>
+          <w:bCs/>
+          <w:sz w:val="28"/>
+          <w:szCs w:val="28"/>
+          <w:highlight w:val="yellow"/>
+        </w:rPr>
+        <w:t xml:space="preserve"> NO SUBIR NUNCA EL </w:t>
       </w:r>
       <w:r>
         <w:rPr>
@@ -801,17 +821,37 @@
           <w:lang w:val="en-GB"/>
         </w:rPr>
         <w:lastRenderedPageBreak/>
-        <w:t>DB_USER=postgres</w:t>
-      </w:r>
+        <w:t>DB_USER=</w:t>
+      </w:r>
+      <w:proofErr w:type="spellStart"/>
       <w:r>
         <w:rPr>
           <w:b/>
           <w:bCs/>
           <w:lang w:val="en-GB"/>
         </w:rPr>
+        <w:t>postgres</w:t>
+      </w:r>
+      <w:proofErr w:type="spellEnd"/>
+      <w:r>
+        <w:rPr>
+          <w:b/>
+          <w:bCs/>
+          <w:lang w:val="en-GB"/>
+        </w:rPr>
         <w:br/>
-        <w:t>DB_PASSWORD=xxxx</w:t>
-      </w:r>
+        <w:t>DB_PASSWORD=</w:t>
+      </w:r>
+      <w:proofErr w:type="spellStart"/>
+      <w:r>
+        <w:rPr>
+          <w:b/>
+          <w:bCs/>
+          <w:lang w:val="en-GB"/>
+        </w:rPr>
+        <w:t>xxxx</w:t>
+      </w:r>
+      <w:proofErr w:type="spellEnd"/>
       <w:r>
         <w:rPr>
           <w:b/>
@@ -923,8 +963,18 @@
           <w:bCs/>
           <w:lang w:val="en-GB"/>
         </w:rPr>
-        <w:t>.env.example</w:t>
-      </w:r>
+        <w:t>.</w:t>
+      </w:r>
+      <w:proofErr w:type="spellStart"/>
+      <w:r>
+        <w:rPr>
+          <w:b/>
+          <w:bCs/>
+          <w:lang w:val="en-GB"/>
+        </w:rPr>
+        <w:t>env.example</w:t>
+      </w:r>
+      <w:proofErr w:type="spellEnd"/>
     </w:p>
     <w:p>
       <w:pPr>
@@ -1655,10 +1705,2072 @@
       </w:r>
     </w:p>
     <w:p>
-      <w:r>
-        <w:t>Crear repo en GitHub y subirlo.</w:t>
-      </w:r>
-    </w:p>
+      <w:pPr>
+        <w:rPr>
+          <w:highlight w:val="yellow"/>
+        </w:rPr>
+      </w:pPr>
+      <w:r>
+        <w:rPr>
+          <w:highlight w:val="yellow"/>
+        </w:rPr>
+        <w:t>Crear repo en GitHub y subirlo</w:t>
+      </w:r>
+      <w:r>
+        <w:rPr>
+          <w:highlight w:val="yellow"/>
+        </w:rPr>
+        <w:t>:</w:t>
+      </w:r>
+    </w:p>
+    <w:p>
+      <w:pPr>
+        <w:rPr>
+          <w:b/>
+          <w:bCs/>
+          <w:highlight w:val="yellow"/>
+        </w:rPr>
+      </w:pPr>
+      <w:r>
+        <w:rPr>
+          <w:rFonts w:ascii="Segoe UI Emoji" w:hAnsi="Segoe UI Emoji" w:cs="Segoe UI Emoji"/>
+          <w:b/>
+          <w:bCs/>
+          <w:highlight w:val="yellow"/>
+        </w:rPr>
+        <w:t>🚀</w:t>
+      </w:r>
+      <w:r>
+        <w:rPr>
+          <w:b/>
+          <w:bCs/>
+          <w:highlight w:val="yellow"/>
+        </w:rPr>
+        <w:t xml:space="preserve"> OBJETIVO</w:t>
+      </w:r>
+    </w:p>
+    <w:p>
+      <w:pPr>
+        <w:rPr>
+          <w:highlight w:val="yellow"/>
+        </w:rPr>
+      </w:pPr>
+      <w:r>
+        <w:rPr>
+          <w:rFonts w:ascii="Segoe UI Emoji" w:hAnsi="Segoe UI Emoji" w:cs="Segoe UI Emoji"/>
+          <w:highlight w:val="yellow"/>
+        </w:rPr>
+        <w:t>👉</w:t>
+      </w:r>
+      <w:r>
+        <w:rPr>
+          <w:highlight w:val="yellow"/>
+        </w:rPr>
+        <w:t xml:space="preserve"> Subir tu proyecto local a GitHub</w:t>
+      </w:r>
+    </w:p>
+    <w:p>
+      <w:pPr>
+        <w:rPr>
+          <w:highlight w:val="yellow"/>
+        </w:rPr>
+      </w:pPr>
+      <w:r>
+        <w:rPr>
+          <w:highlight w:val="yellow"/>
+        </w:rPr>
+        <w:pict w14:anchorId="3AE38614">
+          <v:rect id="_x0000_i1270" style="width:0;height:1.5pt" o:hralign="center" o:hrstd="t" o:hr="t" fillcolor="#a0a0a0" stroked="f"/>
+        </w:pict>
+      </w:r>
+    </w:p>
+    <w:p>
+      <w:pPr>
+        <w:rPr>
+          <w:b/>
+          <w:bCs/>
+          <w:highlight w:val="yellow"/>
+        </w:rPr>
+      </w:pPr>
+      <w:r>
+        <w:rPr>
+          <w:rFonts w:ascii="Segoe UI Emoji" w:hAnsi="Segoe UI Emoji" w:cs="Segoe UI Emoji"/>
+          <w:b/>
+          <w:bCs/>
+          <w:highlight w:val="yellow"/>
+        </w:rPr>
+        <w:t>🧩</w:t>
+      </w:r>
+      <w:r>
+        <w:rPr>
+          <w:b/>
+          <w:bCs/>
+          <w:highlight w:val="yellow"/>
+        </w:rPr>
+        <w:t xml:space="preserve"> PASO 1 — Crear el repositorio en GitHub</w:t>
+      </w:r>
+    </w:p>
+    <w:p>
+      <w:pPr>
+        <w:numPr>
+          <w:ilvl w:val="0"/>
+          <w:numId w:val="50"/>
+        </w:numPr>
+        <w:rPr>
+          <w:highlight w:val="yellow"/>
+        </w:rPr>
+      </w:pPr>
+      <w:proofErr w:type="spellStart"/>
+      <w:r>
+        <w:rPr>
+          <w:highlight w:val="yellow"/>
+        </w:rPr>
+        <w:t>Entrá</w:t>
+      </w:r>
+      <w:proofErr w:type="spellEnd"/>
+      <w:r>
+        <w:rPr>
+          <w:highlight w:val="yellow"/>
+        </w:rPr>
+        <w:t xml:space="preserve"> a </w:t>
+      </w:r>
+      <w:r>
+        <w:rPr>
+          <w:rFonts w:ascii="Segoe UI Emoji" w:hAnsi="Segoe UI Emoji" w:cs="Segoe UI Emoji"/>
+          <w:highlight w:val="yellow"/>
+        </w:rPr>
+        <w:t>👉</w:t>
+      </w:r>
+      <w:r>
+        <w:rPr>
+          <w:highlight w:val="yellow"/>
+        </w:rPr>
+        <w:t xml:space="preserve"> </w:t>
+      </w:r>
+      <w:hyperlink r:id="rId5" w:tgtFrame="_new" w:history="1">
+        <w:r>
+          <w:rPr>
+            <w:rStyle w:val="Hipervnculo"/>
+            <w:highlight w:val="yellow"/>
+          </w:rPr>
+          <w:t>https://github.com</w:t>
+        </w:r>
+      </w:hyperlink>
+      <w:r>
+        <w:rPr>
+          <w:highlight w:val="yellow"/>
+        </w:rPr>
+        <w:t xml:space="preserve"> </w:t>
+      </w:r>
+    </w:p>
+    <w:p>
+      <w:pPr>
+        <w:numPr>
+          <w:ilvl w:val="0"/>
+          <w:numId w:val="50"/>
+        </w:numPr>
+        <w:rPr>
+          <w:highlight w:val="yellow"/>
+        </w:rPr>
+      </w:pPr>
+      <w:r>
+        <w:rPr>
+          <w:highlight w:val="yellow"/>
+        </w:rPr>
+        <w:t xml:space="preserve">Arriba a la derecha → botón </w:t>
+      </w:r>
+      <w:r>
+        <w:rPr>
+          <w:b/>
+          <w:bCs/>
+          <w:highlight w:val="yellow"/>
+        </w:rPr>
+        <w:t>“+”</w:t>
+      </w:r>
+      <w:r>
+        <w:rPr>
+          <w:highlight w:val="yellow"/>
+        </w:rPr>
+        <w:t xml:space="preserve"> </w:t>
+      </w:r>
+    </w:p>
+    <w:p>
+      <w:pPr>
+        <w:numPr>
+          <w:ilvl w:val="0"/>
+          <w:numId w:val="50"/>
+        </w:numPr>
+        <w:rPr>
+          <w:highlight w:val="yellow"/>
+        </w:rPr>
+      </w:pPr>
+      <w:proofErr w:type="gramStart"/>
+      <w:r>
+        <w:rPr>
+          <w:highlight w:val="yellow"/>
+        </w:rPr>
+        <w:t>Click</w:t>
+      </w:r>
+      <w:proofErr w:type="gramEnd"/>
+      <w:r>
+        <w:rPr>
+          <w:highlight w:val="yellow"/>
+        </w:rPr>
+        <w:t xml:space="preserve"> en </w:t>
+      </w:r>
+      <w:r>
+        <w:rPr>
+          <w:b/>
+          <w:bCs/>
+          <w:highlight w:val="yellow"/>
+        </w:rPr>
+        <w:t xml:space="preserve">“New </w:t>
+      </w:r>
+      <w:proofErr w:type="spellStart"/>
+      <w:r>
+        <w:rPr>
+          <w:b/>
+          <w:bCs/>
+          <w:highlight w:val="yellow"/>
+        </w:rPr>
+        <w:t>repository</w:t>
+      </w:r>
+      <w:proofErr w:type="spellEnd"/>
+      <w:r>
+        <w:rPr>
+          <w:b/>
+          <w:bCs/>
+          <w:highlight w:val="yellow"/>
+        </w:rPr>
+        <w:t>”</w:t>
+      </w:r>
+      <w:r>
+        <w:rPr>
+          <w:highlight w:val="yellow"/>
+        </w:rPr>
+        <w:t xml:space="preserve"> </w:t>
+      </w:r>
+    </w:p>
+    <w:p>
+      <w:pPr>
+        <w:rPr>
+          <w:highlight w:val="yellow"/>
+        </w:rPr>
+      </w:pPr>
+      <w:r>
+        <w:rPr>
+          <w:highlight w:val="yellow"/>
+        </w:rPr>
+        <w:pict w14:anchorId="459B8AA0">
+          <v:rect id="_x0000_i1271" style="width:0;height:1.5pt" o:hralign="center" o:hrstd="t" o:hr="t" fillcolor="#a0a0a0" stroked="f"/>
+        </w:pict>
+      </w:r>
+    </w:p>
+    <w:p>
+      <w:pPr>
+        <w:rPr>
+          <w:b/>
+          <w:bCs/>
+          <w:highlight w:val="yellow"/>
+        </w:rPr>
+      </w:pPr>
+      <w:r>
+        <w:rPr>
+          <w:b/>
+          <w:bCs/>
+          <w:highlight w:val="yellow"/>
+        </w:rPr>
+        <w:t>Configuración</w:t>
+      </w:r>
+    </w:p>
+    <w:p>
+      <w:pPr>
+        <w:numPr>
+          <w:ilvl w:val="0"/>
+          <w:numId w:val="51"/>
+        </w:numPr>
+        <w:rPr>
+          <w:highlight w:val="yellow"/>
+        </w:rPr>
+      </w:pPr>
+      <w:proofErr w:type="spellStart"/>
+      <w:r>
+        <w:rPr>
+          <w:b/>
+          <w:bCs/>
+          <w:highlight w:val="yellow"/>
+        </w:rPr>
+        <w:t>Repository</w:t>
+      </w:r>
+      <w:proofErr w:type="spellEnd"/>
+      <w:r>
+        <w:rPr>
+          <w:b/>
+          <w:bCs/>
+          <w:highlight w:val="yellow"/>
+        </w:rPr>
+        <w:t xml:space="preserve"> </w:t>
+      </w:r>
+      <w:proofErr w:type="spellStart"/>
+      <w:r>
+        <w:rPr>
+          <w:b/>
+          <w:bCs/>
+          <w:highlight w:val="yellow"/>
+        </w:rPr>
+        <w:t>name</w:t>
+      </w:r>
+      <w:proofErr w:type="spellEnd"/>
+      <w:r>
+        <w:rPr>
+          <w:highlight w:val="yellow"/>
+        </w:rPr>
+        <w:t>:</w:t>
+      </w:r>
+      <w:r>
+        <w:rPr>
+          <w:highlight w:val="yellow"/>
+        </w:rPr>
+        <w:br/>
+      </w:r>
+      <w:r>
+        <w:rPr>
+          <w:rFonts w:ascii="Segoe UI Emoji" w:hAnsi="Segoe UI Emoji" w:cs="Segoe UI Emoji"/>
+          <w:highlight w:val="yellow"/>
+        </w:rPr>
+        <w:t>👉</w:t>
+      </w:r>
+      <w:r>
+        <w:rPr>
+          <w:highlight w:val="yellow"/>
+        </w:rPr>
+        <w:t xml:space="preserve"> mi-api-</w:t>
+      </w:r>
+      <w:proofErr w:type="spellStart"/>
+      <w:r>
+        <w:rPr>
+          <w:highlight w:val="yellow"/>
+        </w:rPr>
+        <w:t>node</w:t>
+      </w:r>
+      <w:proofErr w:type="spellEnd"/>
+      <w:r>
+        <w:rPr>
+          <w:highlight w:val="yellow"/>
+        </w:rPr>
+        <w:t xml:space="preserve"> (o el nombre que quieras) </w:t>
+      </w:r>
+    </w:p>
+    <w:p>
+      <w:pPr>
+        <w:numPr>
+          <w:ilvl w:val="0"/>
+          <w:numId w:val="51"/>
+        </w:numPr>
+        <w:rPr>
+          <w:highlight w:val="yellow"/>
+        </w:rPr>
+      </w:pPr>
+      <w:proofErr w:type="spellStart"/>
+      <w:r>
+        <w:rPr>
+          <w:b/>
+          <w:bCs/>
+          <w:highlight w:val="yellow"/>
+        </w:rPr>
+        <w:t>Description</w:t>
+      </w:r>
+      <w:proofErr w:type="spellEnd"/>
+      <w:r>
+        <w:rPr>
+          <w:highlight w:val="yellow"/>
+        </w:rPr>
+        <w:t xml:space="preserve"> (opcional):</w:t>
+      </w:r>
+      <w:r>
+        <w:rPr>
+          <w:highlight w:val="yellow"/>
+        </w:rPr>
+        <w:br/>
+      </w:r>
+      <w:r>
+        <w:rPr>
+          <w:rFonts w:ascii="Segoe UI Emoji" w:hAnsi="Segoe UI Emoji" w:cs="Segoe UI Emoji"/>
+          <w:highlight w:val="yellow"/>
+        </w:rPr>
+        <w:t>👉</w:t>
+      </w:r>
+      <w:r>
+        <w:rPr>
+          <w:highlight w:val="yellow"/>
+        </w:rPr>
+        <w:t xml:space="preserve"> API REST con Node y PostgreSQL </w:t>
+      </w:r>
+    </w:p>
+    <w:p>
+      <w:pPr>
+        <w:numPr>
+          <w:ilvl w:val="0"/>
+          <w:numId w:val="51"/>
+        </w:numPr>
+        <w:rPr>
+          <w:highlight w:val="yellow"/>
+        </w:rPr>
+      </w:pPr>
+      <w:r>
+        <w:rPr>
+          <w:b/>
+          <w:bCs/>
+          <w:highlight w:val="yellow"/>
+        </w:rPr>
+        <w:t>Public</w:t>
+      </w:r>
+      <w:r>
+        <w:rPr>
+          <w:highlight w:val="yellow"/>
+        </w:rPr>
+        <w:t xml:space="preserve"> </w:t>
+      </w:r>
+      <w:r>
+        <w:rPr>
+          <w:rFonts w:ascii="Segoe UI Emoji" w:hAnsi="Segoe UI Emoji" w:cs="Segoe UI Emoji"/>
+          <w:highlight w:val="yellow"/>
+        </w:rPr>
+        <w:t>✅</w:t>
+      </w:r>
+      <w:r>
+        <w:rPr>
+          <w:highlight w:val="yellow"/>
+        </w:rPr>
+        <w:t xml:space="preserve"> (para mostrar en CV) </w:t>
+      </w:r>
+    </w:p>
+    <w:p>
+      <w:pPr>
+        <w:rPr>
+          <w:highlight w:val="yellow"/>
+        </w:rPr>
+      </w:pPr>
+      <w:r>
+        <w:rPr>
+          <w:rFonts w:ascii="Segoe UI Emoji" w:hAnsi="Segoe UI Emoji" w:cs="Segoe UI Emoji"/>
+          <w:highlight w:val="yellow"/>
+        </w:rPr>
+        <w:t>⚠️</w:t>
+      </w:r>
+      <w:r>
+        <w:rPr>
+          <w:highlight w:val="yellow"/>
+        </w:rPr>
+        <w:t xml:space="preserve"> IMPORTANTE:</w:t>
+      </w:r>
+      <w:r>
+        <w:rPr>
+          <w:highlight w:val="yellow"/>
+        </w:rPr>
+        <w:br/>
+      </w:r>
+      <w:r>
+        <w:rPr>
+          <w:rFonts w:ascii="Segoe UI Emoji" w:hAnsi="Segoe UI Emoji" w:cs="Segoe UI Emoji"/>
+          <w:highlight w:val="yellow"/>
+        </w:rPr>
+        <w:t>❌</w:t>
+      </w:r>
+      <w:r>
+        <w:rPr>
+          <w:highlight w:val="yellow"/>
+        </w:rPr>
+        <w:t xml:space="preserve"> NO marques:</w:t>
+      </w:r>
+    </w:p>
+    <w:p>
+      <w:pPr>
+        <w:numPr>
+          <w:ilvl w:val="0"/>
+          <w:numId w:val="52"/>
+        </w:numPr>
+        <w:rPr>
+          <w:highlight w:val="yellow"/>
+        </w:rPr>
+      </w:pPr>
+      <w:r>
+        <w:rPr>
+          <w:highlight w:val="yellow"/>
+        </w:rPr>
+        <w:t xml:space="preserve">Add README </w:t>
+      </w:r>
+    </w:p>
+    <w:p>
+      <w:pPr>
+        <w:numPr>
+          <w:ilvl w:val="0"/>
+          <w:numId w:val="52"/>
+        </w:numPr>
+        <w:rPr>
+          <w:highlight w:val="yellow"/>
+        </w:rPr>
+      </w:pPr>
+      <w:r>
+        <w:rPr>
+          <w:highlight w:val="yellow"/>
+        </w:rPr>
+        <w:t>Add .</w:t>
+      </w:r>
+      <w:proofErr w:type="spellStart"/>
+      <w:r>
+        <w:rPr>
+          <w:highlight w:val="yellow"/>
+        </w:rPr>
+        <w:t>gitignore</w:t>
+      </w:r>
+      <w:proofErr w:type="spellEnd"/>
+      <w:r>
+        <w:rPr>
+          <w:highlight w:val="yellow"/>
+        </w:rPr>
+        <w:t xml:space="preserve"> </w:t>
+      </w:r>
+    </w:p>
+    <w:p>
+      <w:pPr>
+        <w:numPr>
+          <w:ilvl w:val="0"/>
+          <w:numId w:val="52"/>
+        </w:numPr>
+        <w:rPr>
+          <w:highlight w:val="yellow"/>
+        </w:rPr>
+      </w:pPr>
+      <w:r>
+        <w:rPr>
+          <w:highlight w:val="yellow"/>
+        </w:rPr>
+        <w:t xml:space="preserve">Add </w:t>
+      </w:r>
+      <w:proofErr w:type="spellStart"/>
+      <w:r>
+        <w:rPr>
+          <w:highlight w:val="yellow"/>
+        </w:rPr>
+        <w:t>license</w:t>
+      </w:r>
+      <w:proofErr w:type="spellEnd"/>
+      <w:r>
+        <w:rPr>
+          <w:highlight w:val="yellow"/>
+        </w:rPr>
+        <w:t xml:space="preserve"> </w:t>
+      </w:r>
+    </w:p>
+    <w:p>
+      <w:pPr>
+        <w:rPr>
+          <w:highlight w:val="yellow"/>
+        </w:rPr>
+      </w:pPr>
+      <w:r>
+        <w:rPr>
+          <w:rFonts w:ascii="Segoe UI Emoji" w:hAnsi="Segoe UI Emoji" w:cs="Segoe UI Emoji"/>
+          <w:highlight w:val="yellow"/>
+        </w:rPr>
+        <w:t>👉</w:t>
+      </w:r>
+      <w:r>
+        <w:rPr>
+          <w:highlight w:val="yellow"/>
+        </w:rPr>
+        <w:t xml:space="preserve"> porque ya </w:t>
+      </w:r>
+      <w:proofErr w:type="spellStart"/>
+      <w:r>
+        <w:rPr>
+          <w:highlight w:val="yellow"/>
+        </w:rPr>
+        <w:t>tenés</w:t>
+      </w:r>
+      <w:proofErr w:type="spellEnd"/>
+      <w:r>
+        <w:rPr>
+          <w:highlight w:val="yellow"/>
+        </w:rPr>
+        <w:t xml:space="preserve"> proyecto local</w:t>
+      </w:r>
+    </w:p>
+    <w:p>
+      <w:pPr>
+        <w:rPr>
+          <w:highlight w:val="yellow"/>
+        </w:rPr>
+      </w:pPr>
+      <w:r>
+        <w:rPr>
+          <w:highlight w:val="yellow"/>
+        </w:rPr>
+        <w:pict w14:anchorId="7B220266">
+          <v:rect id="_x0000_i1272" style="width:0;height:1.5pt" o:hralign="center" o:hrstd="t" o:hr="t" fillcolor="#a0a0a0" stroked="f"/>
+        </w:pict>
+      </w:r>
+    </w:p>
+    <w:p>
+      <w:pPr>
+        <w:rPr>
+          <w:b/>
+          <w:bCs/>
+          <w:highlight w:val="yellow"/>
+        </w:rPr>
+      </w:pPr>
+      <w:proofErr w:type="gramStart"/>
+      <w:r>
+        <w:rPr>
+          <w:b/>
+          <w:bCs/>
+          <w:highlight w:val="yellow"/>
+        </w:rPr>
+        <w:t>Click</w:t>
+      </w:r>
+      <w:proofErr w:type="gramEnd"/>
+      <w:r>
+        <w:rPr>
+          <w:b/>
+          <w:bCs/>
+          <w:highlight w:val="yellow"/>
+        </w:rPr>
+        <w:t xml:space="preserve"> en:</w:t>
+      </w:r>
+    </w:p>
+    <w:p>
+      <w:pPr>
+        <w:rPr>
+          <w:highlight w:val="yellow"/>
+        </w:rPr>
+      </w:pPr>
+      <w:r>
+        <w:rPr>
+          <w:rFonts w:ascii="Segoe UI Emoji" w:hAnsi="Segoe UI Emoji" w:cs="Segoe UI Emoji"/>
+          <w:highlight w:val="yellow"/>
+        </w:rPr>
+        <w:t>👉</w:t>
+      </w:r>
+      <w:r>
+        <w:rPr>
+          <w:highlight w:val="yellow"/>
+        </w:rPr>
+        <w:t xml:space="preserve"> </w:t>
+      </w:r>
+      <w:proofErr w:type="spellStart"/>
+      <w:r>
+        <w:rPr>
+          <w:b/>
+          <w:bCs/>
+          <w:highlight w:val="yellow"/>
+        </w:rPr>
+        <w:t>Create</w:t>
+      </w:r>
+      <w:proofErr w:type="spellEnd"/>
+      <w:r>
+        <w:rPr>
+          <w:b/>
+          <w:bCs/>
+          <w:highlight w:val="yellow"/>
+        </w:rPr>
+        <w:t xml:space="preserve"> </w:t>
+      </w:r>
+      <w:proofErr w:type="spellStart"/>
+      <w:r>
+        <w:rPr>
+          <w:b/>
+          <w:bCs/>
+          <w:highlight w:val="yellow"/>
+        </w:rPr>
+        <w:t>repository</w:t>
+      </w:r>
+      <w:proofErr w:type="spellEnd"/>
+    </w:p>
+    <w:p>
+      <w:pPr>
+        <w:rPr>
+          <w:highlight w:val="yellow"/>
+        </w:rPr>
+      </w:pPr>
+      <w:r>
+        <w:rPr>
+          <w:highlight w:val="yellow"/>
+        </w:rPr>
+        <w:lastRenderedPageBreak/>
+        <w:pict w14:anchorId="62C300EF">
+          <v:rect id="_x0000_i1273" style="width:0;height:1.5pt" o:hralign="center" o:hrstd="t" o:hr="t" fillcolor="#a0a0a0" stroked="f"/>
+        </w:pict>
+      </w:r>
+    </w:p>
+    <w:p>
+      <w:pPr>
+        <w:rPr>
+          <w:b/>
+          <w:bCs/>
+          <w:highlight w:val="yellow"/>
+        </w:rPr>
+      </w:pPr>
+      <w:r>
+        <w:rPr>
+          <w:rFonts w:ascii="Segoe UI Emoji" w:hAnsi="Segoe UI Emoji" w:cs="Segoe UI Emoji"/>
+          <w:b/>
+          <w:bCs/>
+          <w:highlight w:val="yellow"/>
+        </w:rPr>
+        <w:t>🧩</w:t>
+      </w:r>
+      <w:r>
+        <w:rPr>
+          <w:b/>
+          <w:bCs/>
+          <w:highlight w:val="yellow"/>
+        </w:rPr>
+        <w:t xml:space="preserve"> PASO 2 — Copiar URL del repo</w:t>
+      </w:r>
+    </w:p>
+    <w:p>
+      <w:pPr>
+        <w:rPr>
+          <w:highlight w:val="yellow"/>
+        </w:rPr>
+      </w:pPr>
+      <w:r>
+        <w:rPr>
+          <w:highlight w:val="yellow"/>
+        </w:rPr>
+        <w:t>GitHub te va a mostrar algo como:</w:t>
+      </w:r>
+    </w:p>
+    <w:p>
+      <w:pPr>
+        <w:rPr>
+          <w:highlight w:val="yellow"/>
+        </w:rPr>
+      </w:pPr>
+      <w:r>
+        <w:rPr>
+          <w:highlight w:val="yellow"/>
+        </w:rPr>
+        <w:t>https://github.com/tu-usuario/mi-api-node.git</w:t>
+      </w:r>
+    </w:p>
+    <w:p>
+      <w:pPr>
+        <w:rPr>
+          <w:highlight w:val="yellow"/>
+        </w:rPr>
+      </w:pPr>
+      <w:r>
+        <w:rPr>
+          <w:rFonts w:ascii="Segoe UI Emoji" w:hAnsi="Segoe UI Emoji" w:cs="Segoe UI Emoji"/>
+          <w:highlight w:val="yellow"/>
+        </w:rPr>
+        <w:t>👉</w:t>
+      </w:r>
+      <w:r>
+        <w:rPr>
+          <w:highlight w:val="yellow"/>
+        </w:rPr>
+        <w:t xml:space="preserve"> </w:t>
+      </w:r>
+      <w:proofErr w:type="spellStart"/>
+      <w:r>
+        <w:rPr>
+          <w:highlight w:val="yellow"/>
+        </w:rPr>
+        <w:t>Copiá</w:t>
+      </w:r>
+      <w:proofErr w:type="spellEnd"/>
+      <w:r>
+        <w:rPr>
+          <w:highlight w:val="yellow"/>
+        </w:rPr>
+        <w:t xml:space="preserve"> esa URL</w:t>
+      </w:r>
+    </w:p>
+    <w:p>
+      <w:pPr>
+        <w:rPr>
+          <w:highlight w:val="yellow"/>
+        </w:rPr>
+      </w:pPr>
+      <w:r>
+        <w:rPr>
+          <w:highlight w:val="yellow"/>
+        </w:rPr>
+        <w:pict w14:anchorId="6E07B0A8">
+          <v:rect id="_x0000_i1274" style="width:0;height:1.5pt" o:hralign="center" o:hrstd="t" o:hr="t" fillcolor="#a0a0a0" stroked="f"/>
+        </w:pict>
+      </w:r>
+    </w:p>
+    <w:p>
+      <w:pPr>
+        <w:rPr>
+          <w:b/>
+          <w:bCs/>
+          <w:highlight w:val="yellow"/>
+        </w:rPr>
+      </w:pPr>
+      <w:r>
+        <w:rPr>
+          <w:rFonts w:ascii="Segoe UI Emoji" w:hAnsi="Segoe UI Emoji" w:cs="Segoe UI Emoji"/>
+          <w:b/>
+          <w:bCs/>
+          <w:highlight w:val="yellow"/>
+        </w:rPr>
+        <w:t>🧩</w:t>
+      </w:r>
+      <w:r>
+        <w:rPr>
+          <w:b/>
+          <w:bCs/>
+          <w:highlight w:val="yellow"/>
+        </w:rPr>
+        <w:t xml:space="preserve"> PASO 3 — Conectar tu proyecto local con GitHub</w:t>
+      </w:r>
+    </w:p>
+    <w:p>
+      <w:pPr>
+        <w:rPr>
+          <w:highlight w:val="yellow"/>
+        </w:rPr>
+      </w:pPr>
+      <w:r>
+        <w:rPr>
+          <w:highlight w:val="yellow"/>
+        </w:rPr>
+        <w:t>En tu terminal (dentro del proyecto):</w:t>
+      </w:r>
+    </w:p>
+    <w:p>
+      <w:pPr>
+        <w:rPr>
+          <w:highlight w:val="yellow"/>
+          <w:lang w:val="en-GB"/>
+        </w:rPr>
+      </w:pPr>
+      <w:r>
+        <w:rPr>
+          <w:highlight w:val="yellow"/>
+          <w:lang w:val="en-GB"/>
+        </w:rPr>
+        <w:t>git remote add origin https://github.com/tu-usuario/mi-api-node.git</w:t>
+      </w:r>
+    </w:p>
+    <w:p>
+      <w:pPr>
+        <w:rPr>
+          <w:highlight w:val="yellow"/>
+        </w:rPr>
+      </w:pPr>
+      <w:r>
+        <w:rPr>
+          <w:rFonts w:ascii="Segoe UI Emoji" w:hAnsi="Segoe UI Emoji" w:cs="Segoe UI Emoji"/>
+          <w:highlight w:val="yellow"/>
+        </w:rPr>
+        <w:t>👉</w:t>
+      </w:r>
+      <w:r>
+        <w:rPr>
+          <w:highlight w:val="yellow"/>
+        </w:rPr>
+        <w:t xml:space="preserve"> (pegá TU URL)</w:t>
+      </w:r>
+    </w:p>
+    <w:p>
+      <w:pPr>
+        <w:rPr>
+          <w:highlight w:val="yellow"/>
+        </w:rPr>
+      </w:pPr>
+      <w:r>
+        <w:rPr>
+          <w:highlight w:val="yellow"/>
+        </w:rPr>
+        <w:pict w14:anchorId="38110316">
+          <v:rect id="_x0000_i1275" style="width:0;height:1.5pt" o:hralign="center" o:hrstd="t" o:hr="t" fillcolor="#a0a0a0" stroked="f"/>
+        </w:pict>
+      </w:r>
+    </w:p>
+    <w:p>
+      <w:pPr>
+        <w:rPr>
+          <w:b/>
+          <w:bCs/>
+          <w:highlight w:val="yellow"/>
+        </w:rPr>
+      </w:pPr>
+      <w:r>
+        <w:rPr>
+          <w:rFonts w:ascii="Segoe UI Emoji" w:hAnsi="Segoe UI Emoji" w:cs="Segoe UI Emoji"/>
+          <w:b/>
+          <w:bCs/>
+          <w:highlight w:val="yellow"/>
+        </w:rPr>
+        <w:t>🧩</w:t>
+      </w:r>
+      <w:r>
+        <w:rPr>
+          <w:b/>
+          <w:bCs/>
+          <w:highlight w:val="yellow"/>
+        </w:rPr>
+        <w:t xml:space="preserve"> PASO 4 — Asegurar rama principal</w:t>
+      </w:r>
+    </w:p>
+    <w:p>
+      <w:pPr>
+        <w:rPr>
+          <w:highlight w:val="yellow"/>
+        </w:rPr>
+      </w:pPr>
+      <w:proofErr w:type="spellStart"/>
+      <w:r>
+        <w:rPr>
+          <w:highlight w:val="yellow"/>
+        </w:rPr>
+        <w:t>git</w:t>
+      </w:r>
+      <w:proofErr w:type="spellEnd"/>
+      <w:r>
+        <w:rPr>
+          <w:highlight w:val="yellow"/>
+        </w:rPr>
+        <w:t xml:space="preserve"> </w:t>
+      </w:r>
+      <w:proofErr w:type="spellStart"/>
+      <w:r>
+        <w:rPr>
+          <w:highlight w:val="yellow"/>
+        </w:rPr>
+        <w:t>branch</w:t>
+      </w:r>
+      <w:proofErr w:type="spellEnd"/>
+      <w:r>
+        <w:rPr>
+          <w:highlight w:val="yellow"/>
+        </w:rPr>
+        <w:t xml:space="preserve"> -M </w:t>
+      </w:r>
+      <w:proofErr w:type="spellStart"/>
+      <w:r>
+        <w:rPr>
+          <w:highlight w:val="yellow"/>
+        </w:rPr>
+        <w:t>main</w:t>
+      </w:r>
+      <w:proofErr w:type="spellEnd"/>
+    </w:p>
+    <w:p>
+      <w:pPr>
+        <w:rPr>
+          <w:highlight w:val="yellow"/>
+        </w:rPr>
+      </w:pPr>
+      <w:r>
+        <w:rPr>
+          <w:highlight w:val="yellow"/>
+        </w:rPr>
+        <w:pict w14:anchorId="7FB025C0">
+          <v:rect id="_x0000_i1276" style="width:0;height:1.5pt" o:hralign="center" o:hrstd="t" o:hr="t" fillcolor="#a0a0a0" stroked="f"/>
+        </w:pict>
+      </w:r>
+    </w:p>
+    <w:p>
+      <w:pPr>
+        <w:rPr>
+          <w:b/>
+          <w:bCs/>
+          <w:highlight w:val="yellow"/>
+        </w:rPr>
+      </w:pPr>
+      <w:r>
+        <w:rPr>
+          <w:rFonts w:ascii="Segoe UI Emoji" w:hAnsi="Segoe UI Emoji" w:cs="Segoe UI Emoji"/>
+          <w:b/>
+          <w:bCs/>
+          <w:highlight w:val="yellow"/>
+        </w:rPr>
+        <w:t>🧩</w:t>
+      </w:r>
+      <w:r>
+        <w:rPr>
+          <w:b/>
+          <w:bCs/>
+          <w:highlight w:val="yellow"/>
+        </w:rPr>
+        <w:t xml:space="preserve"> PASO 5 — Subir el código</w:t>
+      </w:r>
+    </w:p>
+    <w:p>
+      <w:pPr>
+        <w:rPr>
+          <w:highlight w:val="yellow"/>
+        </w:rPr>
+      </w:pPr>
+      <w:proofErr w:type="spellStart"/>
+      <w:r>
+        <w:rPr>
+          <w:highlight w:val="yellow"/>
+        </w:rPr>
+        <w:t>git</w:t>
+      </w:r>
+      <w:proofErr w:type="spellEnd"/>
+      <w:r>
+        <w:rPr>
+          <w:highlight w:val="yellow"/>
+        </w:rPr>
+        <w:t xml:space="preserve"> </w:t>
+      </w:r>
+      <w:proofErr w:type="spellStart"/>
+      <w:r>
+        <w:rPr>
+          <w:highlight w:val="yellow"/>
+        </w:rPr>
+        <w:t>push</w:t>
+      </w:r>
+      <w:proofErr w:type="spellEnd"/>
+      <w:r>
+        <w:rPr>
+          <w:highlight w:val="yellow"/>
+        </w:rPr>
+        <w:t xml:space="preserve"> -u </w:t>
+      </w:r>
+      <w:proofErr w:type="spellStart"/>
+      <w:r>
+        <w:rPr>
+          <w:highlight w:val="yellow"/>
+        </w:rPr>
+        <w:t>origin</w:t>
+      </w:r>
+      <w:proofErr w:type="spellEnd"/>
+      <w:r>
+        <w:rPr>
+          <w:highlight w:val="yellow"/>
+        </w:rPr>
+        <w:t xml:space="preserve"> </w:t>
+      </w:r>
+      <w:proofErr w:type="spellStart"/>
+      <w:r>
+        <w:rPr>
+          <w:highlight w:val="yellow"/>
+        </w:rPr>
+        <w:t>main</w:t>
+      </w:r>
+      <w:proofErr w:type="spellEnd"/>
+    </w:p>
+    <w:p>
+      <w:pPr>
+        <w:rPr>
+          <w:highlight w:val="yellow"/>
+        </w:rPr>
+      </w:pPr>
+      <w:r>
+        <w:rPr>
+          <w:highlight w:val="yellow"/>
+        </w:rPr>
+        <w:pict w14:anchorId="23A530E3">
+          <v:rect id="_x0000_i1277" style="width:0;height:1.5pt" o:hralign="center" o:hrstd="t" o:hr="t" fillcolor="#a0a0a0" stroked="f"/>
+        </w:pict>
+      </w:r>
+    </w:p>
+    <w:p>
+      <w:pPr>
+        <w:rPr>
+          <w:b/>
+          <w:bCs/>
+          <w:highlight w:val="yellow"/>
+        </w:rPr>
+      </w:pPr>
+      <w:r>
+        <w:rPr>
+          <w:rFonts w:ascii="Segoe UI Emoji" w:hAnsi="Segoe UI Emoji" w:cs="Segoe UI Emoji"/>
+          <w:b/>
+          <w:bCs/>
+          <w:highlight w:val="yellow"/>
+        </w:rPr>
+        <w:t>🔐</w:t>
+      </w:r>
+      <w:r>
+        <w:rPr>
+          <w:b/>
+          <w:bCs/>
+          <w:highlight w:val="yellow"/>
+        </w:rPr>
+        <w:t xml:space="preserve"> Puede pedirte </w:t>
+      </w:r>
+      <w:proofErr w:type="spellStart"/>
+      <w:r>
+        <w:rPr>
+          <w:b/>
+          <w:bCs/>
+          <w:highlight w:val="yellow"/>
+        </w:rPr>
+        <w:t>login</w:t>
+      </w:r>
+      <w:proofErr w:type="spellEnd"/>
+    </w:p>
+    <w:p>
+      <w:pPr>
+        <w:rPr>
+          <w:highlight w:val="yellow"/>
+        </w:rPr>
+      </w:pPr>
+      <w:r>
+        <w:rPr>
+          <w:highlight w:val="yellow"/>
+        </w:rPr>
+        <w:t xml:space="preserve">GitHub ya NO usa </w:t>
+      </w:r>
+      <w:proofErr w:type="spellStart"/>
+      <w:proofErr w:type="gramStart"/>
+      <w:r>
+        <w:rPr>
+          <w:highlight w:val="yellow"/>
+        </w:rPr>
+        <w:t>password</w:t>
+      </w:r>
+      <w:proofErr w:type="spellEnd"/>
+      <w:proofErr w:type="gramEnd"/>
+      <w:r>
+        <w:rPr>
+          <w:highlight w:val="yellow"/>
+        </w:rPr>
+        <w:t xml:space="preserve"> directo </w:t>
+      </w:r>
+      <w:r>
+        <w:rPr>
+          <w:rFonts w:ascii="Segoe UI Emoji" w:hAnsi="Segoe UI Emoji" w:cs="Segoe UI Emoji"/>
+          <w:highlight w:val="yellow"/>
+        </w:rPr>
+        <w:t>❌</w:t>
+      </w:r>
+    </w:p>
+    <w:p>
+      <w:pPr>
+        <w:rPr>
+          <w:highlight w:val="yellow"/>
+        </w:rPr>
+      </w:pPr>
+      <w:r>
+        <w:rPr>
+          <w:rFonts w:ascii="Segoe UI Emoji" w:hAnsi="Segoe UI Emoji" w:cs="Segoe UI Emoji"/>
+          <w:highlight w:val="yellow"/>
+        </w:rPr>
+        <w:t>👉</w:t>
+      </w:r>
+      <w:r>
+        <w:rPr>
+          <w:highlight w:val="yellow"/>
+        </w:rPr>
+        <w:t xml:space="preserve"> te puede pedir:</w:t>
+      </w:r>
+    </w:p>
+    <w:p>
+      <w:pPr>
+        <w:rPr>
+          <w:b/>
+          <w:bCs/>
+          <w:highlight w:val="yellow"/>
+        </w:rPr>
+      </w:pPr>
+      <w:r>
+        <w:rPr>
+          <w:b/>
+          <w:bCs/>
+          <w:highlight w:val="yellow"/>
+        </w:rPr>
+        <w:t>Opción 1 (recomendada)</w:t>
+      </w:r>
+    </w:p>
+    <w:p>
+      <w:pPr>
+        <w:numPr>
+          <w:ilvl w:val="0"/>
+          <w:numId w:val="53"/>
+        </w:numPr>
+        <w:rPr>
+          <w:highlight w:val="yellow"/>
+        </w:rPr>
+      </w:pPr>
+      <w:r>
+        <w:rPr>
+          <w:highlight w:val="yellow"/>
+        </w:rPr>
+        <w:t xml:space="preserve">abrir navegador </w:t>
+      </w:r>
+    </w:p>
+    <w:p>
+      <w:pPr>
+        <w:numPr>
+          <w:ilvl w:val="0"/>
+          <w:numId w:val="53"/>
+        </w:numPr>
+        <w:rPr>
+          <w:highlight w:val="yellow"/>
+        </w:rPr>
+      </w:pPr>
+      <w:r>
+        <w:rPr>
+          <w:highlight w:val="yellow"/>
+        </w:rPr>
+        <w:t xml:space="preserve">autorizar Git </w:t>
+      </w:r>
+    </w:p>
+    <w:p>
+      <w:pPr>
+        <w:rPr>
+          <w:b/>
+          <w:bCs/>
+          <w:highlight w:val="yellow"/>
+        </w:rPr>
+      </w:pPr>
+      <w:r>
+        <w:rPr>
+          <w:b/>
+          <w:bCs/>
+          <w:highlight w:val="yellow"/>
+        </w:rPr>
+        <w:t>Opción 2</w:t>
+      </w:r>
+    </w:p>
+    <w:p>
+      <w:pPr>
+        <w:numPr>
+          <w:ilvl w:val="0"/>
+          <w:numId w:val="54"/>
+        </w:numPr>
+        <w:rPr>
+          <w:highlight w:val="yellow"/>
+        </w:rPr>
+      </w:pPr>
+      <w:r>
+        <w:rPr>
+          <w:highlight w:val="yellow"/>
+        </w:rPr>
+        <w:t xml:space="preserve">usar token (más avanzado) </w:t>
+      </w:r>
+    </w:p>
+    <w:p>
+      <w:pPr>
+        <w:rPr>
+          <w:highlight w:val="yellow"/>
+        </w:rPr>
+      </w:pPr>
+      <w:r>
+        <w:rPr>
+          <w:highlight w:val="yellow"/>
+        </w:rPr>
+        <w:pict w14:anchorId="13512AF1">
+          <v:rect id="_x0000_i1278" style="width:0;height:1.5pt" o:hralign="center" o:hrstd="t" o:hr="t" fillcolor="#a0a0a0" stroked="f"/>
+        </w:pict>
+      </w:r>
+    </w:p>
+    <w:p>
+      <w:pPr>
+        <w:rPr>
+          <w:b/>
+          <w:bCs/>
+          <w:highlight w:val="yellow"/>
+        </w:rPr>
+      </w:pPr>
+      <w:r>
+        <w:rPr>
+          <w:rFonts w:ascii="Segoe UI Emoji" w:hAnsi="Segoe UI Emoji" w:cs="Segoe UI Emoji"/>
+          <w:b/>
+          <w:bCs/>
+          <w:highlight w:val="yellow"/>
+        </w:rPr>
+        <w:t>✅</w:t>
+      </w:r>
+      <w:r>
+        <w:rPr>
+          <w:b/>
+          <w:bCs/>
+          <w:highlight w:val="yellow"/>
+        </w:rPr>
+        <w:t xml:space="preserve"> PASO 6 — Verificar</w:t>
+      </w:r>
+    </w:p>
+    <w:p>
+      <w:pPr>
+        <w:rPr>
+          <w:highlight w:val="yellow"/>
+        </w:rPr>
+      </w:pPr>
+      <w:proofErr w:type="spellStart"/>
+      <w:r>
+        <w:rPr>
+          <w:highlight w:val="yellow"/>
+        </w:rPr>
+        <w:t>Entrá</w:t>
+      </w:r>
+      <w:proofErr w:type="spellEnd"/>
+      <w:r>
+        <w:rPr>
+          <w:highlight w:val="yellow"/>
+        </w:rPr>
+        <w:t xml:space="preserve"> a tu repo en GitHub</w:t>
+      </w:r>
+    </w:p>
+    <w:p>
+      <w:pPr>
+        <w:rPr>
+          <w:highlight w:val="yellow"/>
+        </w:rPr>
+      </w:pPr>
+      <w:r>
+        <w:rPr>
+          <w:rFonts w:ascii="Segoe UI Emoji" w:hAnsi="Segoe UI Emoji" w:cs="Segoe UI Emoji"/>
+          <w:highlight w:val="yellow"/>
+        </w:rPr>
+        <w:t>👉</w:t>
+      </w:r>
+      <w:r>
+        <w:rPr>
+          <w:highlight w:val="yellow"/>
+        </w:rPr>
+        <w:t xml:space="preserve"> deberías ver:</w:t>
+      </w:r>
+    </w:p>
+    <w:p>
+      <w:pPr>
+        <w:numPr>
+          <w:ilvl w:val="0"/>
+          <w:numId w:val="55"/>
+        </w:numPr>
+        <w:rPr>
+          <w:highlight w:val="yellow"/>
+        </w:rPr>
+      </w:pPr>
+      <w:r>
+        <w:rPr>
+          <w:highlight w:val="yellow"/>
+        </w:rPr>
+        <w:t xml:space="preserve">app.js </w:t>
+      </w:r>
+    </w:p>
+    <w:p>
+      <w:pPr>
+        <w:numPr>
+          <w:ilvl w:val="0"/>
+          <w:numId w:val="55"/>
+        </w:numPr>
+        <w:rPr>
+          <w:highlight w:val="yellow"/>
+        </w:rPr>
+      </w:pPr>
+      <w:proofErr w:type="spellStart"/>
+      <w:r>
+        <w:rPr>
+          <w:highlight w:val="yellow"/>
+        </w:rPr>
+        <w:t>controllers</w:t>
+      </w:r>
+      <w:proofErr w:type="spellEnd"/>
+      <w:r>
+        <w:rPr>
+          <w:highlight w:val="yellow"/>
+        </w:rPr>
+        <w:t xml:space="preserve">/ </w:t>
+      </w:r>
+    </w:p>
+    <w:p>
+      <w:pPr>
+        <w:numPr>
+          <w:ilvl w:val="0"/>
+          <w:numId w:val="55"/>
+        </w:numPr>
+        <w:rPr>
+          <w:highlight w:val="yellow"/>
+        </w:rPr>
+      </w:pPr>
+      <w:proofErr w:type="spellStart"/>
+      <w:r>
+        <w:rPr>
+          <w:highlight w:val="yellow"/>
+        </w:rPr>
+        <w:lastRenderedPageBreak/>
+        <w:t>routes</w:t>
+      </w:r>
+      <w:proofErr w:type="spellEnd"/>
+      <w:r>
+        <w:rPr>
+          <w:highlight w:val="yellow"/>
+        </w:rPr>
+        <w:t xml:space="preserve">/ </w:t>
+      </w:r>
+    </w:p>
+    <w:p>
+      <w:pPr>
+        <w:numPr>
+          <w:ilvl w:val="0"/>
+          <w:numId w:val="55"/>
+        </w:numPr>
+        <w:rPr>
+          <w:highlight w:val="yellow"/>
+        </w:rPr>
+      </w:pPr>
+      <w:r>
+        <w:rPr>
+          <w:highlight w:val="yellow"/>
+        </w:rPr>
+        <w:t xml:space="preserve">db.js </w:t>
+      </w:r>
+    </w:p>
+    <w:p>
+      <w:pPr>
+        <w:numPr>
+          <w:ilvl w:val="0"/>
+          <w:numId w:val="55"/>
+        </w:numPr>
+        <w:rPr>
+          <w:highlight w:val="yellow"/>
+        </w:rPr>
+      </w:pPr>
+      <w:r>
+        <w:rPr>
+          <w:highlight w:val="yellow"/>
+        </w:rPr>
+        <w:t xml:space="preserve">etc. </w:t>
+      </w:r>
+    </w:p>
+    <w:p>
+      <w:pPr>
+        <w:rPr>
+          <w:highlight w:val="yellow"/>
+        </w:rPr>
+      </w:pPr>
+      <w:r>
+        <w:rPr>
+          <w:highlight w:val="yellow"/>
+        </w:rPr>
+        <w:pict w14:anchorId="2BE9150D">
+          <v:rect id="_x0000_i1279" style="width:0;height:1.5pt" o:hralign="center" o:hrstd="t" o:hr="t" fillcolor="#a0a0a0" stroked="f"/>
+        </w:pict>
+      </w:r>
+    </w:p>
+    <w:p>
+      <w:pPr>
+        <w:rPr>
+          <w:b/>
+          <w:bCs/>
+          <w:highlight w:val="yellow"/>
+        </w:rPr>
+      </w:pPr>
+      <w:r>
+        <w:rPr>
+          <w:rFonts w:ascii="Segoe UI Emoji" w:hAnsi="Segoe UI Emoji" w:cs="Segoe UI Emoji"/>
+          <w:b/>
+          <w:bCs/>
+          <w:highlight w:val="yellow"/>
+        </w:rPr>
+        <w:t>⚠️</w:t>
+      </w:r>
+      <w:r>
+        <w:rPr>
+          <w:b/>
+          <w:bCs/>
+          <w:highlight w:val="yellow"/>
+        </w:rPr>
+        <w:t xml:space="preserve"> MUY IMPORTANTE</w:t>
+      </w:r>
+    </w:p>
+    <w:p>
+      <w:pPr>
+        <w:rPr>
+          <w:highlight w:val="yellow"/>
+        </w:rPr>
+      </w:pPr>
+      <w:proofErr w:type="spellStart"/>
+      <w:r>
+        <w:rPr>
+          <w:highlight w:val="yellow"/>
+        </w:rPr>
+        <w:t>Verificá</w:t>
+      </w:r>
+      <w:proofErr w:type="spellEnd"/>
+      <w:r>
+        <w:rPr>
+          <w:highlight w:val="yellow"/>
+        </w:rPr>
+        <w:t xml:space="preserve"> que NO esté:</w:t>
+      </w:r>
+    </w:p>
+    <w:p>
+      <w:pPr>
+        <w:rPr>
+          <w:highlight w:val="yellow"/>
+        </w:rPr>
+      </w:pPr>
+      <w:r>
+        <w:rPr>
+          <w:highlight w:val="yellow"/>
+        </w:rPr>
+        <w:t>.</w:t>
+      </w:r>
+      <w:proofErr w:type="spellStart"/>
+      <w:r>
+        <w:rPr>
+          <w:highlight w:val="yellow"/>
+        </w:rPr>
+        <w:t>env</w:t>
+      </w:r>
+      <w:proofErr w:type="spellEnd"/>
+    </w:p>
+    <w:p>
+      <w:pPr>
+        <w:rPr>
+          <w:highlight w:val="yellow"/>
+        </w:rPr>
+      </w:pPr>
+      <w:r>
+        <w:rPr>
+          <w:rFonts w:ascii="Segoe UI Emoji" w:hAnsi="Segoe UI Emoji" w:cs="Segoe UI Emoji"/>
+          <w:highlight w:val="yellow"/>
+        </w:rPr>
+        <w:t>👉</w:t>
+      </w:r>
+      <w:r>
+        <w:rPr>
+          <w:highlight w:val="yellow"/>
+        </w:rPr>
+        <w:t xml:space="preserve"> si aparece → lo corregimos YA</w:t>
+      </w:r>
+    </w:p>
+    <w:p>
+      <w:pPr>
+        <w:rPr>
+          <w:highlight w:val="yellow"/>
+        </w:rPr>
+      </w:pPr>
+      <w:r>
+        <w:rPr>
+          <w:highlight w:val="yellow"/>
+        </w:rPr>
+        <w:pict w14:anchorId="27D961BA">
+          <v:rect id="_x0000_i1280" style="width:0;height:1.5pt" o:hralign="center" o:hrstd="t" o:hr="t" fillcolor="#a0a0a0" stroked="f"/>
+        </w:pict>
+      </w:r>
+    </w:p>
+    <w:p>
+      <w:pPr>
+        <w:rPr>
+          <w:b/>
+          <w:bCs/>
+          <w:highlight w:val="yellow"/>
+        </w:rPr>
+      </w:pPr>
+      <w:r>
+        <w:rPr>
+          <w:rFonts w:ascii="Segoe UI Emoji" w:hAnsi="Segoe UI Emoji" w:cs="Segoe UI Emoji"/>
+          <w:b/>
+          <w:bCs/>
+          <w:highlight w:val="yellow"/>
+        </w:rPr>
+        <w:t>🧠</w:t>
+      </w:r>
+      <w:r>
+        <w:rPr>
+          <w:b/>
+          <w:bCs/>
+          <w:highlight w:val="yellow"/>
+        </w:rPr>
+        <w:t xml:space="preserve"> Resultado</w:t>
+      </w:r>
+    </w:p>
+    <w:p>
+      <w:pPr>
+        <w:rPr>
+          <w:highlight w:val="yellow"/>
+        </w:rPr>
+      </w:pPr>
+      <w:r>
+        <w:rPr>
+          <w:highlight w:val="yellow"/>
+        </w:rPr>
+        <w:t xml:space="preserve">Ahora </w:t>
+      </w:r>
+      <w:proofErr w:type="spellStart"/>
+      <w:r>
+        <w:rPr>
+          <w:highlight w:val="yellow"/>
+        </w:rPr>
+        <w:t>tenés</w:t>
+      </w:r>
+      <w:proofErr w:type="spellEnd"/>
+      <w:r>
+        <w:rPr>
+          <w:highlight w:val="yellow"/>
+        </w:rPr>
+        <w:t>:</w:t>
+      </w:r>
+    </w:p>
+    <w:p>
+      <w:pPr>
+        <w:rPr>
+          <w:highlight w:val="yellow"/>
+        </w:rPr>
+      </w:pPr>
+      <w:r>
+        <w:rPr>
+          <w:rFonts w:ascii="Segoe UI Emoji" w:hAnsi="Segoe UI Emoji" w:cs="Segoe UI Emoji"/>
+          <w:highlight w:val="yellow"/>
+        </w:rPr>
+        <w:t>👉</w:t>
+      </w:r>
+      <w:r>
+        <w:rPr>
+          <w:highlight w:val="yellow"/>
+        </w:rPr>
+        <w:t xml:space="preserve"> código online</w:t>
+      </w:r>
+      <w:r>
+        <w:rPr>
+          <w:highlight w:val="yellow"/>
+        </w:rPr>
+        <w:br/>
+      </w:r>
+      <w:r>
+        <w:rPr>
+          <w:rFonts w:ascii="Segoe UI Emoji" w:hAnsi="Segoe UI Emoji" w:cs="Segoe UI Emoji"/>
+          <w:highlight w:val="yellow"/>
+        </w:rPr>
+        <w:t>👉</w:t>
+      </w:r>
+      <w:r>
+        <w:rPr>
+          <w:highlight w:val="yellow"/>
+        </w:rPr>
+        <w:t xml:space="preserve"> </w:t>
+      </w:r>
+      <w:proofErr w:type="gramStart"/>
+      <w:r>
+        <w:rPr>
+          <w:highlight w:val="yellow"/>
+        </w:rPr>
+        <w:t>link</w:t>
+      </w:r>
+      <w:proofErr w:type="gramEnd"/>
+      <w:r>
+        <w:rPr>
+          <w:highlight w:val="yellow"/>
+        </w:rPr>
+        <w:t xml:space="preserve"> para CV</w:t>
+      </w:r>
+      <w:r>
+        <w:rPr>
+          <w:highlight w:val="yellow"/>
+        </w:rPr>
+        <w:br/>
+      </w:r>
+      <w:r>
+        <w:rPr>
+          <w:rFonts w:ascii="Segoe UI Emoji" w:hAnsi="Segoe UI Emoji" w:cs="Segoe UI Emoji"/>
+          <w:highlight w:val="yellow"/>
+        </w:rPr>
+        <w:t>👉</w:t>
+      </w:r>
+      <w:r>
+        <w:rPr>
+          <w:highlight w:val="yellow"/>
+        </w:rPr>
+        <w:t xml:space="preserve"> base para </w:t>
+      </w:r>
+      <w:proofErr w:type="spellStart"/>
+      <w:r>
+        <w:rPr>
+          <w:highlight w:val="yellow"/>
+        </w:rPr>
+        <w:t>deploy</w:t>
+      </w:r>
+      <w:proofErr w:type="spellEnd"/>
+    </w:p>
+    <w:p>
+      <w:pPr>
+        <w:rPr>
+          <w:highlight w:val="yellow"/>
+        </w:rPr>
+      </w:pPr>
+      <w:r>
+        <w:rPr>
+          <w:highlight w:val="yellow"/>
+        </w:rPr>
+        <w:pict w14:anchorId="5986D36B">
+          <v:rect id="_x0000_i1281" style="width:0;height:1.5pt" o:hralign="center" o:hrstd="t" o:hr="t" fillcolor="#a0a0a0" stroked="f"/>
+        </w:pict>
+      </w:r>
+    </w:p>
+    <w:p>
+      <w:pPr>
+        <w:rPr>
+          <w:b/>
+          <w:bCs/>
+          <w:highlight w:val="yellow"/>
+        </w:rPr>
+      </w:pPr>
+      <w:r>
+        <w:rPr>
+          <w:rFonts w:ascii="Segoe UI Emoji" w:hAnsi="Segoe UI Emoji" w:cs="Segoe UI Emoji"/>
+          <w:b/>
+          <w:bCs/>
+          <w:highlight w:val="yellow"/>
+        </w:rPr>
+        <w:t>🚀</w:t>
+      </w:r>
+      <w:r>
+        <w:rPr>
+          <w:b/>
+          <w:bCs/>
+          <w:highlight w:val="yellow"/>
+        </w:rPr>
+        <w:t xml:space="preserve"> Próximo paso</w:t>
+      </w:r>
+    </w:p>
+    <w:p>
+      <w:pPr>
+        <w:rPr>
+          <w:highlight w:val="yellow"/>
+        </w:rPr>
+      </w:pPr>
+      <w:r>
+        <w:rPr>
+          <w:rFonts w:ascii="Segoe UI Emoji" w:hAnsi="Segoe UI Emoji" w:cs="Segoe UI Emoji"/>
+          <w:highlight w:val="yellow"/>
+        </w:rPr>
+        <w:t>👉</w:t>
+      </w:r>
+      <w:r>
+        <w:rPr>
+          <w:highlight w:val="yellow"/>
+        </w:rPr>
+        <w:t xml:space="preserve"> </w:t>
+      </w:r>
+      <w:proofErr w:type="spellStart"/>
+      <w:r>
+        <w:rPr>
+          <w:highlight w:val="yellow"/>
+        </w:rPr>
+        <w:t>deploy</w:t>
+      </w:r>
+      <w:proofErr w:type="spellEnd"/>
+      <w:r>
+        <w:rPr>
+          <w:highlight w:val="yellow"/>
+        </w:rPr>
+        <w:t xml:space="preserve"> en Render</w:t>
+      </w:r>
+      <w:r>
+        <w:rPr>
+          <w:highlight w:val="yellow"/>
+        </w:rPr>
+        <w:br/>
+        <w:t>(te va a dar una URL pública)</w:t>
+      </w:r>
+    </w:p>
+    <w:p>
+      <w:pPr>
+        <w:rPr>
+          <w:highlight w:val="yellow"/>
+        </w:rPr>
+      </w:pPr>
+      <w:r>
+        <w:rPr>
+          <w:highlight w:val="yellow"/>
+        </w:rPr>
+        <w:pict w14:anchorId="24698837">
+          <v:rect id="_x0000_i1282" style="width:0;height:1.5pt" o:hralign="center" o:hrstd="t" o:hr="t" fillcolor="#a0a0a0" stroked="f"/>
+        </w:pict>
+      </w:r>
+    </w:p>
+    <w:p>
+      <w:pPr>
+        <w:rPr>
+          <w:b/>
+          <w:bCs/>
+          <w:highlight w:val="yellow"/>
+        </w:rPr>
+      </w:pPr>
+      <w:r>
+        <w:rPr>
+          <w:rFonts w:ascii="Segoe UI Emoji" w:hAnsi="Segoe UI Emoji" w:cs="Segoe UI Emoji"/>
+          <w:b/>
+          <w:bCs/>
+          <w:highlight w:val="yellow"/>
+        </w:rPr>
+        <w:t>👇</w:t>
+      </w:r>
+      <w:r>
+        <w:rPr>
+          <w:b/>
+          <w:bCs/>
+          <w:highlight w:val="yellow"/>
+        </w:rPr>
+        <w:t xml:space="preserve"> Decime</w:t>
+      </w:r>
+    </w:p>
+    <w:p>
+      <w:pPr>
+        <w:rPr>
+          <w:highlight w:val="yellow"/>
+        </w:rPr>
+      </w:pPr>
+      <w:r>
+        <w:rPr>
+          <w:rFonts w:ascii="Segoe UI Emoji" w:hAnsi="Segoe UI Emoji" w:cs="Segoe UI Emoji"/>
+          <w:highlight w:val="yellow"/>
+        </w:rPr>
+        <w:t>👉</w:t>
+      </w:r>
+      <w:r>
+        <w:rPr>
+          <w:highlight w:val="yellow"/>
+        </w:rPr>
+        <w:t xml:space="preserve"> ¿Pudiste hacer el </w:t>
+      </w:r>
+      <w:proofErr w:type="spellStart"/>
+      <w:r>
+        <w:rPr>
+          <w:highlight w:val="yellow"/>
+        </w:rPr>
+        <w:t>push</w:t>
+      </w:r>
+      <w:proofErr w:type="spellEnd"/>
+      <w:r>
+        <w:rPr>
+          <w:highlight w:val="yellow"/>
+        </w:rPr>
+        <w:t xml:space="preserve"> o te tiró error?</w:t>
+      </w:r>
+    </w:p>
+    <w:p>
+      <w:r>
+        <w:rPr>
+          <w:highlight w:val="yellow"/>
+        </w:rPr>
+        <w:t xml:space="preserve">Si hay error, </w:t>
+      </w:r>
+      <w:proofErr w:type="spellStart"/>
+      <w:r>
+        <w:rPr>
+          <w:highlight w:val="yellow"/>
+        </w:rPr>
+        <w:t>pegalo</w:t>
+      </w:r>
+      <w:proofErr w:type="spellEnd"/>
+      <w:r>
+        <w:rPr>
+          <w:highlight w:val="yellow"/>
+        </w:rPr>
+        <w:t xml:space="preserve"> textual y lo resolvemos en el momento.</w:t>
+      </w:r>
+    </w:p>
+    <w:p/>
+    <w:p>
+      <w:pPr>
+        <w:jc w:val="right"/>
+        <w:rPr>
+          <w:b/>
+          <w:bCs/>
+        </w:rPr>
+      </w:pPr>
+      <w:r>
+        <w:rPr>
+          <w:b/>
+          <w:bCs/>
+        </w:rPr>
+        <w:t>Ahora lo importante (</w:t>
+      </w:r>
+      <w:proofErr w:type="spellStart"/>
+      <w:r>
+        <w:rPr>
+          <w:b/>
+          <w:bCs/>
+        </w:rPr>
+        <w:t>login</w:t>
+      </w:r>
+      <w:proofErr w:type="spellEnd"/>
+      <w:r>
+        <w:rPr>
+          <w:b/>
+          <w:bCs/>
+        </w:rPr>
+        <w:t xml:space="preserve"> a GitHub)</w:t>
+      </w:r>
+    </w:p>
+    <w:p>
+      <w:pPr>
+        <w:jc w:val="right"/>
+      </w:pPr>
+      <w:r>
+        <w:t xml:space="preserve">Para confirmar si estás </w:t>
+      </w:r>
+      <w:proofErr w:type="spellStart"/>
+      <w:r>
+        <w:t>logueado</w:t>
+      </w:r>
+      <w:proofErr w:type="spellEnd"/>
+      <w:r>
+        <w:t>:</w:t>
+      </w:r>
+    </w:p>
+    <w:p>
+      <w:pPr>
+        <w:jc w:val="right"/>
+        <w:rPr>
+          <w:lang w:val="en-GB"/>
+        </w:rPr>
+      </w:pPr>
+      <w:r>
+        <w:rPr>
+          <w:lang w:val="en-GB"/>
+        </w:rPr>
+        <w:t>git config --global user.name</w:t>
+      </w:r>
+      <w:r>
+        <w:rPr>
+          <w:lang w:val="en-GB"/>
+        </w:rPr>
+        <w:br/>
+        <w:t xml:space="preserve">git config --global </w:t>
+      </w:r>
+      <w:proofErr w:type="spellStart"/>
+      <w:r>
+        <w:rPr>
+          <w:lang w:val="en-GB"/>
+        </w:rPr>
+        <w:t>user.email</w:t>
+      </w:r>
+      <w:proofErr w:type="spellEnd"/>
+    </w:p>
+    <w:p>
+      <w:pPr>
+        <w:jc w:val="right"/>
+      </w:pPr>
+      <w:r>
+        <w:pict w14:anchorId="2BE0DB30">
+          <v:rect id="_x0000_i1189" style="width:0;height:1.5pt" o:hralign="right" o:hrstd="t" o:hr="t" fillcolor="#a0a0a0" stroked="f"/>
+        </w:pict>
+      </w:r>
+    </w:p>
+    <w:p>
+      <w:pPr>
+        <w:jc w:val="right"/>
+        <w:rPr>
+          <w:b/>
+          <w:bCs/>
+        </w:rPr>
+      </w:pPr>
+      <w:r>
+        <w:rPr>
+          <w:b/>
+          <w:bCs/>
+        </w:rPr>
+        <w:t xml:space="preserve">Si NO estás </w:t>
+      </w:r>
+      <w:proofErr w:type="spellStart"/>
+      <w:r>
+        <w:rPr>
+          <w:b/>
+          <w:bCs/>
+        </w:rPr>
+        <w:t>logueado</w:t>
+      </w:r>
+      <w:proofErr w:type="spellEnd"/>
+      <w:r>
+        <w:rPr>
+          <w:b/>
+          <w:bCs/>
+        </w:rPr>
+        <w:t>/configurado</w:t>
+      </w:r>
+    </w:p>
+    <w:p>
+      <w:pPr>
+        <w:jc w:val="right"/>
+      </w:pPr>
+      <w:proofErr w:type="spellStart"/>
+      <w:r>
+        <w:t>Ejecutá</w:t>
+      </w:r>
+      <w:proofErr w:type="spellEnd"/>
+      <w:r>
+        <w:t>:</w:t>
+      </w:r>
+    </w:p>
+    <w:p>
+      <w:pPr>
+        <w:jc w:val="right"/>
+        <w:rPr>
+          <w:lang w:val="en-GB"/>
+        </w:rPr>
+      </w:pPr>
+      <w:r>
+        <w:rPr>
+          <w:lang w:val="en-GB"/>
+        </w:rPr>
+        <w:t>git config --global user.name "</w:t>
+      </w:r>
+      <w:proofErr w:type="spellStart"/>
+      <w:r>
+        <w:rPr>
+          <w:lang w:val="en-GB"/>
+        </w:rPr>
+        <w:t>TuNombre</w:t>
+      </w:r>
+      <w:proofErr w:type="spellEnd"/>
+      <w:r>
+        <w:rPr>
+          <w:lang w:val="en-GB"/>
+        </w:rPr>
+        <w:t>"</w:t>
+      </w:r>
+      <w:r>
+        <w:rPr>
+          <w:lang w:val="en-GB"/>
+        </w:rPr>
+        <w:br/>
+        <w:t xml:space="preserve">git config --global </w:t>
+      </w:r>
+      <w:proofErr w:type="spellStart"/>
+      <w:r>
+        <w:rPr>
+          <w:lang w:val="en-GB"/>
+        </w:rPr>
+        <w:t>user.email</w:t>
+      </w:r>
+      <w:proofErr w:type="spellEnd"/>
+      <w:r>
+        <w:rPr>
+          <w:lang w:val="en-GB"/>
+        </w:rPr>
+        <w:t xml:space="preserve"> "tu@email.com"</w:t>
+      </w:r>
+    </w:p>
+    <w:p>
+      <w:pPr>
+        <w:jc w:val="right"/>
+      </w:pPr>
+      <w:r>
+        <w:rPr>
+          <w:rFonts w:ascii="Segoe UI Emoji" w:hAnsi="Segoe UI Emoji" w:cs="Segoe UI Emoji"/>
+        </w:rPr>
+        <w:t>👉</w:t>
+      </w:r>
+      <w:r>
+        <w:t xml:space="preserve"> </w:t>
+      </w:r>
+      <w:proofErr w:type="spellStart"/>
+      <w:r>
+        <w:t>usá</w:t>
+      </w:r>
+      <w:proofErr w:type="spellEnd"/>
+      <w:r>
+        <w:t xml:space="preserve"> el mismo mail de GitHub</w:t>
+      </w:r>
+    </w:p>
+    <w:p/>
     <w:p>
       <w:r>
         <w:pict w14:anchorId="47A7011C">
@@ -1691,7 +3803,7 @@
       <w:r>
         <w:t xml:space="preserve"> </w:t>
       </w:r>
-      <w:hyperlink r:id="rId5" w:tgtFrame="_new" w:history="1">
+      <w:hyperlink r:id="rId6" w:tgtFrame="_new" w:history="1">
         <w:r>
           <w:rPr>
             <w:rStyle w:val="Hipervnculo"/>
@@ -1970,7 +4082,6 @@
     </w:p>
     <w:p>
       <w:r>
-        <w:lastRenderedPageBreak/>
         <w:pict w14:anchorId="54172D99">
           <v:rect id="_x0000_i1041" style="width:0;height:1.5pt" o:hralign="center" o:hrstd="t" o:hr="t" fillcolor="#a0a0a0" stroked="f"/>
         </w:pict>
@@ -2071,6 +4182,7 @@
     <w:p>
       <w:proofErr w:type="spellStart"/>
       <w:r>
+        <w:lastRenderedPageBreak/>
         <w:t>Tenés</w:t>
       </w:r>
       <w:proofErr w:type="spellEnd"/>
@@ -2431,7 +4543,6 @@
     </w:p>
     <w:p>
       <w:r>
-        <w:lastRenderedPageBreak/>
         <w:pict w14:anchorId="5DFAD62F">
           <v:rect id="_x0000_i1046" style="width:0;height:1.5pt" o:hralign="center" o:hrstd="t" o:hr="t" fillcolor="#a0a0a0" stroked="f"/>
         </w:pict>
@@ -3087,6 +5198,155 @@
     </w:lvl>
   </w:abstractNum>
   <w:abstractNum w:abstractNumId="4" w15:restartNumberingAfterBreak="0">
+    <w:nsid w:val="122F49E1"/>
+    <w:multiLevelType w:val="multilevel"/>
+    <w:tmpl w:val="FB209E22"/>
+    <w:lvl w:ilvl="0">
+      <w:start w:val="1"/>
+      <w:numFmt w:val="bullet"/>
+      <w:lvlText w:val=""/>
+      <w:lvlJc w:val="left"/>
+      <w:pPr>
+        <w:tabs>
+          <w:tab w:val="num" w:pos="720"/>
+        </w:tabs>
+        <w:ind w:left="720" w:hanging="360"/>
+      </w:pPr>
+      <w:rPr>
+        <w:rFonts w:ascii="Symbol" w:hAnsi="Symbol" w:hint="default"/>
+        <w:sz w:val="20"/>
+      </w:rPr>
+    </w:lvl>
+    <w:lvl w:ilvl="1" w:tentative="1">
+      <w:start w:val="1"/>
+      <w:numFmt w:val="bullet"/>
+      <w:lvlText w:val="o"/>
+      <w:lvlJc w:val="left"/>
+      <w:pPr>
+        <w:tabs>
+          <w:tab w:val="num" w:pos="1440"/>
+        </w:tabs>
+        <w:ind w:left="1440" w:hanging="360"/>
+      </w:pPr>
+      <w:rPr>
+        <w:rFonts w:ascii="Courier New" w:hAnsi="Courier New" w:hint="default"/>
+        <w:sz w:val="20"/>
+      </w:rPr>
+    </w:lvl>
+    <w:lvl w:ilvl="2" w:tentative="1">
+      <w:start w:val="1"/>
+      <w:numFmt w:val="bullet"/>
+      <w:lvlText w:val=""/>
+      <w:lvlJc w:val="left"/>
+      <w:pPr>
+        <w:tabs>
+          <w:tab w:val="num" w:pos="2160"/>
+        </w:tabs>
+        <w:ind w:left="2160" w:hanging="360"/>
+      </w:pPr>
+      <w:rPr>
+        <w:rFonts w:ascii="Wingdings" w:hAnsi="Wingdings" w:hint="default"/>
+        <w:sz w:val="20"/>
+      </w:rPr>
+    </w:lvl>
+    <w:lvl w:ilvl="3" w:tentative="1">
+      <w:start w:val="1"/>
+      <w:numFmt w:val="bullet"/>
+      <w:lvlText w:val=""/>
+      <w:lvlJc w:val="left"/>
+      <w:pPr>
+        <w:tabs>
+          <w:tab w:val="num" w:pos="2880"/>
+        </w:tabs>
+        <w:ind w:left="2880" w:hanging="360"/>
+      </w:pPr>
+      <w:rPr>
+        <w:rFonts w:ascii="Wingdings" w:hAnsi="Wingdings" w:hint="default"/>
+        <w:sz w:val="20"/>
+      </w:rPr>
+    </w:lvl>
+    <w:lvl w:ilvl="4" w:tentative="1">
+      <w:start w:val="1"/>
+      <w:numFmt w:val="bullet"/>
+      <w:lvlText w:val=""/>
+      <w:lvlJc w:val="left"/>
+      <w:pPr>
+        <w:tabs>
+          <w:tab w:val="num" w:pos="3600"/>
+        </w:tabs>
+        <w:ind w:left="3600" w:hanging="360"/>
+      </w:pPr>
+      <w:rPr>
+        <w:rFonts w:ascii="Wingdings" w:hAnsi="Wingdings" w:hint="default"/>
+        <w:sz w:val="20"/>
+      </w:rPr>
+    </w:lvl>
+    <w:lvl w:ilvl="5" w:tentative="1">
+      <w:start w:val="1"/>
+      <w:numFmt w:val="bullet"/>
+      <w:lvlText w:val=""/>
+      <w:lvlJc w:val="left"/>
+      <w:pPr>
+        <w:tabs>
+          <w:tab w:val="num" w:pos="4320"/>
+        </w:tabs>
+        <w:ind w:left="4320" w:hanging="360"/>
+      </w:pPr>
+      <w:rPr>
+        <w:rFonts w:ascii="Wingdings" w:hAnsi="Wingdings" w:hint="default"/>
+        <w:sz w:val="20"/>
+      </w:rPr>
+    </w:lvl>
+    <w:lvl w:ilvl="6" w:tentative="1">
+      <w:start w:val="1"/>
+      <w:numFmt w:val="bullet"/>
+      <w:lvlText w:val=""/>
+      <w:lvlJc w:val="left"/>
+      <w:pPr>
+        <w:tabs>
+          <w:tab w:val="num" w:pos="5040"/>
+        </w:tabs>
+        <w:ind w:left="5040" w:hanging="360"/>
+      </w:pPr>
+      <w:rPr>
+        <w:rFonts w:ascii="Wingdings" w:hAnsi="Wingdings" w:hint="default"/>
+        <w:sz w:val="20"/>
+      </w:rPr>
+    </w:lvl>
+    <w:lvl w:ilvl="7" w:tentative="1">
+      <w:start w:val="1"/>
+      <w:numFmt w:val="bullet"/>
+      <w:lvlText w:val=""/>
+      <w:lvlJc w:val="left"/>
+      <w:pPr>
+        <w:tabs>
+          <w:tab w:val="num" w:pos="5760"/>
+        </w:tabs>
+        <w:ind w:left="5760" w:hanging="360"/>
+      </w:pPr>
+      <w:rPr>
+        <w:rFonts w:ascii="Wingdings" w:hAnsi="Wingdings" w:hint="default"/>
+        <w:sz w:val="20"/>
+      </w:rPr>
+    </w:lvl>
+    <w:lvl w:ilvl="8" w:tentative="1">
+      <w:start w:val="1"/>
+      <w:numFmt w:val="bullet"/>
+      <w:lvlText w:val=""/>
+      <w:lvlJc w:val="left"/>
+      <w:pPr>
+        <w:tabs>
+          <w:tab w:val="num" w:pos="6480"/>
+        </w:tabs>
+        <w:ind w:left="6480" w:hanging="360"/>
+      </w:pPr>
+      <w:rPr>
+        <w:rFonts w:ascii="Wingdings" w:hAnsi="Wingdings" w:hint="default"/>
+        <w:sz w:val="20"/>
+      </w:rPr>
+    </w:lvl>
+  </w:abstractNum>
+  <w:abstractNum w:abstractNumId="5" w15:restartNumberingAfterBreak="0">
     <w:nsid w:val="13333B7F"/>
     <w:multiLevelType w:val="multilevel"/>
     <w:tmpl w:val="68CA8FBA"/>
@@ -3235,7 +5495,7 @@
       </w:rPr>
     </w:lvl>
   </w:abstractNum>
-  <w:abstractNum w:abstractNumId="5" w15:restartNumberingAfterBreak="0">
+  <w:abstractNum w:abstractNumId="6" w15:restartNumberingAfterBreak="0">
     <w:nsid w:val="14F70E5E"/>
     <w:multiLevelType w:val="multilevel"/>
     <w:tmpl w:val="9C3EA146"/>
@@ -3384,7 +5644,305 @@
       </w:rPr>
     </w:lvl>
   </w:abstractNum>
-  <w:abstractNum w:abstractNumId="6" w15:restartNumberingAfterBreak="0">
+  <w:abstractNum w:abstractNumId="7" w15:restartNumberingAfterBreak="0">
+    <w:nsid w:val="187F73E3"/>
+    <w:multiLevelType w:val="multilevel"/>
+    <w:tmpl w:val="37BC8CE4"/>
+    <w:lvl w:ilvl="0">
+      <w:start w:val="1"/>
+      <w:numFmt w:val="bullet"/>
+      <w:lvlText w:val=""/>
+      <w:lvlJc w:val="left"/>
+      <w:pPr>
+        <w:tabs>
+          <w:tab w:val="num" w:pos="720"/>
+        </w:tabs>
+        <w:ind w:left="720" w:hanging="360"/>
+      </w:pPr>
+      <w:rPr>
+        <w:rFonts w:ascii="Symbol" w:hAnsi="Symbol" w:hint="default"/>
+        <w:sz w:val="20"/>
+      </w:rPr>
+    </w:lvl>
+    <w:lvl w:ilvl="1" w:tentative="1">
+      <w:start w:val="1"/>
+      <w:numFmt w:val="bullet"/>
+      <w:lvlText w:val="o"/>
+      <w:lvlJc w:val="left"/>
+      <w:pPr>
+        <w:tabs>
+          <w:tab w:val="num" w:pos="1440"/>
+        </w:tabs>
+        <w:ind w:left="1440" w:hanging="360"/>
+      </w:pPr>
+      <w:rPr>
+        <w:rFonts w:ascii="Courier New" w:hAnsi="Courier New" w:hint="default"/>
+        <w:sz w:val="20"/>
+      </w:rPr>
+    </w:lvl>
+    <w:lvl w:ilvl="2" w:tentative="1">
+      <w:start w:val="1"/>
+      <w:numFmt w:val="bullet"/>
+      <w:lvlText w:val=""/>
+      <w:lvlJc w:val="left"/>
+      <w:pPr>
+        <w:tabs>
+          <w:tab w:val="num" w:pos="2160"/>
+        </w:tabs>
+        <w:ind w:left="2160" w:hanging="360"/>
+      </w:pPr>
+      <w:rPr>
+        <w:rFonts w:ascii="Wingdings" w:hAnsi="Wingdings" w:hint="default"/>
+        <w:sz w:val="20"/>
+      </w:rPr>
+    </w:lvl>
+    <w:lvl w:ilvl="3" w:tentative="1">
+      <w:start w:val="1"/>
+      <w:numFmt w:val="bullet"/>
+      <w:lvlText w:val=""/>
+      <w:lvlJc w:val="left"/>
+      <w:pPr>
+        <w:tabs>
+          <w:tab w:val="num" w:pos="2880"/>
+        </w:tabs>
+        <w:ind w:left="2880" w:hanging="360"/>
+      </w:pPr>
+      <w:rPr>
+        <w:rFonts w:ascii="Wingdings" w:hAnsi="Wingdings" w:hint="default"/>
+        <w:sz w:val="20"/>
+      </w:rPr>
+    </w:lvl>
+    <w:lvl w:ilvl="4" w:tentative="1">
+      <w:start w:val="1"/>
+      <w:numFmt w:val="bullet"/>
+      <w:lvlText w:val=""/>
+      <w:lvlJc w:val="left"/>
+      <w:pPr>
+        <w:tabs>
+          <w:tab w:val="num" w:pos="3600"/>
+        </w:tabs>
+        <w:ind w:left="3600" w:hanging="360"/>
+      </w:pPr>
+      <w:rPr>
+        <w:rFonts w:ascii="Wingdings" w:hAnsi="Wingdings" w:hint="default"/>
+        <w:sz w:val="20"/>
+      </w:rPr>
+    </w:lvl>
+    <w:lvl w:ilvl="5" w:tentative="1">
+      <w:start w:val="1"/>
+      <w:numFmt w:val="bullet"/>
+      <w:lvlText w:val=""/>
+      <w:lvlJc w:val="left"/>
+      <w:pPr>
+        <w:tabs>
+          <w:tab w:val="num" w:pos="4320"/>
+        </w:tabs>
+        <w:ind w:left="4320" w:hanging="360"/>
+      </w:pPr>
+      <w:rPr>
+        <w:rFonts w:ascii="Wingdings" w:hAnsi="Wingdings" w:hint="default"/>
+        <w:sz w:val="20"/>
+      </w:rPr>
+    </w:lvl>
+    <w:lvl w:ilvl="6" w:tentative="1">
+      <w:start w:val="1"/>
+      <w:numFmt w:val="bullet"/>
+      <w:lvlText w:val=""/>
+      <w:lvlJc w:val="left"/>
+      <w:pPr>
+        <w:tabs>
+          <w:tab w:val="num" w:pos="5040"/>
+        </w:tabs>
+        <w:ind w:left="5040" w:hanging="360"/>
+      </w:pPr>
+      <w:rPr>
+        <w:rFonts w:ascii="Wingdings" w:hAnsi="Wingdings" w:hint="default"/>
+        <w:sz w:val="20"/>
+      </w:rPr>
+    </w:lvl>
+    <w:lvl w:ilvl="7" w:tentative="1">
+      <w:start w:val="1"/>
+      <w:numFmt w:val="bullet"/>
+      <w:lvlText w:val=""/>
+      <w:lvlJc w:val="left"/>
+      <w:pPr>
+        <w:tabs>
+          <w:tab w:val="num" w:pos="5760"/>
+        </w:tabs>
+        <w:ind w:left="5760" w:hanging="360"/>
+      </w:pPr>
+      <w:rPr>
+        <w:rFonts w:ascii="Wingdings" w:hAnsi="Wingdings" w:hint="default"/>
+        <w:sz w:val="20"/>
+      </w:rPr>
+    </w:lvl>
+    <w:lvl w:ilvl="8" w:tentative="1">
+      <w:start w:val="1"/>
+      <w:numFmt w:val="bullet"/>
+      <w:lvlText w:val=""/>
+      <w:lvlJc w:val="left"/>
+      <w:pPr>
+        <w:tabs>
+          <w:tab w:val="num" w:pos="6480"/>
+        </w:tabs>
+        <w:ind w:left="6480" w:hanging="360"/>
+      </w:pPr>
+      <w:rPr>
+        <w:rFonts w:ascii="Wingdings" w:hAnsi="Wingdings" w:hint="default"/>
+        <w:sz w:val="20"/>
+      </w:rPr>
+    </w:lvl>
+  </w:abstractNum>
+  <w:abstractNum w:abstractNumId="8" w15:restartNumberingAfterBreak="0">
+    <w:nsid w:val="1A7E143A"/>
+    <w:multiLevelType w:val="multilevel"/>
+    <w:tmpl w:val="4294AF34"/>
+    <w:lvl w:ilvl="0">
+      <w:start w:val="1"/>
+      <w:numFmt w:val="bullet"/>
+      <w:lvlText w:val=""/>
+      <w:lvlJc w:val="left"/>
+      <w:pPr>
+        <w:tabs>
+          <w:tab w:val="num" w:pos="720"/>
+        </w:tabs>
+        <w:ind w:left="720" w:hanging="360"/>
+      </w:pPr>
+      <w:rPr>
+        <w:rFonts w:ascii="Symbol" w:hAnsi="Symbol" w:hint="default"/>
+        <w:sz w:val="20"/>
+      </w:rPr>
+    </w:lvl>
+    <w:lvl w:ilvl="1" w:tentative="1">
+      <w:start w:val="1"/>
+      <w:numFmt w:val="bullet"/>
+      <w:lvlText w:val="o"/>
+      <w:lvlJc w:val="left"/>
+      <w:pPr>
+        <w:tabs>
+          <w:tab w:val="num" w:pos="1440"/>
+        </w:tabs>
+        <w:ind w:left="1440" w:hanging="360"/>
+      </w:pPr>
+      <w:rPr>
+        <w:rFonts w:ascii="Courier New" w:hAnsi="Courier New" w:hint="default"/>
+        <w:sz w:val="20"/>
+      </w:rPr>
+    </w:lvl>
+    <w:lvl w:ilvl="2" w:tentative="1">
+      <w:start w:val="1"/>
+      <w:numFmt w:val="bullet"/>
+      <w:lvlText w:val=""/>
+      <w:lvlJc w:val="left"/>
+      <w:pPr>
+        <w:tabs>
+          <w:tab w:val="num" w:pos="2160"/>
+        </w:tabs>
+        <w:ind w:left="2160" w:hanging="360"/>
+      </w:pPr>
+      <w:rPr>
+        <w:rFonts w:ascii="Wingdings" w:hAnsi="Wingdings" w:hint="default"/>
+        <w:sz w:val="20"/>
+      </w:rPr>
+    </w:lvl>
+    <w:lvl w:ilvl="3" w:tentative="1">
+      <w:start w:val="1"/>
+      <w:numFmt w:val="bullet"/>
+      <w:lvlText w:val=""/>
+      <w:lvlJc w:val="left"/>
+      <w:pPr>
+        <w:tabs>
+          <w:tab w:val="num" w:pos="2880"/>
+        </w:tabs>
+        <w:ind w:left="2880" w:hanging="360"/>
+      </w:pPr>
+      <w:rPr>
+        <w:rFonts w:ascii="Wingdings" w:hAnsi="Wingdings" w:hint="default"/>
+        <w:sz w:val="20"/>
+      </w:rPr>
+    </w:lvl>
+    <w:lvl w:ilvl="4" w:tentative="1">
+      <w:start w:val="1"/>
+      <w:numFmt w:val="bullet"/>
+      <w:lvlText w:val=""/>
+      <w:lvlJc w:val="left"/>
+      <w:pPr>
+        <w:tabs>
+          <w:tab w:val="num" w:pos="3600"/>
+        </w:tabs>
+        <w:ind w:left="3600" w:hanging="360"/>
+      </w:pPr>
+      <w:rPr>
+        <w:rFonts w:ascii="Wingdings" w:hAnsi="Wingdings" w:hint="default"/>
+        <w:sz w:val="20"/>
+      </w:rPr>
+    </w:lvl>
+    <w:lvl w:ilvl="5" w:tentative="1">
+      <w:start w:val="1"/>
+      <w:numFmt w:val="bullet"/>
+      <w:lvlText w:val=""/>
+      <w:lvlJc w:val="left"/>
+      <w:pPr>
+        <w:tabs>
+          <w:tab w:val="num" w:pos="4320"/>
+        </w:tabs>
+        <w:ind w:left="4320" w:hanging="360"/>
+      </w:pPr>
+      <w:rPr>
+        <w:rFonts w:ascii="Wingdings" w:hAnsi="Wingdings" w:hint="default"/>
+        <w:sz w:val="20"/>
+      </w:rPr>
+    </w:lvl>
+    <w:lvl w:ilvl="6" w:tentative="1">
+      <w:start w:val="1"/>
+      <w:numFmt w:val="bullet"/>
+      <w:lvlText w:val=""/>
+      <w:lvlJc w:val="left"/>
+      <w:pPr>
+        <w:tabs>
+          <w:tab w:val="num" w:pos="5040"/>
+        </w:tabs>
+        <w:ind w:left="5040" w:hanging="360"/>
+      </w:pPr>
+      <w:rPr>
+        <w:rFonts w:ascii="Wingdings" w:hAnsi="Wingdings" w:hint="default"/>
+        <w:sz w:val="20"/>
+      </w:rPr>
+    </w:lvl>
+    <w:lvl w:ilvl="7" w:tentative="1">
+      <w:start w:val="1"/>
+      <w:numFmt w:val="bullet"/>
+      <w:lvlText w:val=""/>
+      <w:lvlJc w:val="left"/>
+      <w:pPr>
+        <w:tabs>
+          <w:tab w:val="num" w:pos="5760"/>
+        </w:tabs>
+        <w:ind w:left="5760" w:hanging="360"/>
+      </w:pPr>
+      <w:rPr>
+        <w:rFonts w:ascii="Wingdings" w:hAnsi="Wingdings" w:hint="default"/>
+        <w:sz w:val="20"/>
+      </w:rPr>
+    </w:lvl>
+    <w:lvl w:ilvl="8" w:tentative="1">
+      <w:start w:val="1"/>
+      <w:numFmt w:val="bullet"/>
+      <w:lvlText w:val=""/>
+      <w:lvlJc w:val="left"/>
+      <w:pPr>
+        <w:tabs>
+          <w:tab w:val="num" w:pos="6480"/>
+        </w:tabs>
+        <w:ind w:left="6480" w:hanging="360"/>
+      </w:pPr>
+      <w:rPr>
+        <w:rFonts w:ascii="Wingdings" w:hAnsi="Wingdings" w:hint="default"/>
+        <w:sz w:val="20"/>
+      </w:rPr>
+    </w:lvl>
+  </w:abstractNum>
+  <w:abstractNum w:abstractNumId="9" w15:restartNumberingAfterBreak="0">
     <w:nsid w:val="1B356D9C"/>
     <w:multiLevelType w:val="multilevel"/>
     <w:tmpl w:val="7E4ED2F8"/>
@@ -3497,7 +6055,7 @@
       </w:pPr>
     </w:lvl>
   </w:abstractNum>
-  <w:abstractNum w:abstractNumId="7" w15:restartNumberingAfterBreak="0">
+  <w:abstractNum w:abstractNumId="10" w15:restartNumberingAfterBreak="0">
     <w:nsid w:val="1F2B6DCB"/>
     <w:multiLevelType w:val="multilevel"/>
     <w:tmpl w:val="BF98E362"/>
@@ -3646,7 +6204,7 @@
       </w:rPr>
     </w:lvl>
   </w:abstractNum>
-  <w:abstractNum w:abstractNumId="8" w15:restartNumberingAfterBreak="0">
+  <w:abstractNum w:abstractNumId="11" w15:restartNumberingAfterBreak="0">
     <w:nsid w:val="22491310"/>
     <w:multiLevelType w:val="multilevel"/>
     <w:tmpl w:val="183C2886"/>
@@ -3795,7 +6353,7 @@
       </w:rPr>
     </w:lvl>
   </w:abstractNum>
-  <w:abstractNum w:abstractNumId="9" w15:restartNumberingAfterBreak="0">
+  <w:abstractNum w:abstractNumId="12" w15:restartNumberingAfterBreak="0">
     <w:nsid w:val="23135BAD"/>
     <w:multiLevelType w:val="multilevel"/>
     <w:tmpl w:val="AA0E65CE"/>
@@ -3944,7 +6502,7 @@
       </w:rPr>
     </w:lvl>
   </w:abstractNum>
-  <w:abstractNum w:abstractNumId="10" w15:restartNumberingAfterBreak="0">
+  <w:abstractNum w:abstractNumId="13" w15:restartNumberingAfterBreak="0">
     <w:nsid w:val="23315344"/>
     <w:multiLevelType w:val="multilevel"/>
     <w:tmpl w:val="4A04DF8A"/>
@@ -4057,7 +6615,7 @@
       </w:pPr>
     </w:lvl>
   </w:abstractNum>
-  <w:abstractNum w:abstractNumId="11" w15:restartNumberingAfterBreak="0">
+  <w:abstractNum w:abstractNumId="14" w15:restartNumberingAfterBreak="0">
     <w:nsid w:val="23534DD9"/>
     <w:multiLevelType w:val="multilevel"/>
     <w:tmpl w:val="6E98440E"/>
@@ -4206,7 +6764,7 @@
       </w:rPr>
     </w:lvl>
   </w:abstractNum>
-  <w:abstractNum w:abstractNumId="12" w15:restartNumberingAfterBreak="0">
+  <w:abstractNum w:abstractNumId="15" w15:restartNumberingAfterBreak="0">
     <w:nsid w:val="23C43F6E"/>
     <w:multiLevelType w:val="multilevel"/>
     <w:tmpl w:val="2464775A"/>
@@ -4355,7 +6913,7 @@
       </w:rPr>
     </w:lvl>
   </w:abstractNum>
-  <w:abstractNum w:abstractNumId="13" w15:restartNumberingAfterBreak="0">
+  <w:abstractNum w:abstractNumId="16" w15:restartNumberingAfterBreak="0">
     <w:nsid w:val="277D2605"/>
     <w:multiLevelType w:val="multilevel"/>
     <w:tmpl w:val="A5EAAB7C"/>
@@ -4468,7 +7026,7 @@
       </w:pPr>
     </w:lvl>
   </w:abstractNum>
-  <w:abstractNum w:abstractNumId="14" w15:restartNumberingAfterBreak="0">
+  <w:abstractNum w:abstractNumId="17" w15:restartNumberingAfterBreak="0">
     <w:nsid w:val="28DF22FD"/>
     <w:multiLevelType w:val="multilevel"/>
     <w:tmpl w:val="01487578"/>
@@ -4617,7 +7175,7 @@
       </w:rPr>
     </w:lvl>
   </w:abstractNum>
-  <w:abstractNum w:abstractNumId="15" w15:restartNumberingAfterBreak="0">
+  <w:abstractNum w:abstractNumId="18" w15:restartNumberingAfterBreak="0">
     <w:nsid w:val="30252833"/>
     <w:multiLevelType w:val="multilevel"/>
     <w:tmpl w:val="DF3C96C2"/>
@@ -4766,7 +7324,7 @@
       </w:rPr>
     </w:lvl>
   </w:abstractNum>
-  <w:abstractNum w:abstractNumId="16" w15:restartNumberingAfterBreak="0">
+  <w:abstractNum w:abstractNumId="19" w15:restartNumberingAfterBreak="0">
     <w:nsid w:val="328D07AF"/>
     <w:multiLevelType w:val="multilevel"/>
     <w:tmpl w:val="D6E246AC"/>
@@ -4915,7 +7473,7 @@
       </w:rPr>
     </w:lvl>
   </w:abstractNum>
-  <w:abstractNum w:abstractNumId="17" w15:restartNumberingAfterBreak="0">
+  <w:abstractNum w:abstractNumId="20" w15:restartNumberingAfterBreak="0">
     <w:nsid w:val="33690746"/>
     <w:multiLevelType w:val="multilevel"/>
     <w:tmpl w:val="5C800EDC"/>
@@ -5028,7 +7586,7 @@
       </w:pPr>
     </w:lvl>
   </w:abstractNum>
-  <w:abstractNum w:abstractNumId="18" w15:restartNumberingAfterBreak="0">
+  <w:abstractNum w:abstractNumId="21" w15:restartNumberingAfterBreak="0">
     <w:nsid w:val="35C3297E"/>
     <w:multiLevelType w:val="multilevel"/>
     <w:tmpl w:val="F9C49040"/>
@@ -5141,7 +7699,7 @@
       </w:pPr>
     </w:lvl>
   </w:abstractNum>
-  <w:abstractNum w:abstractNumId="19" w15:restartNumberingAfterBreak="0">
+  <w:abstractNum w:abstractNumId="22" w15:restartNumberingAfterBreak="0">
     <w:nsid w:val="3C152E1F"/>
     <w:multiLevelType w:val="multilevel"/>
     <w:tmpl w:val="4776DBF6"/>
@@ -5290,7 +7848,7 @@
       </w:rPr>
     </w:lvl>
   </w:abstractNum>
-  <w:abstractNum w:abstractNumId="20" w15:restartNumberingAfterBreak="0">
+  <w:abstractNum w:abstractNumId="23" w15:restartNumberingAfterBreak="0">
     <w:nsid w:val="42C71C81"/>
     <w:multiLevelType w:val="multilevel"/>
     <w:tmpl w:val="76E49526"/>
@@ -5439,7 +7997,7 @@
       </w:rPr>
     </w:lvl>
   </w:abstractNum>
-  <w:abstractNum w:abstractNumId="21" w15:restartNumberingAfterBreak="0">
+  <w:abstractNum w:abstractNumId="24" w15:restartNumberingAfterBreak="0">
     <w:nsid w:val="451F6ACF"/>
     <w:multiLevelType w:val="multilevel"/>
     <w:tmpl w:val="911EC718"/>
@@ -5588,7 +8146,156 @@
       </w:rPr>
     </w:lvl>
   </w:abstractNum>
-  <w:abstractNum w:abstractNumId="22" w15:restartNumberingAfterBreak="0">
+  <w:abstractNum w:abstractNumId="25" w15:restartNumberingAfterBreak="0">
+    <w:nsid w:val="48006BAD"/>
+    <w:multiLevelType w:val="multilevel"/>
+    <w:tmpl w:val="26025C80"/>
+    <w:lvl w:ilvl="0">
+      <w:start w:val="1"/>
+      <w:numFmt w:val="bullet"/>
+      <w:lvlText w:val=""/>
+      <w:lvlJc w:val="left"/>
+      <w:pPr>
+        <w:tabs>
+          <w:tab w:val="num" w:pos="720"/>
+        </w:tabs>
+        <w:ind w:left="720" w:hanging="360"/>
+      </w:pPr>
+      <w:rPr>
+        <w:rFonts w:ascii="Symbol" w:hAnsi="Symbol" w:hint="default"/>
+        <w:sz w:val="20"/>
+      </w:rPr>
+    </w:lvl>
+    <w:lvl w:ilvl="1" w:tentative="1">
+      <w:start w:val="1"/>
+      <w:numFmt w:val="bullet"/>
+      <w:lvlText w:val="o"/>
+      <w:lvlJc w:val="left"/>
+      <w:pPr>
+        <w:tabs>
+          <w:tab w:val="num" w:pos="1440"/>
+        </w:tabs>
+        <w:ind w:left="1440" w:hanging="360"/>
+      </w:pPr>
+      <w:rPr>
+        <w:rFonts w:ascii="Courier New" w:hAnsi="Courier New" w:hint="default"/>
+        <w:sz w:val="20"/>
+      </w:rPr>
+    </w:lvl>
+    <w:lvl w:ilvl="2" w:tentative="1">
+      <w:start w:val="1"/>
+      <w:numFmt w:val="bullet"/>
+      <w:lvlText w:val=""/>
+      <w:lvlJc w:val="left"/>
+      <w:pPr>
+        <w:tabs>
+          <w:tab w:val="num" w:pos="2160"/>
+        </w:tabs>
+        <w:ind w:left="2160" w:hanging="360"/>
+      </w:pPr>
+      <w:rPr>
+        <w:rFonts w:ascii="Wingdings" w:hAnsi="Wingdings" w:hint="default"/>
+        <w:sz w:val="20"/>
+      </w:rPr>
+    </w:lvl>
+    <w:lvl w:ilvl="3" w:tentative="1">
+      <w:start w:val="1"/>
+      <w:numFmt w:val="bullet"/>
+      <w:lvlText w:val=""/>
+      <w:lvlJc w:val="left"/>
+      <w:pPr>
+        <w:tabs>
+          <w:tab w:val="num" w:pos="2880"/>
+        </w:tabs>
+        <w:ind w:left="2880" w:hanging="360"/>
+      </w:pPr>
+      <w:rPr>
+        <w:rFonts w:ascii="Wingdings" w:hAnsi="Wingdings" w:hint="default"/>
+        <w:sz w:val="20"/>
+      </w:rPr>
+    </w:lvl>
+    <w:lvl w:ilvl="4" w:tentative="1">
+      <w:start w:val="1"/>
+      <w:numFmt w:val="bullet"/>
+      <w:lvlText w:val=""/>
+      <w:lvlJc w:val="left"/>
+      <w:pPr>
+        <w:tabs>
+          <w:tab w:val="num" w:pos="3600"/>
+        </w:tabs>
+        <w:ind w:left="3600" w:hanging="360"/>
+      </w:pPr>
+      <w:rPr>
+        <w:rFonts w:ascii="Wingdings" w:hAnsi="Wingdings" w:hint="default"/>
+        <w:sz w:val="20"/>
+      </w:rPr>
+    </w:lvl>
+    <w:lvl w:ilvl="5" w:tentative="1">
+      <w:start w:val="1"/>
+      <w:numFmt w:val="bullet"/>
+      <w:lvlText w:val=""/>
+      <w:lvlJc w:val="left"/>
+      <w:pPr>
+        <w:tabs>
+          <w:tab w:val="num" w:pos="4320"/>
+        </w:tabs>
+        <w:ind w:left="4320" w:hanging="360"/>
+      </w:pPr>
+      <w:rPr>
+        <w:rFonts w:ascii="Wingdings" w:hAnsi="Wingdings" w:hint="default"/>
+        <w:sz w:val="20"/>
+      </w:rPr>
+    </w:lvl>
+    <w:lvl w:ilvl="6" w:tentative="1">
+      <w:start w:val="1"/>
+      <w:numFmt w:val="bullet"/>
+      <w:lvlText w:val=""/>
+      <w:lvlJc w:val="left"/>
+      <w:pPr>
+        <w:tabs>
+          <w:tab w:val="num" w:pos="5040"/>
+        </w:tabs>
+        <w:ind w:left="5040" w:hanging="360"/>
+      </w:pPr>
+      <w:rPr>
+        <w:rFonts w:ascii="Wingdings" w:hAnsi="Wingdings" w:hint="default"/>
+        <w:sz w:val="20"/>
+      </w:rPr>
+    </w:lvl>
+    <w:lvl w:ilvl="7" w:tentative="1">
+      <w:start w:val="1"/>
+      <w:numFmt w:val="bullet"/>
+      <w:lvlText w:val=""/>
+      <w:lvlJc w:val="left"/>
+      <w:pPr>
+        <w:tabs>
+          <w:tab w:val="num" w:pos="5760"/>
+        </w:tabs>
+        <w:ind w:left="5760" w:hanging="360"/>
+      </w:pPr>
+      <w:rPr>
+        <w:rFonts w:ascii="Wingdings" w:hAnsi="Wingdings" w:hint="default"/>
+        <w:sz w:val="20"/>
+      </w:rPr>
+    </w:lvl>
+    <w:lvl w:ilvl="8" w:tentative="1">
+      <w:start w:val="1"/>
+      <w:numFmt w:val="bullet"/>
+      <w:lvlText w:val=""/>
+      <w:lvlJc w:val="left"/>
+      <w:pPr>
+        <w:tabs>
+          <w:tab w:val="num" w:pos="6480"/>
+        </w:tabs>
+        <w:ind w:left="6480" w:hanging="360"/>
+      </w:pPr>
+      <w:rPr>
+        <w:rFonts w:ascii="Wingdings" w:hAnsi="Wingdings" w:hint="default"/>
+        <w:sz w:val="20"/>
+      </w:rPr>
+    </w:lvl>
+  </w:abstractNum>
+  <w:abstractNum w:abstractNumId="26" w15:restartNumberingAfterBreak="0">
     <w:nsid w:val="4A7825A4"/>
     <w:multiLevelType w:val="multilevel"/>
     <w:tmpl w:val="6324ED82"/>
@@ -5737,7 +8444,7 @@
       </w:rPr>
     </w:lvl>
   </w:abstractNum>
-  <w:abstractNum w:abstractNumId="23" w15:restartNumberingAfterBreak="0">
+  <w:abstractNum w:abstractNumId="27" w15:restartNumberingAfterBreak="0">
     <w:nsid w:val="4BFE025E"/>
     <w:multiLevelType w:val="multilevel"/>
     <w:tmpl w:val="F2A09EAE"/>
@@ -5886,7 +8593,7 @@
       </w:rPr>
     </w:lvl>
   </w:abstractNum>
-  <w:abstractNum w:abstractNumId="24" w15:restartNumberingAfterBreak="0">
+  <w:abstractNum w:abstractNumId="28" w15:restartNumberingAfterBreak="0">
     <w:nsid w:val="504B217D"/>
     <w:multiLevelType w:val="multilevel"/>
     <w:tmpl w:val="F79A51CC"/>
@@ -6035,7 +8742,7 @@
       </w:rPr>
     </w:lvl>
   </w:abstractNum>
-  <w:abstractNum w:abstractNumId="25" w15:restartNumberingAfterBreak="0">
+  <w:abstractNum w:abstractNumId="29" w15:restartNumberingAfterBreak="0">
     <w:nsid w:val="509A64DF"/>
     <w:multiLevelType w:val="multilevel"/>
     <w:tmpl w:val="24C86582"/>
@@ -6148,7 +8855,156 @@
       </w:pPr>
     </w:lvl>
   </w:abstractNum>
-  <w:abstractNum w:abstractNumId="26" w15:restartNumberingAfterBreak="0">
+  <w:abstractNum w:abstractNumId="30" w15:restartNumberingAfterBreak="0">
+    <w:nsid w:val="51DB0651"/>
+    <w:multiLevelType w:val="multilevel"/>
+    <w:tmpl w:val="F5405B1C"/>
+    <w:lvl w:ilvl="0">
+      <w:start w:val="1"/>
+      <w:numFmt w:val="bullet"/>
+      <w:lvlText w:val=""/>
+      <w:lvlJc w:val="left"/>
+      <w:pPr>
+        <w:tabs>
+          <w:tab w:val="num" w:pos="720"/>
+        </w:tabs>
+        <w:ind w:left="720" w:hanging="360"/>
+      </w:pPr>
+      <w:rPr>
+        <w:rFonts w:ascii="Symbol" w:hAnsi="Symbol" w:hint="default"/>
+        <w:sz w:val="20"/>
+      </w:rPr>
+    </w:lvl>
+    <w:lvl w:ilvl="1" w:tentative="1">
+      <w:start w:val="1"/>
+      <w:numFmt w:val="bullet"/>
+      <w:lvlText w:val="o"/>
+      <w:lvlJc w:val="left"/>
+      <w:pPr>
+        <w:tabs>
+          <w:tab w:val="num" w:pos="1440"/>
+        </w:tabs>
+        <w:ind w:left="1440" w:hanging="360"/>
+      </w:pPr>
+      <w:rPr>
+        <w:rFonts w:ascii="Courier New" w:hAnsi="Courier New" w:hint="default"/>
+        <w:sz w:val="20"/>
+      </w:rPr>
+    </w:lvl>
+    <w:lvl w:ilvl="2" w:tentative="1">
+      <w:start w:val="1"/>
+      <w:numFmt w:val="bullet"/>
+      <w:lvlText w:val=""/>
+      <w:lvlJc w:val="left"/>
+      <w:pPr>
+        <w:tabs>
+          <w:tab w:val="num" w:pos="2160"/>
+        </w:tabs>
+        <w:ind w:left="2160" w:hanging="360"/>
+      </w:pPr>
+      <w:rPr>
+        <w:rFonts w:ascii="Wingdings" w:hAnsi="Wingdings" w:hint="default"/>
+        <w:sz w:val="20"/>
+      </w:rPr>
+    </w:lvl>
+    <w:lvl w:ilvl="3" w:tentative="1">
+      <w:start w:val="1"/>
+      <w:numFmt w:val="bullet"/>
+      <w:lvlText w:val=""/>
+      <w:lvlJc w:val="left"/>
+      <w:pPr>
+        <w:tabs>
+          <w:tab w:val="num" w:pos="2880"/>
+        </w:tabs>
+        <w:ind w:left="2880" w:hanging="360"/>
+      </w:pPr>
+      <w:rPr>
+        <w:rFonts w:ascii="Wingdings" w:hAnsi="Wingdings" w:hint="default"/>
+        <w:sz w:val="20"/>
+      </w:rPr>
+    </w:lvl>
+    <w:lvl w:ilvl="4" w:tentative="1">
+      <w:start w:val="1"/>
+      <w:numFmt w:val="bullet"/>
+      <w:lvlText w:val=""/>
+      <w:lvlJc w:val="left"/>
+      <w:pPr>
+        <w:tabs>
+          <w:tab w:val="num" w:pos="3600"/>
+        </w:tabs>
+        <w:ind w:left="3600" w:hanging="360"/>
+      </w:pPr>
+      <w:rPr>
+        <w:rFonts w:ascii="Wingdings" w:hAnsi="Wingdings" w:hint="default"/>
+        <w:sz w:val="20"/>
+      </w:rPr>
+    </w:lvl>
+    <w:lvl w:ilvl="5" w:tentative="1">
+      <w:start w:val="1"/>
+      <w:numFmt w:val="bullet"/>
+      <w:lvlText w:val=""/>
+      <w:lvlJc w:val="left"/>
+      <w:pPr>
+        <w:tabs>
+          <w:tab w:val="num" w:pos="4320"/>
+        </w:tabs>
+        <w:ind w:left="4320" w:hanging="360"/>
+      </w:pPr>
+      <w:rPr>
+        <w:rFonts w:ascii="Wingdings" w:hAnsi="Wingdings" w:hint="default"/>
+        <w:sz w:val="20"/>
+      </w:rPr>
+    </w:lvl>
+    <w:lvl w:ilvl="6" w:tentative="1">
+      <w:start w:val="1"/>
+      <w:numFmt w:val="bullet"/>
+      <w:lvlText w:val=""/>
+      <w:lvlJc w:val="left"/>
+      <w:pPr>
+        <w:tabs>
+          <w:tab w:val="num" w:pos="5040"/>
+        </w:tabs>
+        <w:ind w:left="5040" w:hanging="360"/>
+      </w:pPr>
+      <w:rPr>
+        <w:rFonts w:ascii="Wingdings" w:hAnsi="Wingdings" w:hint="default"/>
+        <w:sz w:val="20"/>
+      </w:rPr>
+    </w:lvl>
+    <w:lvl w:ilvl="7" w:tentative="1">
+      <w:start w:val="1"/>
+      <w:numFmt w:val="bullet"/>
+      <w:lvlText w:val=""/>
+      <w:lvlJc w:val="left"/>
+      <w:pPr>
+        <w:tabs>
+          <w:tab w:val="num" w:pos="5760"/>
+        </w:tabs>
+        <w:ind w:left="5760" w:hanging="360"/>
+      </w:pPr>
+      <w:rPr>
+        <w:rFonts w:ascii="Wingdings" w:hAnsi="Wingdings" w:hint="default"/>
+        <w:sz w:val="20"/>
+      </w:rPr>
+    </w:lvl>
+    <w:lvl w:ilvl="8" w:tentative="1">
+      <w:start w:val="1"/>
+      <w:numFmt w:val="bullet"/>
+      <w:lvlText w:val=""/>
+      <w:lvlJc w:val="left"/>
+      <w:pPr>
+        <w:tabs>
+          <w:tab w:val="num" w:pos="6480"/>
+        </w:tabs>
+        <w:ind w:left="6480" w:hanging="360"/>
+      </w:pPr>
+      <w:rPr>
+        <w:rFonts w:ascii="Wingdings" w:hAnsi="Wingdings" w:hint="default"/>
+        <w:sz w:val="20"/>
+      </w:rPr>
+    </w:lvl>
+  </w:abstractNum>
+  <w:abstractNum w:abstractNumId="31" w15:restartNumberingAfterBreak="0">
     <w:nsid w:val="5449401F"/>
     <w:multiLevelType w:val="multilevel"/>
     <w:tmpl w:val="32902B8C"/>
@@ -6297,7 +9153,7 @@
       </w:rPr>
     </w:lvl>
   </w:abstractNum>
-  <w:abstractNum w:abstractNumId="27" w15:restartNumberingAfterBreak="0">
+  <w:abstractNum w:abstractNumId="32" w15:restartNumberingAfterBreak="0">
     <w:nsid w:val="5513015E"/>
     <w:multiLevelType w:val="multilevel"/>
     <w:tmpl w:val="323CAED2"/>
@@ -6446,7 +9302,7 @@
       </w:rPr>
     </w:lvl>
   </w:abstractNum>
-  <w:abstractNum w:abstractNumId="28" w15:restartNumberingAfterBreak="0">
+  <w:abstractNum w:abstractNumId="33" w15:restartNumberingAfterBreak="0">
     <w:nsid w:val="55C10765"/>
     <w:multiLevelType w:val="multilevel"/>
     <w:tmpl w:val="B1907BCE"/>
@@ -6595,7 +9451,7 @@
       </w:rPr>
     </w:lvl>
   </w:abstractNum>
-  <w:abstractNum w:abstractNumId="29" w15:restartNumberingAfterBreak="0">
+  <w:abstractNum w:abstractNumId="34" w15:restartNumberingAfterBreak="0">
     <w:nsid w:val="58D227BF"/>
     <w:multiLevelType w:val="multilevel"/>
     <w:tmpl w:val="291EEAEA"/>
@@ -6744,7 +9600,7 @@
       </w:rPr>
     </w:lvl>
   </w:abstractNum>
-  <w:abstractNum w:abstractNumId="30" w15:restartNumberingAfterBreak="0">
+  <w:abstractNum w:abstractNumId="35" w15:restartNumberingAfterBreak="0">
     <w:nsid w:val="5C1F50F3"/>
     <w:multiLevelType w:val="multilevel"/>
     <w:tmpl w:val="8CC8814E"/>
@@ -6861,7 +9717,7 @@
       </w:pPr>
     </w:lvl>
   </w:abstractNum>
-  <w:abstractNum w:abstractNumId="31" w15:restartNumberingAfterBreak="0">
+  <w:abstractNum w:abstractNumId="36" w15:restartNumberingAfterBreak="0">
     <w:nsid w:val="5E1F120B"/>
     <w:multiLevelType w:val="multilevel"/>
     <w:tmpl w:val="CF86E1C2"/>
@@ -7010,7 +9866,7 @@
       </w:rPr>
     </w:lvl>
   </w:abstractNum>
-  <w:abstractNum w:abstractNumId="32" w15:restartNumberingAfterBreak="0">
+  <w:abstractNum w:abstractNumId="37" w15:restartNumberingAfterBreak="0">
     <w:nsid w:val="5F341AF8"/>
     <w:multiLevelType w:val="multilevel"/>
     <w:tmpl w:val="B38A36A4"/>
@@ -7159,7 +10015,7 @@
       </w:rPr>
     </w:lvl>
   </w:abstractNum>
-  <w:abstractNum w:abstractNumId="33" w15:restartNumberingAfterBreak="0">
+  <w:abstractNum w:abstractNumId="38" w15:restartNumberingAfterBreak="0">
     <w:nsid w:val="613C144E"/>
     <w:multiLevelType w:val="multilevel"/>
     <w:tmpl w:val="66CE4D62"/>
@@ -7308,7 +10164,7 @@
       </w:rPr>
     </w:lvl>
   </w:abstractNum>
-  <w:abstractNum w:abstractNumId="34" w15:restartNumberingAfterBreak="0">
+  <w:abstractNum w:abstractNumId="39" w15:restartNumberingAfterBreak="0">
     <w:nsid w:val="668426A1"/>
     <w:multiLevelType w:val="multilevel"/>
     <w:tmpl w:val="76B6C636"/>
@@ -7421,7 +10277,7 @@
       </w:pPr>
     </w:lvl>
   </w:abstractNum>
-  <w:abstractNum w:abstractNumId="35" w15:restartNumberingAfterBreak="0">
+  <w:abstractNum w:abstractNumId="40" w15:restartNumberingAfterBreak="0">
     <w:nsid w:val="69594CC7"/>
     <w:multiLevelType w:val="multilevel"/>
     <w:tmpl w:val="4B3EFE48"/>
@@ -7570,7 +10426,7 @@
       </w:rPr>
     </w:lvl>
   </w:abstractNum>
-  <w:abstractNum w:abstractNumId="36" w15:restartNumberingAfterBreak="0">
+  <w:abstractNum w:abstractNumId="41" w15:restartNumberingAfterBreak="0">
     <w:nsid w:val="6A6E4253"/>
     <w:multiLevelType w:val="multilevel"/>
     <w:tmpl w:val="7A4ADFC4"/>
@@ -7719,7 +10575,7 @@
       </w:rPr>
     </w:lvl>
   </w:abstractNum>
-  <w:abstractNum w:abstractNumId="37" w15:restartNumberingAfterBreak="0">
+  <w:abstractNum w:abstractNumId="42" w15:restartNumberingAfterBreak="0">
     <w:nsid w:val="6B211908"/>
     <w:multiLevelType w:val="multilevel"/>
     <w:tmpl w:val="FB822E7A"/>
@@ -7868,7 +10724,7 @@
       </w:rPr>
     </w:lvl>
   </w:abstractNum>
-  <w:abstractNum w:abstractNumId="38" w15:restartNumberingAfterBreak="0">
+  <w:abstractNum w:abstractNumId="43" w15:restartNumberingAfterBreak="0">
     <w:nsid w:val="6B637045"/>
     <w:multiLevelType w:val="multilevel"/>
     <w:tmpl w:val="8A989164"/>
@@ -8017,7 +10873,7 @@
       </w:rPr>
     </w:lvl>
   </w:abstractNum>
-  <w:abstractNum w:abstractNumId="39" w15:restartNumberingAfterBreak="0">
+  <w:abstractNum w:abstractNumId="44" w15:restartNumberingAfterBreak="0">
     <w:nsid w:val="6BC651F6"/>
     <w:multiLevelType w:val="multilevel"/>
     <w:tmpl w:val="34BA0CD6"/>
@@ -8166,7 +11022,7 @@
       </w:rPr>
     </w:lvl>
   </w:abstractNum>
-  <w:abstractNum w:abstractNumId="40" w15:restartNumberingAfterBreak="0">
+  <w:abstractNum w:abstractNumId="45" w15:restartNumberingAfterBreak="0">
     <w:nsid w:val="6C9A2B16"/>
     <w:multiLevelType w:val="multilevel"/>
     <w:tmpl w:val="72745ADC"/>
@@ -8315,7 +11171,7 @@
       </w:rPr>
     </w:lvl>
   </w:abstractNum>
-  <w:abstractNum w:abstractNumId="41" w15:restartNumberingAfterBreak="0">
+  <w:abstractNum w:abstractNumId="46" w15:restartNumberingAfterBreak="0">
     <w:nsid w:val="721845DE"/>
     <w:multiLevelType w:val="multilevel"/>
     <w:tmpl w:val="42808B9E"/>
@@ -8464,7 +11320,7 @@
       </w:rPr>
     </w:lvl>
   </w:abstractNum>
-  <w:abstractNum w:abstractNumId="42" w15:restartNumberingAfterBreak="0">
+  <w:abstractNum w:abstractNumId="47" w15:restartNumberingAfterBreak="0">
     <w:nsid w:val="73C9455A"/>
     <w:multiLevelType w:val="multilevel"/>
     <w:tmpl w:val="93BE8740"/>
@@ -8577,7 +11433,7 @@
       </w:pPr>
     </w:lvl>
   </w:abstractNum>
-  <w:abstractNum w:abstractNumId="43" w15:restartNumberingAfterBreak="0">
+  <w:abstractNum w:abstractNumId="48" w15:restartNumberingAfterBreak="0">
     <w:nsid w:val="74BF2481"/>
     <w:multiLevelType w:val="multilevel"/>
     <w:tmpl w:val="55B0A1DE"/>
@@ -8690,7 +11546,120 @@
       </w:pPr>
     </w:lvl>
   </w:abstractNum>
-  <w:abstractNum w:abstractNumId="44" w15:restartNumberingAfterBreak="0">
+  <w:abstractNum w:abstractNumId="49" w15:restartNumberingAfterBreak="0">
+    <w:nsid w:val="77652F7D"/>
+    <w:multiLevelType w:val="multilevel"/>
+    <w:tmpl w:val="16B6A1A2"/>
+    <w:lvl w:ilvl="0">
+      <w:start w:val="1"/>
+      <w:numFmt w:val="decimal"/>
+      <w:lvlText w:val="%1."/>
+      <w:lvlJc w:val="left"/>
+      <w:pPr>
+        <w:tabs>
+          <w:tab w:val="num" w:pos="720"/>
+        </w:tabs>
+        <w:ind w:left="720" w:hanging="360"/>
+      </w:pPr>
+    </w:lvl>
+    <w:lvl w:ilvl="1" w:tentative="1">
+      <w:start w:val="1"/>
+      <w:numFmt w:val="decimal"/>
+      <w:lvlText w:val="%2."/>
+      <w:lvlJc w:val="left"/>
+      <w:pPr>
+        <w:tabs>
+          <w:tab w:val="num" w:pos="1440"/>
+        </w:tabs>
+        <w:ind w:left="1440" w:hanging="360"/>
+      </w:pPr>
+    </w:lvl>
+    <w:lvl w:ilvl="2" w:tentative="1">
+      <w:start w:val="1"/>
+      <w:numFmt w:val="decimal"/>
+      <w:lvlText w:val="%3."/>
+      <w:lvlJc w:val="left"/>
+      <w:pPr>
+        <w:tabs>
+          <w:tab w:val="num" w:pos="2160"/>
+        </w:tabs>
+        <w:ind w:left="2160" w:hanging="360"/>
+      </w:pPr>
+    </w:lvl>
+    <w:lvl w:ilvl="3" w:tentative="1">
+      <w:start w:val="1"/>
+      <w:numFmt w:val="decimal"/>
+      <w:lvlText w:val="%4."/>
+      <w:lvlJc w:val="left"/>
+      <w:pPr>
+        <w:tabs>
+          <w:tab w:val="num" w:pos="2880"/>
+        </w:tabs>
+        <w:ind w:left="2880" w:hanging="360"/>
+      </w:pPr>
+    </w:lvl>
+    <w:lvl w:ilvl="4" w:tentative="1">
+      <w:start w:val="1"/>
+      <w:numFmt w:val="decimal"/>
+      <w:lvlText w:val="%5."/>
+      <w:lvlJc w:val="left"/>
+      <w:pPr>
+        <w:tabs>
+          <w:tab w:val="num" w:pos="3600"/>
+        </w:tabs>
+        <w:ind w:left="3600" w:hanging="360"/>
+      </w:pPr>
+    </w:lvl>
+    <w:lvl w:ilvl="5" w:tentative="1">
+      <w:start w:val="1"/>
+      <w:numFmt w:val="decimal"/>
+      <w:lvlText w:val="%6."/>
+      <w:lvlJc w:val="left"/>
+      <w:pPr>
+        <w:tabs>
+          <w:tab w:val="num" w:pos="4320"/>
+        </w:tabs>
+        <w:ind w:left="4320" w:hanging="360"/>
+      </w:pPr>
+    </w:lvl>
+    <w:lvl w:ilvl="6" w:tentative="1">
+      <w:start w:val="1"/>
+      <w:numFmt w:val="decimal"/>
+      <w:lvlText w:val="%7."/>
+      <w:lvlJc w:val="left"/>
+      <w:pPr>
+        <w:tabs>
+          <w:tab w:val="num" w:pos="5040"/>
+        </w:tabs>
+        <w:ind w:left="5040" w:hanging="360"/>
+      </w:pPr>
+    </w:lvl>
+    <w:lvl w:ilvl="7" w:tentative="1">
+      <w:start w:val="1"/>
+      <w:numFmt w:val="decimal"/>
+      <w:lvlText w:val="%8."/>
+      <w:lvlJc w:val="left"/>
+      <w:pPr>
+        <w:tabs>
+          <w:tab w:val="num" w:pos="5760"/>
+        </w:tabs>
+        <w:ind w:left="5760" w:hanging="360"/>
+      </w:pPr>
+    </w:lvl>
+    <w:lvl w:ilvl="8" w:tentative="1">
+      <w:start w:val="1"/>
+      <w:numFmt w:val="decimal"/>
+      <w:lvlText w:val="%9."/>
+      <w:lvlJc w:val="left"/>
+      <w:pPr>
+        <w:tabs>
+          <w:tab w:val="num" w:pos="6480"/>
+        </w:tabs>
+        <w:ind w:left="6480" w:hanging="360"/>
+      </w:pPr>
+    </w:lvl>
+  </w:abstractNum>
+  <w:abstractNum w:abstractNumId="50" w15:restartNumberingAfterBreak="0">
     <w:nsid w:val="79B017B9"/>
     <w:multiLevelType w:val="multilevel"/>
     <w:tmpl w:val="8DAA4712"/>
@@ -8839,7 +11808,7 @@
       </w:rPr>
     </w:lvl>
   </w:abstractNum>
-  <w:abstractNum w:abstractNumId="45" w15:restartNumberingAfterBreak="0">
+  <w:abstractNum w:abstractNumId="51" w15:restartNumberingAfterBreak="0">
     <w:nsid w:val="7C2C7C0A"/>
     <w:multiLevelType w:val="multilevel"/>
     <w:tmpl w:val="BD26F8D8"/>
@@ -8988,7 +11957,7 @@
       </w:rPr>
     </w:lvl>
   </w:abstractNum>
-  <w:abstractNum w:abstractNumId="46" w15:restartNumberingAfterBreak="0">
+  <w:abstractNum w:abstractNumId="52" w15:restartNumberingAfterBreak="0">
     <w:nsid w:val="7C63259D"/>
     <w:multiLevelType w:val="multilevel"/>
     <w:tmpl w:val="524CB82E"/>
@@ -9101,7 +12070,7 @@
       </w:pPr>
     </w:lvl>
   </w:abstractNum>
-  <w:abstractNum w:abstractNumId="47" w15:restartNumberingAfterBreak="0">
+  <w:abstractNum w:abstractNumId="53" w15:restartNumberingAfterBreak="0">
     <w:nsid w:val="7E3165A5"/>
     <w:multiLevelType w:val="multilevel"/>
     <w:tmpl w:val="8E7CB2C2"/>
@@ -9250,7 +12219,7 @@
       </w:rPr>
     </w:lvl>
   </w:abstractNum>
-  <w:abstractNum w:abstractNumId="48" w15:restartNumberingAfterBreak="0">
+  <w:abstractNum w:abstractNumId="54" w15:restartNumberingAfterBreak="0">
     <w:nsid w:val="7E4D362D"/>
     <w:multiLevelType w:val="multilevel"/>
     <w:tmpl w:val="38DE0E0C"/>
@@ -9400,40 +12369,40 @@
     </w:lvl>
   </w:abstractNum>
   <w:num w:numId="1" w16cid:durableId="486409364">
-    <w:abstractNumId w:val="15"/>
+    <w:abstractNumId w:val="18"/>
   </w:num>
   <w:num w:numId="2" w16cid:durableId="1730494669">
-    <w:abstractNumId w:val="29"/>
+    <w:abstractNumId w:val="34"/>
   </w:num>
   <w:num w:numId="3" w16cid:durableId="1138961188">
-    <w:abstractNumId w:val="31"/>
+    <w:abstractNumId w:val="36"/>
   </w:num>
   <w:num w:numId="4" w16cid:durableId="759520275">
-    <w:abstractNumId w:val="20"/>
+    <w:abstractNumId w:val="23"/>
   </w:num>
   <w:num w:numId="5" w16cid:durableId="394008598">
+    <w:abstractNumId w:val="26"/>
+  </w:num>
+  <w:num w:numId="6" w16cid:durableId="84613582">
     <w:abstractNumId w:val="22"/>
   </w:num>
-  <w:num w:numId="6" w16cid:durableId="84613582">
-    <w:abstractNumId w:val="19"/>
-  </w:num>
   <w:num w:numId="7" w16cid:durableId="1214806148">
-    <w:abstractNumId w:val="18"/>
+    <w:abstractNumId w:val="21"/>
   </w:num>
   <w:num w:numId="8" w16cid:durableId="1554730194">
-    <w:abstractNumId w:val="7"/>
+    <w:abstractNumId w:val="10"/>
   </w:num>
   <w:num w:numId="9" w16cid:durableId="341325960">
-    <w:abstractNumId w:val="30"/>
+    <w:abstractNumId w:val="35"/>
   </w:num>
   <w:num w:numId="10" w16cid:durableId="1588615940">
-    <w:abstractNumId w:val="34"/>
+    <w:abstractNumId w:val="39"/>
   </w:num>
   <w:num w:numId="11" w16cid:durableId="232278024">
-    <w:abstractNumId w:val="42"/>
+    <w:abstractNumId w:val="47"/>
   </w:num>
   <w:num w:numId="12" w16cid:durableId="407385684">
-    <w:abstractNumId w:val="13"/>
+    <w:abstractNumId w:val="16"/>
   </w:num>
   <w:num w:numId="13" w16cid:durableId="409666219">
     <w:abstractNumId w:val="1"/>
@@ -9442,109 +12411,127 @@
     <w:abstractNumId w:val="3"/>
   </w:num>
   <w:num w:numId="15" w16cid:durableId="6297848">
-    <w:abstractNumId w:val="28"/>
+    <w:abstractNumId w:val="33"/>
   </w:num>
   <w:num w:numId="16" w16cid:durableId="300620615">
     <w:abstractNumId w:val="2"/>
   </w:num>
   <w:num w:numId="17" w16cid:durableId="772746810">
-    <w:abstractNumId w:val="10"/>
+    <w:abstractNumId w:val="13"/>
   </w:num>
   <w:num w:numId="18" w16cid:durableId="904073452">
-    <w:abstractNumId w:val="17"/>
+    <w:abstractNumId w:val="20"/>
   </w:num>
   <w:num w:numId="19" w16cid:durableId="869606024">
-    <w:abstractNumId w:val="24"/>
+    <w:abstractNumId w:val="28"/>
   </w:num>
   <w:num w:numId="20" w16cid:durableId="881097584">
-    <w:abstractNumId w:val="46"/>
+    <w:abstractNumId w:val="52"/>
   </w:num>
   <w:num w:numId="21" w16cid:durableId="280188298">
-    <w:abstractNumId w:val="23"/>
+    <w:abstractNumId w:val="27"/>
   </w:num>
   <w:num w:numId="22" w16cid:durableId="2105150590">
-    <w:abstractNumId w:val="26"/>
+    <w:abstractNumId w:val="31"/>
   </w:num>
   <w:num w:numId="23" w16cid:durableId="2098305">
     <w:abstractNumId w:val="0"/>
   </w:num>
   <w:num w:numId="24" w16cid:durableId="1859156478">
-    <w:abstractNumId w:val="35"/>
+    <w:abstractNumId w:val="40"/>
   </w:num>
   <w:num w:numId="25" w16cid:durableId="432554122">
-    <w:abstractNumId w:val="33"/>
+    <w:abstractNumId w:val="38"/>
   </w:num>
   <w:num w:numId="26" w16cid:durableId="46415295">
+    <w:abstractNumId w:val="11"/>
+  </w:num>
+  <w:num w:numId="27" w16cid:durableId="784931294">
+    <w:abstractNumId w:val="5"/>
+  </w:num>
+  <w:num w:numId="28" w16cid:durableId="1388526444">
+    <w:abstractNumId w:val="6"/>
+  </w:num>
+  <w:num w:numId="29" w16cid:durableId="257835116">
+    <w:abstractNumId w:val="32"/>
+  </w:num>
+  <w:num w:numId="30" w16cid:durableId="18623911">
+    <w:abstractNumId w:val="17"/>
+  </w:num>
+  <w:num w:numId="31" w16cid:durableId="34816097">
+    <w:abstractNumId w:val="9"/>
+  </w:num>
+  <w:num w:numId="32" w16cid:durableId="555818378">
+    <w:abstractNumId w:val="14"/>
+  </w:num>
+  <w:num w:numId="33" w16cid:durableId="763308469">
+    <w:abstractNumId w:val="54"/>
+  </w:num>
+  <w:num w:numId="34" w16cid:durableId="1445542948">
+    <w:abstractNumId w:val="19"/>
+  </w:num>
+  <w:num w:numId="35" w16cid:durableId="2034764369">
+    <w:abstractNumId w:val="41"/>
+  </w:num>
+  <w:num w:numId="36" w16cid:durableId="692611610">
+    <w:abstractNumId w:val="53"/>
+  </w:num>
+  <w:num w:numId="37" w16cid:durableId="1984583527">
+    <w:abstractNumId w:val="12"/>
+  </w:num>
+  <w:num w:numId="38" w16cid:durableId="1293713378">
+    <w:abstractNumId w:val="29"/>
+  </w:num>
+  <w:num w:numId="39" w16cid:durableId="1557662308">
+    <w:abstractNumId w:val="37"/>
+  </w:num>
+  <w:num w:numId="40" w16cid:durableId="942611531">
+    <w:abstractNumId w:val="24"/>
+  </w:num>
+  <w:num w:numId="41" w16cid:durableId="818885808">
+    <w:abstractNumId w:val="48"/>
+  </w:num>
+  <w:num w:numId="42" w16cid:durableId="416053125">
+    <w:abstractNumId w:val="51"/>
+  </w:num>
+  <w:num w:numId="43" w16cid:durableId="74938638">
+    <w:abstractNumId w:val="50"/>
+  </w:num>
+  <w:num w:numId="44" w16cid:durableId="1722703927">
+    <w:abstractNumId w:val="44"/>
+  </w:num>
+  <w:num w:numId="45" w16cid:durableId="1100639238">
+    <w:abstractNumId w:val="42"/>
+  </w:num>
+  <w:num w:numId="46" w16cid:durableId="151801549">
+    <w:abstractNumId w:val="45"/>
+  </w:num>
+  <w:num w:numId="47" w16cid:durableId="651909181">
+    <w:abstractNumId w:val="15"/>
+  </w:num>
+  <w:num w:numId="48" w16cid:durableId="520365714">
+    <w:abstractNumId w:val="43"/>
+  </w:num>
+  <w:num w:numId="49" w16cid:durableId="1601329367">
+    <w:abstractNumId w:val="46"/>
+  </w:num>
+  <w:num w:numId="50" w16cid:durableId="602343067">
+    <w:abstractNumId w:val="49"/>
+  </w:num>
+  <w:num w:numId="51" w16cid:durableId="1090738799">
+    <w:abstractNumId w:val="7"/>
+  </w:num>
+  <w:num w:numId="52" w16cid:durableId="268440947">
+    <w:abstractNumId w:val="4"/>
+  </w:num>
+  <w:num w:numId="53" w16cid:durableId="1745759726">
     <w:abstractNumId w:val="8"/>
   </w:num>
-  <w:num w:numId="27" w16cid:durableId="784931294">
-    <w:abstractNumId w:val="4"/>
+  <w:num w:numId="54" w16cid:durableId="1574124042">
+    <w:abstractNumId w:val="30"/>
   </w:num>
-  <w:num w:numId="28" w16cid:durableId="1388526444">
-    <w:abstractNumId w:val="5"/>
-  </w:num>
-  <w:num w:numId="29" w16cid:durableId="257835116">
-    <w:abstractNumId w:val="27"/>
-  </w:num>
-  <w:num w:numId="30" w16cid:durableId="18623911">
-    <w:abstractNumId w:val="14"/>
-  </w:num>
-  <w:num w:numId="31" w16cid:durableId="34816097">
-    <w:abstractNumId w:val="6"/>
-  </w:num>
-  <w:num w:numId="32" w16cid:durableId="555818378">
-    <w:abstractNumId w:val="11"/>
-  </w:num>
-  <w:num w:numId="33" w16cid:durableId="763308469">
-    <w:abstractNumId w:val="48"/>
-  </w:num>
-  <w:num w:numId="34" w16cid:durableId="1445542948">
-    <w:abstractNumId w:val="16"/>
-  </w:num>
-  <w:num w:numId="35" w16cid:durableId="2034764369">
-    <w:abstractNumId w:val="36"/>
-  </w:num>
-  <w:num w:numId="36" w16cid:durableId="692611610">
-    <w:abstractNumId w:val="47"/>
-  </w:num>
-  <w:num w:numId="37" w16cid:durableId="1984583527">
-    <w:abstractNumId w:val="9"/>
-  </w:num>
-  <w:num w:numId="38" w16cid:durableId="1293713378">
+  <w:num w:numId="55" w16cid:durableId="334381103">
     <w:abstractNumId w:val="25"/>
-  </w:num>
-  <w:num w:numId="39" w16cid:durableId="1557662308">
-    <w:abstractNumId w:val="32"/>
-  </w:num>
-  <w:num w:numId="40" w16cid:durableId="942611531">
-    <w:abstractNumId w:val="21"/>
-  </w:num>
-  <w:num w:numId="41" w16cid:durableId="818885808">
-    <w:abstractNumId w:val="43"/>
-  </w:num>
-  <w:num w:numId="42" w16cid:durableId="416053125">
-    <w:abstractNumId w:val="45"/>
-  </w:num>
-  <w:num w:numId="43" w16cid:durableId="74938638">
-    <w:abstractNumId w:val="44"/>
-  </w:num>
-  <w:num w:numId="44" w16cid:durableId="1722703927">
-    <w:abstractNumId w:val="39"/>
-  </w:num>
-  <w:num w:numId="45" w16cid:durableId="1100639238">
-    <w:abstractNumId w:val="37"/>
-  </w:num>
-  <w:num w:numId="46" w16cid:durableId="151801549">
-    <w:abstractNumId w:val="40"/>
-  </w:num>
-  <w:num w:numId="47" w16cid:durableId="651909181">
-    <w:abstractNumId w:val="12"/>
-  </w:num>
-  <w:num w:numId="48" w16cid:durableId="520365714">
-    <w:abstractNumId w:val="38"/>
-  </w:num>
-  <w:num w:numId="49" w16cid:durableId="1601329367">
-    <w:abstractNumId w:val="41"/>
   </w:num>
 </w:numbering>
 </file>

--- a/3 CRUD estructurado en capas (3. deploy).docx
+++ b/3 CRUD estructurado en capas (3. deploy).docx
@@ -4637,6 +4637,7 @@
           <w:bCs/>
         </w:rPr>
       </w:pPr>
+      <w:commentRangeStart w:id="1"/>
       <w:r>
         <w:rPr>
           <w:rFonts w:ascii="Segoe UI Emoji" w:hAnsi="Segoe UI Emoji" w:cs="Segoe UI Emoji"/>
@@ -4734,7 +4735,14 @@
           <w:bCs/>
         </w:rPr>
         <w:br/>
-        <w:t>DB_NAME=mi_api</w:t>
+        <w:t>DB_NAME=</w:t>
+      </w:r>
+      <w:r>
+        <w:rPr>
+          <w:b/>
+          <w:bCs/>
+        </w:rPr>
+        <w:t>xxx</w:t>
       </w:r>
       <w:r>
         <w:rPr>
@@ -4893,6 +4901,17 @@
         </w:rPr>
         <w:br/>
         <w:t>});</w:t>
+      </w:r>
+      <w:commentRangeEnd w:id="1"/>
+      <w:r>
+        <w:rPr>
+          <w:rStyle w:val="Refdecomentario"/>
+          <w:b/>
+          <w:bCs/>
+          <w:sz w:val="22"/>
+          <w:szCs w:val="22"/>
+        </w:rPr>
+        <w:commentReference w:id="1"/>
       </w:r>
     </w:p>
     <w:p>
@@ -7774,24 +7793,578 @@
       </w:r>
     </w:p>
   </w:comment>
+  <w:comment w:id="1" w:author="Federico Fernández Scudeller" w:date="2026-04-22T16:29:00Z" w:initials="FS">
+    <w:p>
+      <w:pPr>
+        <w:pStyle w:val="Textocomentario"/>
+      </w:pPr>
+      <w:r>
+        <w:rPr>
+          <w:rStyle w:val="Refdecomentario"/>
+        </w:rPr>
+        <w:annotationRef/>
+      </w:r>
+      <w:r>
+        <w:rPr>
+          <w:b/>
+          <w:bCs/>
+        </w:rPr>
+        <w:t>MEJOR ALTERNATIVA:</w:t>
+      </w:r>
+    </w:p>
+    <w:p>
+      <w:pPr>
+        <w:pStyle w:val="Textocomentario"/>
+      </w:pPr>
+      <w:r>
+        <w:rPr>
+          <w:b/>
+          <w:bCs/>
+        </w:rPr>
+        <w:t>🧩 PASO 1 — Copiar DATABASE_URL</w:t>
+      </w:r>
+    </w:p>
+    <w:p>
+      <w:pPr>
+        <w:pStyle w:val="Textocomentario"/>
+      </w:pPr>
+      <w:r>
+        <w:t xml:space="preserve">1 Entrá a tu DB en Render (mi-db) </w:t>
+      </w:r>
+    </w:p>
+    <w:p>
+      <w:pPr>
+        <w:pStyle w:val="Textocomentario"/>
+      </w:pPr>
+      <w:r>
+        <w:t xml:space="preserve">2Copiá: </w:t>
+      </w:r>
+    </w:p>
+    <w:p>
+      <w:pPr>
+        <w:pStyle w:val="Textocomentario"/>
+      </w:pPr>
+      <w:r>
+        <w:t xml:space="preserve">👉 </w:t>
+      </w:r>
+      <w:r>
+        <w:rPr>
+          <w:b/>
+          <w:bCs/>
+        </w:rPr>
+        <w:t>Internal Database URL</w:t>
+      </w:r>
+    </w:p>
+    <w:p>
+      <w:pPr>
+        <w:pStyle w:val="Textocomentario"/>
+      </w:pPr>
+    </w:p>
+    <w:p>
+      <w:pPr>
+        <w:pStyle w:val="Textocomentario"/>
+      </w:pPr>
+      <w:r>
+        <w:rPr>
+          <w:b/>
+          <w:bCs/>
+        </w:rPr>
+        <w:t>🧩 PASO 2 — Configurar variables en tu Web Service</w:t>
+      </w:r>
+    </w:p>
+    <w:p>
+      <w:pPr>
+        <w:pStyle w:val="Textocomentario"/>
+      </w:pPr>
+      <w:r>
+        <w:t>En tu servicio (no la DB):</w:t>
+      </w:r>
+    </w:p>
+    <w:p>
+      <w:pPr>
+        <w:pStyle w:val="Textocomentario"/>
+      </w:pPr>
+      <w:r>
+        <w:t>👉 Environment → Add Variable</w:t>
+      </w:r>
+    </w:p>
+    <w:p>
+      <w:pPr>
+        <w:pStyle w:val="Textocomentario"/>
+      </w:pPr>
+      <w:r>
+        <w:t>Agregá:</w:t>
+      </w:r>
+    </w:p>
+    <w:p>
+      <w:pPr>
+        <w:pStyle w:val="Textocomentario"/>
+      </w:pPr>
+      <w:r>
+        <w:t>DATABASE_URL=postgres://xxxxx</w:t>
+      </w:r>
+      <w:r>
+        <w:br/>
+        <w:t>PORT=10000</w:t>
+      </w:r>
+    </w:p>
+    <w:p>
+      <w:pPr>
+        <w:pStyle w:val="Textocomentario"/>
+      </w:pPr>
+    </w:p>
+    <w:p>
+      <w:pPr>
+        <w:pStyle w:val="Textocomentario"/>
+      </w:pPr>
+      <w:r>
+        <w:rPr>
+          <w:b/>
+          <w:bCs/>
+        </w:rPr>
+        <w:t>⚠️ IMPORTANTE</w:t>
+      </w:r>
+    </w:p>
+    <w:p>
+      <w:pPr>
+        <w:pStyle w:val="Textocomentario"/>
+      </w:pPr>
+      <w:r>
+        <w:t>👉 Eliminá estas si las tenías:</w:t>
+      </w:r>
+    </w:p>
+    <w:p>
+      <w:pPr>
+        <w:pStyle w:val="Textocomentario"/>
+      </w:pPr>
+      <w:r>
+        <w:t>DB_USER</w:t>
+      </w:r>
+      <w:r>
+        <w:br/>
+        <w:t>DB_PASSWORD</w:t>
+      </w:r>
+      <w:r>
+        <w:br/>
+        <w:t>DB_HOST</w:t>
+      </w:r>
+      <w:r>
+        <w:br/>
+        <w:t>DB_NAME</w:t>
+      </w:r>
+      <w:r>
+        <w:br/>
+        <w:t>DB_PORT</w:t>
+      </w:r>
+    </w:p>
+    <w:p>
+      <w:pPr>
+        <w:pStyle w:val="Textocomentario"/>
+      </w:pPr>
+    </w:p>
+    <w:p>
+      <w:pPr>
+        <w:pStyle w:val="Textocomentario"/>
+      </w:pPr>
+      <w:r>
+        <w:t>👉 para no mezclar configs</w:t>
+      </w:r>
+    </w:p>
+    <w:p>
+      <w:pPr>
+        <w:pStyle w:val="Textocomentario"/>
+      </w:pPr>
+      <w:r>
+        <w:rPr>
+          <w:b/>
+          <w:bCs/>
+        </w:rPr>
+        <w:t>🧩 PASO 3 — Modificar db.js</w:t>
+      </w:r>
+    </w:p>
+    <w:p>
+      <w:pPr>
+        <w:pStyle w:val="Textocomentario"/>
+      </w:pPr>
+      <w:r>
+        <w:t>Reemplazá TODO por esto:</w:t>
+      </w:r>
+    </w:p>
+    <w:p>
+      <w:pPr>
+        <w:pStyle w:val="Textocomentario"/>
+      </w:pPr>
+      <w:r>
+        <w:t>const { Pool } = require("pg");</w:t>
+      </w:r>
+      <w:r>
+        <w:br/>
+      </w:r>
+      <w:r>
+        <w:br/>
+        <w:t>const pool = new Pool({</w:t>
+      </w:r>
+      <w:r>
+        <w:br/>
+        <w:t>connectionString: process.env.DATABASE_URL,</w:t>
+      </w:r>
+      <w:r>
+        <w:br/>
+        <w:t>ssl: {</w:t>
+      </w:r>
+      <w:r>
+        <w:br/>
+        <w:t>rejectUnauthorized: false</w:t>
+      </w:r>
+      <w:r>
+        <w:br/>
+        <w:t>}</w:t>
+      </w:r>
+      <w:r>
+        <w:br/>
+        <w:t>});</w:t>
+      </w:r>
+      <w:r>
+        <w:br/>
+      </w:r>
+      <w:r>
+        <w:br/>
+        <w:t>module.exports = pool;</w:t>
+      </w:r>
+    </w:p>
+    <w:p>
+      <w:pPr>
+        <w:pStyle w:val="Textocomentario"/>
+      </w:pPr>
+    </w:p>
+    <w:p>
+      <w:pPr>
+        <w:pStyle w:val="Textocomentario"/>
+      </w:pPr>
+    </w:p>
+    <w:p>
+      <w:pPr>
+        <w:pStyle w:val="Textocomentario"/>
+      </w:pPr>
+      <w:r>
+        <w:rPr>
+          <w:b/>
+          <w:bCs/>
+        </w:rPr>
+        <w:t>🧩 PASO 4 — Confirmar app.js</w:t>
+      </w:r>
+    </w:p>
+    <w:p>
+      <w:pPr>
+        <w:pStyle w:val="Textocomentario"/>
+      </w:pPr>
+      <w:r>
+        <w:t>Debe tener:</w:t>
+      </w:r>
+    </w:p>
+    <w:p>
+      <w:pPr>
+        <w:pStyle w:val="Textocomentario"/>
+      </w:pPr>
+      <w:r>
+        <w:t>const PORT = process.env.PORT || 3000;</w:t>
+      </w:r>
+      <w:r>
+        <w:br/>
+      </w:r>
+      <w:r>
+        <w:br/>
+        <w:t>app.listen(PORT, () =&gt; {</w:t>
+      </w:r>
+      <w:r>
+        <w:br/>
+        <w:t>console.log(`Servidor corriendo en puerto ${PORT}`);</w:t>
+      </w:r>
+      <w:r>
+        <w:br/>
+        <w:t>});</w:t>
+      </w:r>
+    </w:p>
+    <w:p>
+      <w:pPr>
+        <w:pStyle w:val="Textocomentario"/>
+      </w:pPr>
+    </w:p>
+    <w:p>
+      <w:pPr>
+        <w:pStyle w:val="Textocomentario"/>
+      </w:pPr>
+      <w:r>
+        <w:rPr>
+          <w:b/>
+          <w:bCs/>
+        </w:rPr>
+        <w:t>🧩 PASO 5 — Subir cambios</w:t>
+      </w:r>
+    </w:p>
+    <w:p>
+      <w:pPr>
+        <w:pStyle w:val="Textocomentario"/>
+      </w:pPr>
+      <w:r>
+        <w:t>git add .</w:t>
+      </w:r>
+      <w:r>
+        <w:br/>
+        <w:t>git commit -m "use database_url"</w:t>
+      </w:r>
+      <w:r>
+        <w:br/>
+        <w:t>git push</w:t>
+      </w:r>
+    </w:p>
+    <w:p>
+      <w:pPr>
+        <w:pStyle w:val="Textocomentario"/>
+      </w:pPr>
+    </w:p>
+    <w:p>
+      <w:pPr>
+        <w:pStyle w:val="Textocomentario"/>
+      </w:pPr>
+      <w:r>
+        <w:rPr>
+          <w:b/>
+          <w:bCs/>
+        </w:rPr>
+        <w:t>🔄 PASO 6 — Deploy automático</w:t>
+      </w:r>
+    </w:p>
+    <w:p>
+      <w:pPr>
+        <w:pStyle w:val="Textocomentario"/>
+      </w:pPr>
+      <w:r>
+        <w:t>👉 Render va a:</w:t>
+      </w:r>
+    </w:p>
+    <w:p>
+      <w:pPr>
+        <w:pStyle w:val="Textocomentario"/>
+        <w:numPr>
+          <w:ilvl w:val="0"/>
+          <w:numId w:val="79"/>
+        </w:numPr>
+      </w:pPr>
+      <w:r>
+        <w:t xml:space="preserve">reconstruir </w:t>
+      </w:r>
+    </w:p>
+    <w:p>
+      <w:pPr>
+        <w:pStyle w:val="Textocomentario"/>
+        <w:numPr>
+          <w:ilvl w:val="0"/>
+          <w:numId w:val="79"/>
+        </w:numPr>
+      </w:pPr>
+      <w:r>
+        <w:t xml:space="preserve">redeployar </w:t>
+      </w:r>
+    </w:p>
+    <w:p>
+      <w:pPr>
+        <w:pStyle w:val="Textocomentario"/>
+      </w:pPr>
+      <w:r>
+        <w:rPr>
+          <w:b/>
+          <w:bCs/>
+        </w:rPr>
+        <w:t>🧪 PASO 7 — Ver logs</w:t>
+      </w:r>
+    </w:p>
+    <w:p>
+      <w:pPr>
+        <w:pStyle w:val="Textocomentario"/>
+      </w:pPr>
+      <w:r>
+        <w:t>Buscá algo como:</w:t>
+      </w:r>
+    </w:p>
+    <w:p>
+      <w:pPr>
+        <w:pStyle w:val="Textocomentario"/>
+      </w:pPr>
+      <w:r>
+        <w:t>Servidor corriendo en puerto 10000</w:t>
+      </w:r>
+    </w:p>
+    <w:p>
+      <w:pPr>
+        <w:pStyle w:val="Textocomentario"/>
+      </w:pPr>
+    </w:p>
+    <w:p>
+      <w:pPr>
+        <w:pStyle w:val="Textocomentario"/>
+      </w:pPr>
+      <w:r>
+        <w:t>👉 sin errores de DB</w:t>
+      </w:r>
+    </w:p>
+    <w:p>
+      <w:pPr>
+        <w:pStyle w:val="Textocomentario"/>
+      </w:pPr>
+      <w:r>
+        <w:rPr>
+          <w:b/>
+          <w:bCs/>
+        </w:rPr>
+        <w:t>🧩 PASO 8 — Crear tabla (si no existe)</w:t>
+      </w:r>
+    </w:p>
+    <w:p>
+      <w:pPr>
+        <w:pStyle w:val="Textocomentario"/>
+      </w:pPr>
+      <w:r>
+        <w:t>En la DB de Render (Query / Console):</w:t>
+      </w:r>
+    </w:p>
+    <w:p>
+      <w:pPr>
+        <w:pStyle w:val="Textocomentario"/>
+      </w:pPr>
+      <w:r>
+        <w:t>CREATE TABLE usuarios (</w:t>
+      </w:r>
+      <w:r>
+        <w:br/>
+        <w:t>id SERIAL PRIMARY KEY,</w:t>
+      </w:r>
+      <w:r>
+        <w:br/>
+        <w:t>nombre TEXT NOT NULL</w:t>
+      </w:r>
+      <w:r>
+        <w:br/>
+        <w:t>);</w:t>
+      </w:r>
+    </w:p>
+    <w:p>
+      <w:pPr>
+        <w:pStyle w:val="Textocomentario"/>
+      </w:pPr>
+    </w:p>
+    <w:p>
+      <w:pPr>
+        <w:pStyle w:val="Textocomentario"/>
+      </w:pPr>
+      <w:r>
+        <w:rPr>
+          <w:b/>
+          <w:bCs/>
+        </w:rPr>
+        <w:t>🧩 PASO 9 — Insertar datos</w:t>
+      </w:r>
+    </w:p>
+    <w:p>
+      <w:pPr>
+        <w:pStyle w:val="Textocomentario"/>
+      </w:pPr>
+      <w:r>
+        <w:t>INSERT INTO usuarios (nombre) VALUES ('Fede'), ('Ana');</w:t>
+      </w:r>
+    </w:p>
+    <w:p>
+      <w:pPr>
+        <w:pStyle w:val="Textocomentario"/>
+      </w:pPr>
+    </w:p>
+    <w:p>
+      <w:pPr>
+        <w:pStyle w:val="Textocomentario"/>
+      </w:pPr>
+      <w:r>
+        <w:rPr>
+          <w:b/>
+          <w:bCs/>
+        </w:rPr>
+        <w:t>🧪 PASO 10 — Probar</w:t>
+      </w:r>
+    </w:p>
+    <w:p>
+      <w:pPr>
+        <w:pStyle w:val="Textocomentario"/>
+      </w:pPr>
+      <w:r>
+        <w:t>👉</w:t>
+      </w:r>
+    </w:p>
+    <w:p>
+      <w:pPr>
+        <w:pStyle w:val="Textocomentario"/>
+      </w:pPr>
+      <w:r>
+        <w:t>/usuarios</w:t>
+      </w:r>
+    </w:p>
+    <w:p>
+      <w:pPr>
+        <w:pStyle w:val="Textocomentario"/>
+      </w:pPr>
+    </w:p>
+    <w:p>
+      <w:pPr>
+        <w:pStyle w:val="Textocomentario"/>
+      </w:pPr>
+      <w:r>
+        <w:rPr>
+          <w:b/>
+          <w:bCs/>
+        </w:rPr>
+        <w:t>🧠 Resultado esperado</w:t>
+      </w:r>
+    </w:p>
+    <w:p>
+      <w:pPr>
+        <w:pStyle w:val="Textocomentario"/>
+      </w:pPr>
+      <w:r>
+        <w:t>[</w:t>
+      </w:r>
+      <w:r>
+        <w:br/>
+        <w:t>{ "id": 1, "nombre": "Fede" },</w:t>
+      </w:r>
+      <w:r>
+        <w:br/>
+        <w:t>{ "id": 2, "nombre": "Ana" }</w:t>
+      </w:r>
+      <w:r>
+        <w:br/>
+        <w:t>]</w:t>
+      </w:r>
+    </w:p>
+  </w:comment>
 </w:comments>
 </file>
 
 <file path=word/commentsExtended.xml><?xml version="1.0" encoding="utf-8"?>
 <w15:commentsEx xmlns:wpc="http://schemas.microsoft.com/office/word/2010/wordprocessingCanvas" xmlns:cx="http://schemas.microsoft.com/office/drawing/2014/chartex" xmlns:cx1="http://schemas.microsoft.com/office/drawing/2015/9/8/chartex" xmlns:cx2="http://schemas.microsoft.com/office/drawing/2015/10/21/chartex" xmlns:cx3="http://schemas.microsoft.com/office/drawing/2016/5/9/chartex" xmlns:cx4="http://schemas.microsoft.com/office/drawing/2016/5/10/chartex" xmlns:cx5="http://schemas.microsoft.com/office/drawing/2016/5/11/chartex" xmlns:cx6="http://schemas.microsoft.com/office/drawing/2016/5/12/chartex" xmlns:cx7="http://schemas.microsoft.com/office/drawing/2016/5/13/chartex" xmlns:cx8="http://schemas.microsoft.com/office/drawing/2016/5/14/chartex" xmlns:mc="http://schemas.openxmlformats.org/markup-compatibility/2006" xmlns:aink="http://schemas.microsoft.com/office/drawing/2016/ink" xmlns:am3d="http://schemas.microsoft.com/office/drawing/2017/model3d" xmlns:o="urn:schemas-microsoft-com:office:office" xmlns:oel="http://schemas.microsoft.com/office/2019/extlst" xmlns:r="http://schemas.openxmlformats.org/officeDocument/2006/relationships" xmlns:m="http://schemas.openxmlformats.org/officeDocument/2006/math" xmlns:v="urn:schemas-microsoft-com:vml" xmlns:wp14="http://schemas.microsoft.com/office/word/2010/wordprocessingDrawing" xmlns:wp="http://schemas.openxmlformats.org/drawingml/2006/wordprocessingDrawing" xmlns:w10="urn:schemas-microsoft-com:office:word" xmlns:w="http://schemas.openxmlformats.org/wordprocessingml/2006/main" xmlns:w14="http://schemas.microsoft.com/office/word/2010/wordml" xmlns:w15="http://schemas.microsoft.com/office/word/2012/wordml" xmlns:w16cex="http://schemas.microsoft.com/office/word/2018/wordml/cex" xmlns:w16cid="http://schemas.microsoft.com/office/word/2016/wordml/cid" xmlns:w16="http://schemas.microsoft.com/office/word/2018/wordml" xmlns:w16du="http://schemas.microsoft.com/office/word/2023/wordml/word16du" xmlns:w16sdtdh="http://schemas.microsoft.com/office/word/2020/wordml/sdtdatahash" xmlns:w16sdtfl="http://schemas.microsoft.com/office/word/2024/wordml/sdtformatlock" xmlns:w16se="http://schemas.microsoft.com/office/word/2015/wordml/symex" xmlns:wpg="http://schemas.microsoft.com/office/word/2010/wordprocessingGroup" xmlns:wpi="http://schemas.microsoft.com/office/word/2010/wordprocessingInk" xmlns:wne="http://schemas.microsoft.com/office/word/2006/wordml" xmlns:wps="http://schemas.microsoft.com/office/word/2010/wordprocessingShape" mc:Ignorable="w14 w15 w16se w16cid w16 w16cex w16sdtdh w16sdtfl w16du wp14">
   <w15:commentEx w15:paraId="421BCAD1" w15:done="0"/>
+  <w15:commentEx w15:paraId="2A1F175F" w15:done="0"/>
 </w15:commentsEx>
 </file>
 
 <file path=word/commentsExtensible.xml><?xml version="1.0" encoding="utf-8"?>
 <w16cex:commentsExtensible xmlns:wpc="http://schemas.microsoft.com/office/word/2010/wordprocessingCanvas" xmlns:cx="http://schemas.microsoft.com/office/drawing/2014/chartex" xmlns:cx1="http://schemas.microsoft.com/office/drawing/2015/9/8/chartex" xmlns:cx2="http://schemas.microsoft.com/office/drawing/2015/10/21/chartex" xmlns:cx3="http://schemas.microsoft.com/office/drawing/2016/5/9/chartex" xmlns:cx4="http://schemas.microsoft.com/office/drawing/2016/5/10/chartex" xmlns:cx5="http://schemas.microsoft.com/office/drawing/2016/5/11/chartex" xmlns:cx6="http://schemas.microsoft.com/office/drawing/2016/5/12/chartex" xmlns:cx7="http://schemas.microsoft.com/office/drawing/2016/5/13/chartex" xmlns:cx8="http://schemas.microsoft.com/office/drawing/2016/5/14/chartex" xmlns:cr="http://schemas.microsoft.com/office/comments/2020/reactions" xmlns:mc="http://schemas.openxmlformats.org/markup-compatibility/2006" xmlns:aink="http://schemas.microsoft.com/office/drawing/2016/ink" xmlns:am3d="http://schemas.microsoft.com/office/drawing/2017/model3d" xmlns:o="urn:schemas-microsoft-com:office:office" xmlns:oel="http://schemas.microsoft.com/office/2019/extlst" xmlns:r="http://schemas.openxmlformats.org/officeDocument/2006/relationships" xmlns:m="http://schemas.openxmlformats.org/officeDocument/2006/math" xmlns:v="urn:schemas-microsoft-com:vml" xmlns:wp14="http://schemas.microsoft.com/office/word/2010/wordprocessingDrawing" xmlns:wp="http://schemas.openxmlformats.org/drawingml/2006/wordprocessingDrawing" xmlns:w10="urn:schemas-microsoft-com:office:word" xmlns:w="http://schemas.openxmlformats.org/wordprocessingml/2006/main" xmlns:w14="http://schemas.microsoft.com/office/word/2010/wordml" xmlns:w15="http://schemas.microsoft.com/office/word/2012/wordml" xmlns:w16cex="http://schemas.microsoft.com/office/word/2018/wordml/cex" xmlns:w16cid="http://schemas.microsoft.com/office/word/2016/wordml/cid" xmlns:w16="http://schemas.microsoft.com/office/word/2018/wordml" xmlns:w16du="http://schemas.microsoft.com/office/word/2023/wordml/word16du" xmlns:w16sdtdh="http://schemas.microsoft.com/office/word/2020/wordml/sdtdatahash" xmlns:w16sdtfl="http://schemas.microsoft.com/office/word/2024/wordml/sdtformatlock" xmlns:w16se="http://schemas.microsoft.com/office/word/2015/wordml/symex" xmlns:wpg="http://schemas.microsoft.com/office/word/2010/wordprocessingGroup" xmlns:wpi="http://schemas.microsoft.com/office/word/2010/wordprocessingInk" xmlns:wne="http://schemas.microsoft.com/office/word/2006/wordml" xmlns:wps="http://schemas.microsoft.com/office/word/2010/wordprocessingShape" mc:Ignorable="w14 w15 w16se w16cid w16 w16cex w16sdtdh w16sdtfl cr w16du wp14">
   <w16cex:commentExtensible w16cex:durableId="46E3E4A9" w16cex:dateUtc="2026-04-22T18:30:00Z"/>
+  <w16cex:commentExtensible w16cex:durableId="5B706E8D" w16cex:dateUtc="2026-04-22T19:29:00Z"/>
 </w16cex:commentsExtensible>
 </file>
 
 <file path=word/commentsIds.xml><?xml version="1.0" encoding="utf-8"?>
 <w16cid:commentsIds xmlns:wpc="http://schemas.microsoft.com/office/word/2010/wordprocessingCanvas" xmlns:cx="http://schemas.microsoft.com/office/drawing/2014/chartex" xmlns:cx1="http://schemas.microsoft.com/office/drawing/2015/9/8/chartex" xmlns:cx2="http://schemas.microsoft.com/office/drawing/2015/10/21/chartex" xmlns:cx3="http://schemas.microsoft.com/office/drawing/2016/5/9/chartex" xmlns:cx4="http://schemas.microsoft.com/office/drawing/2016/5/10/chartex" xmlns:cx5="http://schemas.microsoft.com/office/drawing/2016/5/11/chartex" xmlns:cx6="http://schemas.microsoft.com/office/drawing/2016/5/12/chartex" xmlns:cx7="http://schemas.microsoft.com/office/drawing/2016/5/13/chartex" xmlns:cx8="http://schemas.microsoft.com/office/drawing/2016/5/14/chartex" xmlns:mc="http://schemas.openxmlformats.org/markup-compatibility/2006" xmlns:aink="http://schemas.microsoft.com/office/drawing/2016/ink" xmlns:am3d="http://schemas.microsoft.com/office/drawing/2017/model3d" xmlns:o="urn:schemas-microsoft-com:office:office" xmlns:oel="http://schemas.microsoft.com/office/2019/extlst" xmlns:r="http://schemas.openxmlformats.org/officeDocument/2006/relationships" xmlns:m="http://schemas.openxmlformats.org/officeDocument/2006/math" xmlns:v="urn:schemas-microsoft-com:vml" xmlns:wp14="http://schemas.microsoft.com/office/word/2010/wordprocessingDrawing" xmlns:wp="http://schemas.openxmlformats.org/drawingml/2006/wordprocessingDrawing" xmlns:w10="urn:schemas-microsoft-com:office:word" xmlns:w="http://schemas.openxmlformats.org/wordprocessingml/2006/main" xmlns:w14="http://schemas.microsoft.com/office/word/2010/wordml" xmlns:w15="http://schemas.microsoft.com/office/word/2012/wordml" xmlns:w16cex="http://schemas.microsoft.com/office/word/2018/wordml/cex" xmlns:w16cid="http://schemas.microsoft.com/office/word/2016/wordml/cid" xmlns:w16="http://schemas.microsoft.com/office/word/2018/wordml" xmlns:w16du="http://schemas.microsoft.com/office/word/2023/wordml/word16du" xmlns:w16sdtdh="http://schemas.microsoft.com/office/word/2020/wordml/sdtdatahash" xmlns:w16sdtfl="http://schemas.microsoft.com/office/word/2024/wordml/sdtformatlock" xmlns:w16se="http://schemas.microsoft.com/office/word/2015/wordml/symex" xmlns:wpg="http://schemas.microsoft.com/office/word/2010/wordprocessingGroup" xmlns:wpi="http://schemas.microsoft.com/office/word/2010/wordprocessingInk" xmlns:wne="http://schemas.microsoft.com/office/word/2006/wordml" xmlns:wps="http://schemas.microsoft.com/office/word/2010/wordprocessingShape" mc:Ignorable="w14 w15 w16se w16cid w16 w16cex w16sdtdh w16sdtfl w16du wp14">
   <w16cid:commentId w16cid:paraId="421BCAD1" w16cid:durableId="46E3E4A9"/>
+  <w16cid:commentId w16cid:paraId="2A1F175F" w16cid:durableId="5B706E8D"/>
 </w16cid:commentsIds>
 </file>
 
@@ -9478,6 +10051,119 @@
     </w:lvl>
   </w:abstractNum>
   <w:abstractNum w:abstractNumId="12" w15:restartNumberingAfterBreak="0">
+    <w:nsid w:val="18650664"/>
+    <w:multiLevelType w:val="hybridMultilevel"/>
+    <w:tmpl w:val="A442156C"/>
+    <w:lvl w:ilvl="0" w:tplc="40F8F2E0">
+      <w:start w:val="1"/>
+      <w:numFmt w:val="bullet"/>
+      <w:lvlText w:val=""/>
+      <w:lvlJc w:val="left"/>
+      <w:pPr>
+        <w:ind w:left="1080" w:hanging="360"/>
+      </w:pPr>
+      <w:rPr>
+        <w:rFonts w:ascii="Symbol" w:hAnsi="Symbol"/>
+      </w:rPr>
+    </w:lvl>
+    <w:lvl w:ilvl="1" w:tplc="00BA455C">
+      <w:start w:val="1"/>
+      <w:numFmt w:val="bullet"/>
+      <w:lvlText w:val=""/>
+      <w:lvlJc w:val="left"/>
+      <w:pPr>
+        <w:ind w:left="1080" w:hanging="360"/>
+      </w:pPr>
+      <w:rPr>
+        <w:rFonts w:ascii="Symbol" w:hAnsi="Symbol"/>
+      </w:rPr>
+    </w:lvl>
+    <w:lvl w:ilvl="2" w:tplc="43DCAA0A">
+      <w:start w:val="1"/>
+      <w:numFmt w:val="bullet"/>
+      <w:lvlText w:val=""/>
+      <w:lvlJc w:val="left"/>
+      <w:pPr>
+        <w:ind w:left="1080" w:hanging="360"/>
+      </w:pPr>
+      <w:rPr>
+        <w:rFonts w:ascii="Symbol" w:hAnsi="Symbol"/>
+      </w:rPr>
+    </w:lvl>
+    <w:lvl w:ilvl="3" w:tplc="E6AAB8B8">
+      <w:start w:val="1"/>
+      <w:numFmt w:val="bullet"/>
+      <w:lvlText w:val=""/>
+      <w:lvlJc w:val="left"/>
+      <w:pPr>
+        <w:ind w:left="1080" w:hanging="360"/>
+      </w:pPr>
+      <w:rPr>
+        <w:rFonts w:ascii="Symbol" w:hAnsi="Symbol"/>
+      </w:rPr>
+    </w:lvl>
+    <w:lvl w:ilvl="4" w:tplc="05F26500">
+      <w:start w:val="1"/>
+      <w:numFmt w:val="bullet"/>
+      <w:lvlText w:val=""/>
+      <w:lvlJc w:val="left"/>
+      <w:pPr>
+        <w:ind w:left="1080" w:hanging="360"/>
+      </w:pPr>
+      <w:rPr>
+        <w:rFonts w:ascii="Symbol" w:hAnsi="Symbol"/>
+      </w:rPr>
+    </w:lvl>
+    <w:lvl w:ilvl="5" w:tplc="2924AD94">
+      <w:start w:val="1"/>
+      <w:numFmt w:val="bullet"/>
+      <w:lvlText w:val=""/>
+      <w:lvlJc w:val="left"/>
+      <w:pPr>
+        <w:ind w:left="1080" w:hanging="360"/>
+      </w:pPr>
+      <w:rPr>
+        <w:rFonts w:ascii="Symbol" w:hAnsi="Symbol"/>
+      </w:rPr>
+    </w:lvl>
+    <w:lvl w:ilvl="6" w:tplc="90B63CD4">
+      <w:start w:val="1"/>
+      <w:numFmt w:val="bullet"/>
+      <w:lvlText w:val=""/>
+      <w:lvlJc w:val="left"/>
+      <w:pPr>
+        <w:ind w:left="1080" w:hanging="360"/>
+      </w:pPr>
+      <w:rPr>
+        <w:rFonts w:ascii="Symbol" w:hAnsi="Symbol"/>
+      </w:rPr>
+    </w:lvl>
+    <w:lvl w:ilvl="7" w:tplc="063EF736">
+      <w:start w:val="1"/>
+      <w:numFmt w:val="bullet"/>
+      <w:lvlText w:val=""/>
+      <w:lvlJc w:val="left"/>
+      <w:pPr>
+        <w:ind w:left="1080" w:hanging="360"/>
+      </w:pPr>
+      <w:rPr>
+        <w:rFonts w:ascii="Symbol" w:hAnsi="Symbol"/>
+      </w:rPr>
+    </w:lvl>
+    <w:lvl w:ilvl="8" w:tplc="93C8F692">
+      <w:start w:val="1"/>
+      <w:numFmt w:val="bullet"/>
+      <w:lvlText w:val=""/>
+      <w:lvlJc w:val="left"/>
+      <w:pPr>
+        <w:ind w:left="1080" w:hanging="360"/>
+      </w:pPr>
+      <w:rPr>
+        <w:rFonts w:ascii="Symbol" w:hAnsi="Symbol"/>
+      </w:rPr>
+    </w:lvl>
+  </w:abstractNum>
+  <w:abstractNum w:abstractNumId="13" w15:restartNumberingAfterBreak="0">
     <w:nsid w:val="187F73E3"/>
     <w:multiLevelType w:val="multilevel"/>
     <w:tmpl w:val="37BC8CE4"/>
@@ -9626,7 +10312,7 @@
       </w:rPr>
     </w:lvl>
   </w:abstractNum>
-  <w:abstractNum w:abstractNumId="13" w15:restartNumberingAfterBreak="0">
+  <w:abstractNum w:abstractNumId="14" w15:restartNumberingAfterBreak="0">
     <w:nsid w:val="1898440A"/>
     <w:multiLevelType w:val="multilevel"/>
     <w:tmpl w:val="F70E697C"/>
@@ -9775,7 +10461,7 @@
       </w:rPr>
     </w:lvl>
   </w:abstractNum>
-  <w:abstractNum w:abstractNumId="14" w15:restartNumberingAfterBreak="0">
+  <w:abstractNum w:abstractNumId="15" w15:restartNumberingAfterBreak="0">
     <w:nsid w:val="19C95FC8"/>
     <w:multiLevelType w:val="multilevel"/>
     <w:tmpl w:val="A1CA2D2E"/>
@@ -9888,7 +10574,7 @@
       </w:pPr>
     </w:lvl>
   </w:abstractNum>
-  <w:abstractNum w:abstractNumId="15" w15:restartNumberingAfterBreak="0">
+  <w:abstractNum w:abstractNumId="16" w15:restartNumberingAfterBreak="0">
     <w:nsid w:val="1A7E143A"/>
     <w:multiLevelType w:val="multilevel"/>
     <w:tmpl w:val="4294AF34"/>
@@ -10037,7 +10723,7 @@
       </w:rPr>
     </w:lvl>
   </w:abstractNum>
-  <w:abstractNum w:abstractNumId="16" w15:restartNumberingAfterBreak="0">
+  <w:abstractNum w:abstractNumId="17" w15:restartNumberingAfterBreak="0">
     <w:nsid w:val="1B356D9C"/>
     <w:multiLevelType w:val="multilevel"/>
     <w:tmpl w:val="7E4ED2F8"/>
@@ -10150,7 +10836,7 @@
       </w:pPr>
     </w:lvl>
   </w:abstractNum>
-  <w:abstractNum w:abstractNumId="17" w15:restartNumberingAfterBreak="0">
+  <w:abstractNum w:abstractNumId="18" w15:restartNumberingAfterBreak="0">
     <w:nsid w:val="1E835043"/>
     <w:multiLevelType w:val="hybridMultilevel"/>
     <w:tmpl w:val="E4C2AA14"/>
@@ -10263,7 +10949,7 @@
       </w:rPr>
     </w:lvl>
   </w:abstractNum>
-  <w:abstractNum w:abstractNumId="18" w15:restartNumberingAfterBreak="0">
+  <w:abstractNum w:abstractNumId="19" w15:restartNumberingAfterBreak="0">
     <w:nsid w:val="1F2B6DCB"/>
     <w:multiLevelType w:val="multilevel"/>
     <w:tmpl w:val="BF98E362"/>
@@ -10412,7 +11098,7 @@
       </w:rPr>
     </w:lvl>
   </w:abstractNum>
-  <w:abstractNum w:abstractNumId="19" w15:restartNumberingAfterBreak="0">
+  <w:abstractNum w:abstractNumId="20" w15:restartNumberingAfterBreak="0">
     <w:nsid w:val="22491310"/>
     <w:multiLevelType w:val="multilevel"/>
     <w:tmpl w:val="183C2886"/>
@@ -10561,7 +11247,7 @@
       </w:rPr>
     </w:lvl>
   </w:abstractNum>
-  <w:abstractNum w:abstractNumId="20" w15:restartNumberingAfterBreak="0">
+  <w:abstractNum w:abstractNumId="21" w15:restartNumberingAfterBreak="0">
     <w:nsid w:val="23135BAD"/>
     <w:multiLevelType w:val="multilevel"/>
     <w:tmpl w:val="AA0E65CE"/>
@@ -10710,7 +11396,7 @@
       </w:rPr>
     </w:lvl>
   </w:abstractNum>
-  <w:abstractNum w:abstractNumId="21" w15:restartNumberingAfterBreak="0">
+  <w:abstractNum w:abstractNumId="22" w15:restartNumberingAfterBreak="0">
     <w:nsid w:val="23315344"/>
     <w:multiLevelType w:val="multilevel"/>
     <w:tmpl w:val="4A04DF8A"/>
@@ -10823,7 +11509,7 @@
       </w:pPr>
     </w:lvl>
   </w:abstractNum>
-  <w:abstractNum w:abstractNumId="22" w15:restartNumberingAfterBreak="0">
+  <w:abstractNum w:abstractNumId="23" w15:restartNumberingAfterBreak="0">
     <w:nsid w:val="23534DD9"/>
     <w:multiLevelType w:val="multilevel"/>
     <w:tmpl w:val="6E98440E"/>
@@ -10972,7 +11658,7 @@
       </w:rPr>
     </w:lvl>
   </w:abstractNum>
-  <w:abstractNum w:abstractNumId="23" w15:restartNumberingAfterBreak="0">
+  <w:abstractNum w:abstractNumId="24" w15:restartNumberingAfterBreak="0">
     <w:nsid w:val="23C43F6E"/>
     <w:multiLevelType w:val="multilevel"/>
     <w:tmpl w:val="2464775A"/>
@@ -11121,7 +11807,7 @@
       </w:rPr>
     </w:lvl>
   </w:abstractNum>
-  <w:abstractNum w:abstractNumId="24" w15:restartNumberingAfterBreak="0">
+  <w:abstractNum w:abstractNumId="25" w15:restartNumberingAfterBreak="0">
     <w:nsid w:val="277D2605"/>
     <w:multiLevelType w:val="multilevel"/>
     <w:tmpl w:val="A5EAAB7C"/>
@@ -11234,7 +11920,7 @@
       </w:pPr>
     </w:lvl>
   </w:abstractNum>
-  <w:abstractNum w:abstractNumId="25" w15:restartNumberingAfterBreak="0">
+  <w:abstractNum w:abstractNumId="26" w15:restartNumberingAfterBreak="0">
     <w:nsid w:val="28DF22FD"/>
     <w:multiLevelType w:val="multilevel"/>
     <w:tmpl w:val="01487578"/>
@@ -11383,7 +12069,7 @@
       </w:rPr>
     </w:lvl>
   </w:abstractNum>
-  <w:abstractNum w:abstractNumId="26" w15:restartNumberingAfterBreak="0">
+  <w:abstractNum w:abstractNumId="27" w15:restartNumberingAfterBreak="0">
     <w:nsid w:val="29C2405A"/>
     <w:multiLevelType w:val="hybridMultilevel"/>
     <w:tmpl w:val="1DBAE068"/>
@@ -11496,7 +12182,7 @@
       </w:rPr>
     </w:lvl>
   </w:abstractNum>
-  <w:abstractNum w:abstractNumId="27" w15:restartNumberingAfterBreak="0">
+  <w:abstractNum w:abstractNumId="28" w15:restartNumberingAfterBreak="0">
     <w:nsid w:val="2C9A5AA0"/>
     <w:multiLevelType w:val="multilevel"/>
     <w:tmpl w:val="EED4EE48"/>
@@ -11609,7 +12295,7 @@
       </w:pPr>
     </w:lvl>
   </w:abstractNum>
-  <w:abstractNum w:abstractNumId="28" w15:restartNumberingAfterBreak="0">
+  <w:abstractNum w:abstractNumId="29" w15:restartNumberingAfterBreak="0">
     <w:nsid w:val="30252833"/>
     <w:multiLevelType w:val="multilevel"/>
     <w:tmpl w:val="DF3C96C2"/>
@@ -11758,7 +12444,7 @@
       </w:rPr>
     </w:lvl>
   </w:abstractNum>
-  <w:abstractNum w:abstractNumId="29" w15:restartNumberingAfterBreak="0">
+  <w:abstractNum w:abstractNumId="30" w15:restartNumberingAfterBreak="0">
     <w:nsid w:val="328D07AF"/>
     <w:multiLevelType w:val="multilevel"/>
     <w:tmpl w:val="D6E246AC"/>
@@ -11907,7 +12593,7 @@
       </w:rPr>
     </w:lvl>
   </w:abstractNum>
-  <w:abstractNum w:abstractNumId="30" w15:restartNumberingAfterBreak="0">
+  <w:abstractNum w:abstractNumId="31" w15:restartNumberingAfterBreak="0">
     <w:nsid w:val="33690746"/>
     <w:multiLevelType w:val="multilevel"/>
     <w:tmpl w:val="5C800EDC"/>
@@ -12020,7 +12706,93 @@
       </w:pPr>
     </w:lvl>
   </w:abstractNum>
-  <w:abstractNum w:abstractNumId="31" w15:restartNumberingAfterBreak="0">
+  <w:abstractNum w:abstractNumId="32" w15:restartNumberingAfterBreak="0">
+    <w:nsid w:val="340E4877"/>
+    <w:multiLevelType w:val="hybridMultilevel"/>
+    <w:tmpl w:val="A082110A"/>
+    <w:lvl w:ilvl="0" w:tplc="1DA21CAA">
+      <w:start w:val="1"/>
+      <w:numFmt w:val="decimal"/>
+      <w:lvlText w:val="%1."/>
+      <w:lvlJc w:val="left"/>
+      <w:pPr>
+        <w:ind w:left="1440" w:hanging="360"/>
+      </w:pPr>
+    </w:lvl>
+    <w:lvl w:ilvl="1" w:tplc="249A9832">
+      <w:start w:val="1"/>
+      <w:numFmt w:val="decimal"/>
+      <w:lvlText w:val="%2."/>
+      <w:lvlJc w:val="left"/>
+      <w:pPr>
+        <w:ind w:left="1440" w:hanging="360"/>
+      </w:pPr>
+    </w:lvl>
+    <w:lvl w:ilvl="2" w:tplc="5A8873A4">
+      <w:start w:val="1"/>
+      <w:numFmt w:val="decimal"/>
+      <w:lvlText w:val="%3."/>
+      <w:lvlJc w:val="left"/>
+      <w:pPr>
+        <w:ind w:left="1440" w:hanging="360"/>
+      </w:pPr>
+    </w:lvl>
+    <w:lvl w:ilvl="3" w:tplc="BE1A71F6">
+      <w:start w:val="1"/>
+      <w:numFmt w:val="decimal"/>
+      <w:lvlText w:val="%4."/>
+      <w:lvlJc w:val="left"/>
+      <w:pPr>
+        <w:ind w:left="1440" w:hanging="360"/>
+      </w:pPr>
+    </w:lvl>
+    <w:lvl w:ilvl="4" w:tplc="7FC0828C">
+      <w:start w:val="1"/>
+      <w:numFmt w:val="decimal"/>
+      <w:lvlText w:val="%5."/>
+      <w:lvlJc w:val="left"/>
+      <w:pPr>
+        <w:ind w:left="1440" w:hanging="360"/>
+      </w:pPr>
+    </w:lvl>
+    <w:lvl w:ilvl="5" w:tplc="CB54ECF2">
+      <w:start w:val="1"/>
+      <w:numFmt w:val="decimal"/>
+      <w:lvlText w:val="%6."/>
+      <w:lvlJc w:val="left"/>
+      <w:pPr>
+        <w:ind w:left="1440" w:hanging="360"/>
+      </w:pPr>
+    </w:lvl>
+    <w:lvl w:ilvl="6" w:tplc="8DF0C138">
+      <w:start w:val="1"/>
+      <w:numFmt w:val="decimal"/>
+      <w:lvlText w:val="%7."/>
+      <w:lvlJc w:val="left"/>
+      <w:pPr>
+        <w:ind w:left="1440" w:hanging="360"/>
+      </w:pPr>
+    </w:lvl>
+    <w:lvl w:ilvl="7" w:tplc="F800D844">
+      <w:start w:val="1"/>
+      <w:numFmt w:val="decimal"/>
+      <w:lvlText w:val="%8."/>
+      <w:lvlJc w:val="left"/>
+      <w:pPr>
+        <w:ind w:left="1440" w:hanging="360"/>
+      </w:pPr>
+    </w:lvl>
+    <w:lvl w:ilvl="8" w:tplc="638EA686">
+      <w:start w:val="1"/>
+      <w:numFmt w:val="decimal"/>
+      <w:lvlText w:val="%9."/>
+      <w:lvlJc w:val="left"/>
+      <w:pPr>
+        <w:ind w:left="1440" w:hanging="360"/>
+      </w:pPr>
+    </w:lvl>
+  </w:abstractNum>
+  <w:abstractNum w:abstractNumId="33" w15:restartNumberingAfterBreak="0">
     <w:nsid w:val="35C3297E"/>
     <w:multiLevelType w:val="multilevel"/>
     <w:tmpl w:val="F9C49040"/>
@@ -12133,7 +12905,7 @@
       </w:pPr>
     </w:lvl>
   </w:abstractNum>
-  <w:abstractNum w:abstractNumId="32" w15:restartNumberingAfterBreak="0">
+  <w:abstractNum w:abstractNumId="34" w15:restartNumberingAfterBreak="0">
     <w:nsid w:val="35D90CA1"/>
     <w:multiLevelType w:val="multilevel"/>
     <w:tmpl w:val="57C6AEF4"/>
@@ -12246,7 +13018,120 @@
       </w:pPr>
     </w:lvl>
   </w:abstractNum>
-  <w:abstractNum w:abstractNumId="33" w15:restartNumberingAfterBreak="0">
+  <w:abstractNum w:abstractNumId="35" w15:restartNumberingAfterBreak="0">
+    <w:nsid w:val="39BA5F4B"/>
+    <w:multiLevelType w:val="hybridMultilevel"/>
+    <w:tmpl w:val="0A6C31EE"/>
+    <w:lvl w:ilvl="0" w:tplc="E52A4116">
+      <w:start w:val="1"/>
+      <w:numFmt w:val="bullet"/>
+      <w:lvlText w:val=""/>
+      <w:lvlJc w:val="left"/>
+      <w:pPr>
+        <w:ind w:left="1080" w:hanging="360"/>
+      </w:pPr>
+      <w:rPr>
+        <w:rFonts w:ascii="Symbol" w:hAnsi="Symbol"/>
+      </w:rPr>
+    </w:lvl>
+    <w:lvl w:ilvl="1" w:tplc="7E7CC1BE">
+      <w:start w:val="1"/>
+      <w:numFmt w:val="bullet"/>
+      <w:lvlText w:val=""/>
+      <w:lvlJc w:val="left"/>
+      <w:pPr>
+        <w:ind w:left="1080" w:hanging="360"/>
+      </w:pPr>
+      <w:rPr>
+        <w:rFonts w:ascii="Symbol" w:hAnsi="Symbol"/>
+      </w:rPr>
+    </w:lvl>
+    <w:lvl w:ilvl="2" w:tplc="4828BD0C">
+      <w:start w:val="1"/>
+      <w:numFmt w:val="bullet"/>
+      <w:lvlText w:val=""/>
+      <w:lvlJc w:val="left"/>
+      <w:pPr>
+        <w:ind w:left="1080" w:hanging="360"/>
+      </w:pPr>
+      <w:rPr>
+        <w:rFonts w:ascii="Symbol" w:hAnsi="Symbol"/>
+      </w:rPr>
+    </w:lvl>
+    <w:lvl w:ilvl="3" w:tplc="E83CF798">
+      <w:start w:val="1"/>
+      <w:numFmt w:val="bullet"/>
+      <w:lvlText w:val=""/>
+      <w:lvlJc w:val="left"/>
+      <w:pPr>
+        <w:ind w:left="1080" w:hanging="360"/>
+      </w:pPr>
+      <w:rPr>
+        <w:rFonts w:ascii="Symbol" w:hAnsi="Symbol"/>
+      </w:rPr>
+    </w:lvl>
+    <w:lvl w:ilvl="4" w:tplc="1D06BB76">
+      <w:start w:val="1"/>
+      <w:numFmt w:val="bullet"/>
+      <w:lvlText w:val=""/>
+      <w:lvlJc w:val="left"/>
+      <w:pPr>
+        <w:ind w:left="1080" w:hanging="360"/>
+      </w:pPr>
+      <w:rPr>
+        <w:rFonts w:ascii="Symbol" w:hAnsi="Symbol"/>
+      </w:rPr>
+    </w:lvl>
+    <w:lvl w:ilvl="5" w:tplc="49B05D52">
+      <w:start w:val="1"/>
+      <w:numFmt w:val="bullet"/>
+      <w:lvlText w:val=""/>
+      <w:lvlJc w:val="left"/>
+      <w:pPr>
+        <w:ind w:left="1080" w:hanging="360"/>
+      </w:pPr>
+      <w:rPr>
+        <w:rFonts w:ascii="Symbol" w:hAnsi="Symbol"/>
+      </w:rPr>
+    </w:lvl>
+    <w:lvl w:ilvl="6" w:tplc="6B5C3DE4">
+      <w:start w:val="1"/>
+      <w:numFmt w:val="bullet"/>
+      <w:lvlText w:val=""/>
+      <w:lvlJc w:val="left"/>
+      <w:pPr>
+        <w:ind w:left="1080" w:hanging="360"/>
+      </w:pPr>
+      <w:rPr>
+        <w:rFonts w:ascii="Symbol" w:hAnsi="Symbol"/>
+      </w:rPr>
+    </w:lvl>
+    <w:lvl w:ilvl="7" w:tplc="C38C8214">
+      <w:start w:val="1"/>
+      <w:numFmt w:val="bullet"/>
+      <w:lvlText w:val=""/>
+      <w:lvlJc w:val="left"/>
+      <w:pPr>
+        <w:ind w:left="1080" w:hanging="360"/>
+      </w:pPr>
+      <w:rPr>
+        <w:rFonts w:ascii="Symbol" w:hAnsi="Symbol"/>
+      </w:rPr>
+    </w:lvl>
+    <w:lvl w:ilvl="8" w:tplc="AAD67C52">
+      <w:start w:val="1"/>
+      <w:numFmt w:val="bullet"/>
+      <w:lvlText w:val=""/>
+      <w:lvlJc w:val="left"/>
+      <w:pPr>
+        <w:ind w:left="1080" w:hanging="360"/>
+      </w:pPr>
+      <w:rPr>
+        <w:rFonts w:ascii="Symbol" w:hAnsi="Symbol"/>
+      </w:rPr>
+    </w:lvl>
+  </w:abstractNum>
+  <w:abstractNum w:abstractNumId="36" w15:restartNumberingAfterBreak="0">
     <w:nsid w:val="3C152E1F"/>
     <w:multiLevelType w:val="multilevel"/>
     <w:tmpl w:val="4776DBF6"/>
@@ -12395,7 +13280,7 @@
       </w:rPr>
     </w:lvl>
   </w:abstractNum>
-  <w:abstractNum w:abstractNumId="34" w15:restartNumberingAfterBreak="0">
+  <w:abstractNum w:abstractNumId="37" w15:restartNumberingAfterBreak="0">
     <w:nsid w:val="3D1337BA"/>
     <w:multiLevelType w:val="hybridMultilevel"/>
     <w:tmpl w:val="57F26724"/>
@@ -12481,7 +13366,7 @@
       </w:pPr>
     </w:lvl>
   </w:abstractNum>
-  <w:abstractNum w:abstractNumId="35" w15:restartNumberingAfterBreak="0">
+  <w:abstractNum w:abstractNumId="38" w15:restartNumberingAfterBreak="0">
     <w:nsid w:val="42C71C81"/>
     <w:multiLevelType w:val="multilevel"/>
     <w:tmpl w:val="76E49526"/>
@@ -12630,7 +13515,7 @@
       </w:rPr>
     </w:lvl>
   </w:abstractNum>
-  <w:abstractNum w:abstractNumId="36" w15:restartNumberingAfterBreak="0">
+  <w:abstractNum w:abstractNumId="39" w15:restartNumberingAfterBreak="0">
     <w:nsid w:val="451F6ACF"/>
     <w:multiLevelType w:val="multilevel"/>
     <w:tmpl w:val="911EC718"/>
@@ -12779,7 +13664,7 @@
       </w:rPr>
     </w:lvl>
   </w:abstractNum>
-  <w:abstractNum w:abstractNumId="37" w15:restartNumberingAfterBreak="0">
+  <w:abstractNum w:abstractNumId="40" w15:restartNumberingAfterBreak="0">
     <w:nsid w:val="4715248F"/>
     <w:multiLevelType w:val="multilevel"/>
     <w:tmpl w:val="8A7A052C"/>
@@ -12928,7 +13813,7 @@
       </w:rPr>
     </w:lvl>
   </w:abstractNum>
-  <w:abstractNum w:abstractNumId="38" w15:restartNumberingAfterBreak="0">
+  <w:abstractNum w:abstractNumId="41" w15:restartNumberingAfterBreak="0">
     <w:nsid w:val="47541895"/>
     <w:multiLevelType w:val="multilevel"/>
     <w:tmpl w:val="9BF6BAF8"/>
@@ -13077,7 +13962,7 @@
       </w:rPr>
     </w:lvl>
   </w:abstractNum>
-  <w:abstractNum w:abstractNumId="39" w15:restartNumberingAfterBreak="0">
+  <w:abstractNum w:abstractNumId="42" w15:restartNumberingAfterBreak="0">
     <w:nsid w:val="48006BAD"/>
     <w:multiLevelType w:val="multilevel"/>
     <w:tmpl w:val="26025C80"/>
@@ -13226,7 +14111,7 @@
       </w:rPr>
     </w:lvl>
   </w:abstractNum>
-  <w:abstractNum w:abstractNumId="40" w15:restartNumberingAfterBreak="0">
+  <w:abstractNum w:abstractNumId="43" w15:restartNumberingAfterBreak="0">
     <w:nsid w:val="4A7825A4"/>
     <w:multiLevelType w:val="multilevel"/>
     <w:tmpl w:val="6324ED82"/>
@@ -13375,7 +14260,7 @@
       </w:rPr>
     </w:lvl>
   </w:abstractNum>
-  <w:abstractNum w:abstractNumId="41" w15:restartNumberingAfterBreak="0">
+  <w:abstractNum w:abstractNumId="44" w15:restartNumberingAfterBreak="0">
     <w:nsid w:val="4BFE025E"/>
     <w:multiLevelType w:val="multilevel"/>
     <w:tmpl w:val="F2A09EAE"/>
@@ -13524,7 +14409,7 @@
       </w:rPr>
     </w:lvl>
   </w:abstractNum>
-  <w:abstractNum w:abstractNumId="42" w15:restartNumberingAfterBreak="0">
+  <w:abstractNum w:abstractNumId="45" w15:restartNumberingAfterBreak="0">
     <w:nsid w:val="4C255AFE"/>
     <w:multiLevelType w:val="multilevel"/>
     <w:tmpl w:val="1B7CC976"/>
@@ -13637,7 +14522,7 @@
       </w:pPr>
     </w:lvl>
   </w:abstractNum>
-  <w:abstractNum w:abstractNumId="43" w15:restartNumberingAfterBreak="0">
+  <w:abstractNum w:abstractNumId="46" w15:restartNumberingAfterBreak="0">
     <w:nsid w:val="4E6541DA"/>
     <w:multiLevelType w:val="multilevel"/>
     <w:tmpl w:val="164E048E"/>
@@ -13786,7 +14671,7 @@
       </w:rPr>
     </w:lvl>
   </w:abstractNum>
-  <w:abstractNum w:abstractNumId="44" w15:restartNumberingAfterBreak="0">
+  <w:abstractNum w:abstractNumId="47" w15:restartNumberingAfterBreak="0">
     <w:nsid w:val="504B217D"/>
     <w:multiLevelType w:val="multilevel"/>
     <w:tmpl w:val="F79A51CC"/>
@@ -13935,7 +14820,7 @@
       </w:rPr>
     </w:lvl>
   </w:abstractNum>
-  <w:abstractNum w:abstractNumId="45" w15:restartNumberingAfterBreak="0">
+  <w:abstractNum w:abstractNumId="48" w15:restartNumberingAfterBreak="0">
     <w:nsid w:val="509A64DF"/>
     <w:multiLevelType w:val="multilevel"/>
     <w:tmpl w:val="24C86582"/>
@@ -14048,7 +14933,7 @@
       </w:pPr>
     </w:lvl>
   </w:abstractNum>
-  <w:abstractNum w:abstractNumId="46" w15:restartNumberingAfterBreak="0">
+  <w:abstractNum w:abstractNumId="49" w15:restartNumberingAfterBreak="0">
     <w:nsid w:val="51DB0651"/>
     <w:multiLevelType w:val="multilevel"/>
     <w:tmpl w:val="F5405B1C"/>
@@ -14197,7 +15082,7 @@
       </w:rPr>
     </w:lvl>
   </w:abstractNum>
-  <w:abstractNum w:abstractNumId="47" w15:restartNumberingAfterBreak="0">
+  <w:abstractNum w:abstractNumId="50" w15:restartNumberingAfterBreak="0">
     <w:nsid w:val="5449401F"/>
     <w:multiLevelType w:val="multilevel"/>
     <w:tmpl w:val="32902B8C"/>
@@ -14346,7 +15231,7 @@
       </w:rPr>
     </w:lvl>
   </w:abstractNum>
-  <w:abstractNum w:abstractNumId="48" w15:restartNumberingAfterBreak="0">
+  <w:abstractNum w:abstractNumId="51" w15:restartNumberingAfterBreak="0">
     <w:nsid w:val="5513015E"/>
     <w:multiLevelType w:val="multilevel"/>
     <w:tmpl w:val="323CAED2"/>
@@ -14495,7 +15380,7 @@
       </w:rPr>
     </w:lvl>
   </w:abstractNum>
-  <w:abstractNum w:abstractNumId="49" w15:restartNumberingAfterBreak="0">
+  <w:abstractNum w:abstractNumId="52" w15:restartNumberingAfterBreak="0">
     <w:nsid w:val="55C10765"/>
     <w:multiLevelType w:val="multilevel"/>
     <w:tmpl w:val="B1907BCE"/>
@@ -14644,7 +15529,7 @@
       </w:rPr>
     </w:lvl>
   </w:abstractNum>
-  <w:abstractNum w:abstractNumId="50" w15:restartNumberingAfterBreak="0">
+  <w:abstractNum w:abstractNumId="53" w15:restartNumberingAfterBreak="0">
     <w:nsid w:val="58D227BF"/>
     <w:multiLevelType w:val="multilevel"/>
     <w:tmpl w:val="291EEAEA"/>
@@ -14793,7 +15678,7 @@
       </w:rPr>
     </w:lvl>
   </w:abstractNum>
-  <w:abstractNum w:abstractNumId="51" w15:restartNumberingAfterBreak="0">
+  <w:abstractNum w:abstractNumId="54" w15:restartNumberingAfterBreak="0">
     <w:nsid w:val="5C1F50F3"/>
     <w:multiLevelType w:val="multilevel"/>
     <w:tmpl w:val="8CC8814E"/>
@@ -14910,7 +15795,7 @@
       </w:pPr>
     </w:lvl>
   </w:abstractNum>
-  <w:abstractNum w:abstractNumId="52" w15:restartNumberingAfterBreak="0">
+  <w:abstractNum w:abstractNumId="55" w15:restartNumberingAfterBreak="0">
     <w:nsid w:val="5CCB126F"/>
     <w:multiLevelType w:val="multilevel"/>
     <w:tmpl w:val="9F54C1C6"/>
@@ -15059,7 +15944,7 @@
       </w:rPr>
     </w:lvl>
   </w:abstractNum>
-  <w:abstractNum w:abstractNumId="53" w15:restartNumberingAfterBreak="0">
+  <w:abstractNum w:abstractNumId="56" w15:restartNumberingAfterBreak="0">
     <w:nsid w:val="5E1F120B"/>
     <w:multiLevelType w:val="multilevel"/>
     <w:tmpl w:val="CF86E1C2"/>
@@ -15208,7 +16093,7 @@
       </w:rPr>
     </w:lvl>
   </w:abstractNum>
-  <w:abstractNum w:abstractNumId="54" w15:restartNumberingAfterBreak="0">
+  <w:abstractNum w:abstractNumId="57" w15:restartNumberingAfterBreak="0">
     <w:nsid w:val="5EB1681E"/>
     <w:multiLevelType w:val="multilevel"/>
     <w:tmpl w:val="0E18F1DC"/>
@@ -15357,7 +16242,7 @@
       </w:rPr>
     </w:lvl>
   </w:abstractNum>
-  <w:abstractNum w:abstractNumId="55" w15:restartNumberingAfterBreak="0">
+  <w:abstractNum w:abstractNumId="58" w15:restartNumberingAfterBreak="0">
     <w:nsid w:val="5F341AF8"/>
     <w:multiLevelType w:val="multilevel"/>
     <w:tmpl w:val="B38A36A4"/>
@@ -15506,7 +16391,7 @@
       </w:rPr>
     </w:lvl>
   </w:abstractNum>
-  <w:abstractNum w:abstractNumId="56" w15:restartNumberingAfterBreak="0">
+  <w:abstractNum w:abstractNumId="59" w15:restartNumberingAfterBreak="0">
     <w:nsid w:val="613C144E"/>
     <w:multiLevelType w:val="multilevel"/>
     <w:tmpl w:val="66CE4D62"/>
@@ -15655,7 +16540,7 @@
       </w:rPr>
     </w:lvl>
   </w:abstractNum>
-  <w:abstractNum w:abstractNumId="57" w15:restartNumberingAfterBreak="0">
+  <w:abstractNum w:abstractNumId="60" w15:restartNumberingAfterBreak="0">
     <w:nsid w:val="668426A1"/>
     <w:multiLevelType w:val="multilevel"/>
     <w:tmpl w:val="76B6C636"/>
@@ -15768,7 +16653,7 @@
       </w:pPr>
     </w:lvl>
   </w:abstractNum>
-  <w:abstractNum w:abstractNumId="58" w15:restartNumberingAfterBreak="0">
+  <w:abstractNum w:abstractNumId="61" w15:restartNumberingAfterBreak="0">
     <w:nsid w:val="69594CC7"/>
     <w:multiLevelType w:val="multilevel"/>
     <w:tmpl w:val="4B3EFE48"/>
@@ -15917,7 +16802,7 @@
       </w:rPr>
     </w:lvl>
   </w:abstractNum>
-  <w:abstractNum w:abstractNumId="59" w15:restartNumberingAfterBreak="0">
+  <w:abstractNum w:abstractNumId="62" w15:restartNumberingAfterBreak="0">
     <w:nsid w:val="6A6E4253"/>
     <w:multiLevelType w:val="multilevel"/>
     <w:tmpl w:val="7A4ADFC4"/>
@@ -16066,7 +16951,7 @@
       </w:rPr>
     </w:lvl>
   </w:abstractNum>
-  <w:abstractNum w:abstractNumId="60" w15:restartNumberingAfterBreak="0">
+  <w:abstractNum w:abstractNumId="63" w15:restartNumberingAfterBreak="0">
     <w:nsid w:val="6B211908"/>
     <w:multiLevelType w:val="multilevel"/>
     <w:tmpl w:val="FB822E7A"/>
@@ -16215,7 +17100,7 @@
       </w:rPr>
     </w:lvl>
   </w:abstractNum>
-  <w:abstractNum w:abstractNumId="61" w15:restartNumberingAfterBreak="0">
+  <w:abstractNum w:abstractNumId="64" w15:restartNumberingAfterBreak="0">
     <w:nsid w:val="6B637045"/>
     <w:multiLevelType w:val="multilevel"/>
     <w:tmpl w:val="8A989164"/>
@@ -16364,7 +17249,7 @@
       </w:rPr>
     </w:lvl>
   </w:abstractNum>
-  <w:abstractNum w:abstractNumId="62" w15:restartNumberingAfterBreak="0">
+  <w:abstractNum w:abstractNumId="65" w15:restartNumberingAfterBreak="0">
     <w:nsid w:val="6BC651F6"/>
     <w:multiLevelType w:val="multilevel"/>
     <w:tmpl w:val="34BA0CD6"/>
@@ -16513,7 +17398,7 @@
       </w:rPr>
     </w:lvl>
   </w:abstractNum>
-  <w:abstractNum w:abstractNumId="63" w15:restartNumberingAfterBreak="0">
+  <w:abstractNum w:abstractNumId="66" w15:restartNumberingAfterBreak="0">
     <w:nsid w:val="6C9A2B16"/>
     <w:multiLevelType w:val="multilevel"/>
     <w:tmpl w:val="72745ADC"/>
@@ -16662,7 +17547,7 @@
       </w:rPr>
     </w:lvl>
   </w:abstractNum>
-  <w:abstractNum w:abstractNumId="64" w15:restartNumberingAfterBreak="0">
+  <w:abstractNum w:abstractNumId="67" w15:restartNumberingAfterBreak="0">
     <w:nsid w:val="71424917"/>
     <w:multiLevelType w:val="multilevel"/>
     <w:tmpl w:val="74C6609E"/>
@@ -16811,7 +17696,7 @@
       </w:rPr>
     </w:lvl>
   </w:abstractNum>
-  <w:abstractNum w:abstractNumId="65" w15:restartNumberingAfterBreak="0">
+  <w:abstractNum w:abstractNumId="68" w15:restartNumberingAfterBreak="0">
     <w:nsid w:val="721845DE"/>
     <w:multiLevelType w:val="multilevel"/>
     <w:tmpl w:val="42808B9E"/>
@@ -16960,7 +17845,7 @@
       </w:rPr>
     </w:lvl>
   </w:abstractNum>
-  <w:abstractNum w:abstractNumId="66" w15:restartNumberingAfterBreak="0">
+  <w:abstractNum w:abstractNumId="69" w15:restartNumberingAfterBreak="0">
     <w:nsid w:val="73C9455A"/>
     <w:multiLevelType w:val="multilevel"/>
     <w:tmpl w:val="93BE8740"/>
@@ -17073,7 +17958,7 @@
       </w:pPr>
     </w:lvl>
   </w:abstractNum>
-  <w:abstractNum w:abstractNumId="67" w15:restartNumberingAfterBreak="0">
+  <w:abstractNum w:abstractNumId="70" w15:restartNumberingAfterBreak="0">
     <w:nsid w:val="74BF2481"/>
     <w:multiLevelType w:val="multilevel"/>
     <w:tmpl w:val="55B0A1DE"/>
@@ -17186,7 +18071,7 @@
       </w:pPr>
     </w:lvl>
   </w:abstractNum>
-  <w:abstractNum w:abstractNumId="68" w15:restartNumberingAfterBreak="0">
+  <w:abstractNum w:abstractNumId="71" w15:restartNumberingAfterBreak="0">
     <w:nsid w:val="764D4056"/>
     <w:multiLevelType w:val="multilevel"/>
     <w:tmpl w:val="DC425B78"/>
@@ -17299,7 +18184,7 @@
       </w:pPr>
     </w:lvl>
   </w:abstractNum>
-  <w:abstractNum w:abstractNumId="69" w15:restartNumberingAfterBreak="0">
+  <w:abstractNum w:abstractNumId="72" w15:restartNumberingAfterBreak="0">
     <w:nsid w:val="77652F7D"/>
     <w:multiLevelType w:val="multilevel"/>
     <w:tmpl w:val="16B6A1A2"/>
@@ -17412,7 +18297,7 @@
       </w:pPr>
     </w:lvl>
   </w:abstractNum>
-  <w:abstractNum w:abstractNumId="70" w15:restartNumberingAfterBreak="0">
+  <w:abstractNum w:abstractNumId="73" w15:restartNumberingAfterBreak="0">
     <w:nsid w:val="79B017B9"/>
     <w:multiLevelType w:val="multilevel"/>
     <w:tmpl w:val="8DAA4712"/>
@@ -17561,7 +18446,7 @@
       </w:rPr>
     </w:lvl>
   </w:abstractNum>
-  <w:abstractNum w:abstractNumId="71" w15:restartNumberingAfterBreak="0">
+  <w:abstractNum w:abstractNumId="74" w15:restartNumberingAfterBreak="0">
     <w:nsid w:val="7A4D2C67"/>
     <w:multiLevelType w:val="multilevel"/>
     <w:tmpl w:val="3132D376"/>
@@ -17710,7 +18595,7 @@
       </w:rPr>
     </w:lvl>
   </w:abstractNum>
-  <w:abstractNum w:abstractNumId="72" w15:restartNumberingAfterBreak="0">
+  <w:abstractNum w:abstractNumId="75" w15:restartNumberingAfterBreak="0">
     <w:nsid w:val="7C2C7C0A"/>
     <w:multiLevelType w:val="multilevel"/>
     <w:tmpl w:val="BD26F8D8"/>
@@ -17859,7 +18744,7 @@
       </w:rPr>
     </w:lvl>
   </w:abstractNum>
-  <w:abstractNum w:abstractNumId="73" w15:restartNumberingAfterBreak="0">
+  <w:abstractNum w:abstractNumId="76" w15:restartNumberingAfterBreak="0">
     <w:nsid w:val="7C63259D"/>
     <w:multiLevelType w:val="multilevel"/>
     <w:tmpl w:val="524CB82E"/>
@@ -17972,7 +18857,7 @@
       </w:pPr>
     </w:lvl>
   </w:abstractNum>
-  <w:abstractNum w:abstractNumId="74" w15:restartNumberingAfterBreak="0">
+  <w:abstractNum w:abstractNumId="77" w15:restartNumberingAfterBreak="0">
     <w:nsid w:val="7E3165A5"/>
     <w:multiLevelType w:val="multilevel"/>
     <w:tmpl w:val="8E7CB2C2"/>
@@ -18121,7 +19006,7 @@
       </w:rPr>
     </w:lvl>
   </w:abstractNum>
-  <w:abstractNum w:abstractNumId="75" w15:restartNumberingAfterBreak="0">
+  <w:abstractNum w:abstractNumId="78" w15:restartNumberingAfterBreak="0">
     <w:nsid w:val="7E4D362D"/>
     <w:multiLevelType w:val="multilevel"/>
     <w:tmpl w:val="38DE0E0C"/>
@@ -18271,40 +19156,40 @@
     </w:lvl>
   </w:abstractNum>
   <w:num w:numId="1" w16cid:durableId="486409364">
-    <w:abstractNumId w:val="28"/>
+    <w:abstractNumId w:val="29"/>
   </w:num>
   <w:num w:numId="2" w16cid:durableId="1730494669">
-    <w:abstractNumId w:val="50"/>
+    <w:abstractNumId w:val="53"/>
   </w:num>
   <w:num w:numId="3" w16cid:durableId="1138961188">
-    <w:abstractNumId w:val="53"/>
+    <w:abstractNumId w:val="56"/>
   </w:num>
   <w:num w:numId="4" w16cid:durableId="759520275">
-    <w:abstractNumId w:val="35"/>
+    <w:abstractNumId w:val="38"/>
   </w:num>
   <w:num w:numId="5" w16cid:durableId="394008598">
-    <w:abstractNumId w:val="40"/>
+    <w:abstractNumId w:val="43"/>
   </w:num>
   <w:num w:numId="6" w16cid:durableId="84613582">
+    <w:abstractNumId w:val="36"/>
+  </w:num>
+  <w:num w:numId="7" w16cid:durableId="1214806148">
     <w:abstractNumId w:val="33"/>
   </w:num>
-  <w:num w:numId="7" w16cid:durableId="1214806148">
-    <w:abstractNumId w:val="31"/>
-  </w:num>
   <w:num w:numId="8" w16cid:durableId="1554730194">
-    <w:abstractNumId w:val="18"/>
+    <w:abstractNumId w:val="19"/>
   </w:num>
   <w:num w:numId="9" w16cid:durableId="341325960">
-    <w:abstractNumId w:val="51"/>
+    <w:abstractNumId w:val="54"/>
   </w:num>
   <w:num w:numId="10" w16cid:durableId="1588615940">
-    <w:abstractNumId w:val="57"/>
+    <w:abstractNumId w:val="60"/>
   </w:num>
   <w:num w:numId="11" w16cid:durableId="232278024">
-    <w:abstractNumId w:val="66"/>
+    <w:abstractNumId w:val="69"/>
   </w:num>
   <w:num w:numId="12" w16cid:durableId="407385684">
-    <w:abstractNumId w:val="24"/>
+    <w:abstractNumId w:val="25"/>
   </w:num>
   <w:num w:numId="13" w16cid:durableId="409666219">
     <w:abstractNumId w:val="2"/>
@@ -18313,40 +19198,40 @@
     <w:abstractNumId w:val="6"/>
   </w:num>
   <w:num w:numId="15" w16cid:durableId="6297848">
-    <w:abstractNumId w:val="49"/>
+    <w:abstractNumId w:val="52"/>
   </w:num>
   <w:num w:numId="16" w16cid:durableId="300620615">
     <w:abstractNumId w:val="5"/>
   </w:num>
   <w:num w:numId="17" w16cid:durableId="772746810">
-    <w:abstractNumId w:val="21"/>
+    <w:abstractNumId w:val="22"/>
   </w:num>
   <w:num w:numId="18" w16cid:durableId="904073452">
-    <w:abstractNumId w:val="30"/>
+    <w:abstractNumId w:val="31"/>
   </w:num>
   <w:num w:numId="19" w16cid:durableId="869606024">
+    <w:abstractNumId w:val="47"/>
+  </w:num>
+  <w:num w:numId="20" w16cid:durableId="881097584">
+    <w:abstractNumId w:val="76"/>
+  </w:num>
+  <w:num w:numId="21" w16cid:durableId="280188298">
     <w:abstractNumId w:val="44"/>
   </w:num>
-  <w:num w:numId="20" w16cid:durableId="881097584">
-    <w:abstractNumId w:val="73"/>
-  </w:num>
-  <w:num w:numId="21" w16cid:durableId="280188298">
-    <w:abstractNumId w:val="41"/>
-  </w:num>
   <w:num w:numId="22" w16cid:durableId="2105150590">
-    <w:abstractNumId w:val="47"/>
+    <w:abstractNumId w:val="50"/>
   </w:num>
   <w:num w:numId="23" w16cid:durableId="2098305">
     <w:abstractNumId w:val="0"/>
   </w:num>
   <w:num w:numId="24" w16cid:durableId="1859156478">
-    <w:abstractNumId w:val="58"/>
+    <w:abstractNumId w:val="61"/>
   </w:num>
   <w:num w:numId="25" w16cid:durableId="432554122">
-    <w:abstractNumId w:val="56"/>
+    <w:abstractNumId w:val="59"/>
   </w:num>
   <w:num w:numId="26" w16cid:durableId="46415295">
-    <w:abstractNumId w:val="19"/>
+    <w:abstractNumId w:val="20"/>
   </w:num>
   <w:num w:numId="27" w16cid:durableId="784931294">
     <w:abstractNumId w:val="10"/>
@@ -18355,106 +19240,106 @@
     <w:abstractNumId w:val="11"/>
   </w:num>
   <w:num w:numId="29" w16cid:durableId="257835116">
+    <w:abstractNumId w:val="51"/>
+  </w:num>
+  <w:num w:numId="30" w16cid:durableId="18623911">
+    <w:abstractNumId w:val="26"/>
+  </w:num>
+  <w:num w:numId="31" w16cid:durableId="34816097">
+    <w:abstractNumId w:val="17"/>
+  </w:num>
+  <w:num w:numId="32" w16cid:durableId="555818378">
+    <w:abstractNumId w:val="23"/>
+  </w:num>
+  <w:num w:numId="33" w16cid:durableId="763308469">
+    <w:abstractNumId w:val="78"/>
+  </w:num>
+  <w:num w:numId="34" w16cid:durableId="1445542948">
+    <w:abstractNumId w:val="30"/>
+  </w:num>
+  <w:num w:numId="35" w16cid:durableId="2034764369">
+    <w:abstractNumId w:val="62"/>
+  </w:num>
+  <w:num w:numId="36" w16cid:durableId="692611610">
+    <w:abstractNumId w:val="77"/>
+  </w:num>
+  <w:num w:numId="37" w16cid:durableId="1984583527">
+    <w:abstractNumId w:val="21"/>
+  </w:num>
+  <w:num w:numId="38" w16cid:durableId="1293713378">
     <w:abstractNumId w:val="48"/>
   </w:num>
-  <w:num w:numId="30" w16cid:durableId="18623911">
-    <w:abstractNumId w:val="25"/>
+  <w:num w:numId="39" w16cid:durableId="1557662308">
+    <w:abstractNumId w:val="58"/>
   </w:num>
-  <w:num w:numId="31" w16cid:durableId="34816097">
-    <w:abstractNumId w:val="16"/>
+  <w:num w:numId="40" w16cid:durableId="942611531">
+    <w:abstractNumId w:val="39"/>
   </w:num>
-  <w:num w:numId="32" w16cid:durableId="555818378">
-    <w:abstractNumId w:val="22"/>
+  <w:num w:numId="41" w16cid:durableId="818885808">
+    <w:abstractNumId w:val="70"/>
   </w:num>
-  <w:num w:numId="33" w16cid:durableId="763308469">
+  <w:num w:numId="42" w16cid:durableId="416053125">
     <w:abstractNumId w:val="75"/>
   </w:num>
-  <w:num w:numId="34" w16cid:durableId="1445542948">
-    <w:abstractNumId w:val="29"/>
+  <w:num w:numId="43" w16cid:durableId="74938638">
+    <w:abstractNumId w:val="73"/>
   </w:num>
-  <w:num w:numId="35" w16cid:durableId="2034764369">
-    <w:abstractNumId w:val="59"/>
+  <w:num w:numId="44" w16cid:durableId="1722703927">
+    <w:abstractNumId w:val="65"/>
   </w:num>
-  <w:num w:numId="36" w16cid:durableId="692611610">
-    <w:abstractNumId w:val="74"/>
+  <w:num w:numId="45" w16cid:durableId="1100639238">
+    <w:abstractNumId w:val="63"/>
   </w:num>
-  <w:num w:numId="37" w16cid:durableId="1984583527">
-    <w:abstractNumId w:val="20"/>
+  <w:num w:numId="46" w16cid:durableId="151801549">
+    <w:abstractNumId w:val="66"/>
   </w:num>
-  <w:num w:numId="38" w16cid:durableId="1293713378">
-    <w:abstractNumId w:val="45"/>
+  <w:num w:numId="47" w16cid:durableId="651909181">
+    <w:abstractNumId w:val="24"/>
   </w:num>
-  <w:num w:numId="39" w16cid:durableId="1557662308">
-    <w:abstractNumId w:val="55"/>
+  <w:num w:numId="48" w16cid:durableId="520365714">
+    <w:abstractNumId w:val="64"/>
   </w:num>
-  <w:num w:numId="40" w16cid:durableId="942611531">
-    <w:abstractNumId w:val="36"/>
+  <w:num w:numId="49" w16cid:durableId="1601329367">
+    <w:abstractNumId w:val="68"/>
   </w:num>
-  <w:num w:numId="41" w16cid:durableId="818885808">
-    <w:abstractNumId w:val="67"/>
-  </w:num>
-  <w:num w:numId="42" w16cid:durableId="416053125">
+  <w:num w:numId="50" w16cid:durableId="602343067">
     <w:abstractNumId w:val="72"/>
   </w:num>
-  <w:num w:numId="43" w16cid:durableId="74938638">
-    <w:abstractNumId w:val="70"/>
-  </w:num>
-  <w:num w:numId="44" w16cid:durableId="1722703927">
-    <w:abstractNumId w:val="62"/>
-  </w:num>
-  <w:num w:numId="45" w16cid:durableId="1100639238">
-    <w:abstractNumId w:val="60"/>
-  </w:num>
-  <w:num w:numId="46" w16cid:durableId="151801549">
-    <w:abstractNumId w:val="63"/>
-  </w:num>
-  <w:num w:numId="47" w16cid:durableId="651909181">
-    <w:abstractNumId w:val="23"/>
-  </w:num>
-  <w:num w:numId="48" w16cid:durableId="520365714">
-    <w:abstractNumId w:val="61"/>
-  </w:num>
-  <w:num w:numId="49" w16cid:durableId="1601329367">
-    <w:abstractNumId w:val="65"/>
-  </w:num>
-  <w:num w:numId="50" w16cid:durableId="602343067">
-    <w:abstractNumId w:val="69"/>
-  </w:num>
   <w:num w:numId="51" w16cid:durableId="1090738799">
-    <w:abstractNumId w:val="12"/>
+    <w:abstractNumId w:val="13"/>
   </w:num>
   <w:num w:numId="52" w16cid:durableId="268440947">
     <w:abstractNumId w:val="9"/>
   </w:num>
   <w:num w:numId="53" w16cid:durableId="1745759726">
-    <w:abstractNumId w:val="15"/>
+    <w:abstractNumId w:val="16"/>
   </w:num>
   <w:num w:numId="54" w16cid:durableId="1574124042">
-    <w:abstractNumId w:val="46"/>
+    <w:abstractNumId w:val="49"/>
   </w:num>
   <w:num w:numId="55" w16cid:durableId="334381103">
-    <w:abstractNumId w:val="39"/>
+    <w:abstractNumId w:val="42"/>
   </w:num>
   <w:num w:numId="56" w16cid:durableId="1864662374">
-    <w:abstractNumId w:val="27"/>
+    <w:abstractNumId w:val="28"/>
   </w:num>
   <w:num w:numId="57" w16cid:durableId="642657584">
     <w:abstractNumId w:val="4"/>
   </w:num>
   <w:num w:numId="58" w16cid:durableId="521667390">
-    <w:abstractNumId w:val="43"/>
+    <w:abstractNumId w:val="46"/>
   </w:num>
   <w:num w:numId="59" w16cid:durableId="135922532">
-    <w:abstractNumId w:val="13"/>
+    <w:abstractNumId w:val="14"/>
   </w:num>
   <w:num w:numId="60" w16cid:durableId="1571698476">
+    <w:abstractNumId w:val="40"/>
+  </w:num>
+  <w:num w:numId="61" w16cid:durableId="1648629009">
     <w:abstractNumId w:val="37"/>
   </w:num>
-  <w:num w:numId="61" w16cid:durableId="1648629009">
-    <w:abstractNumId w:val="34"/>
-  </w:num>
   <w:num w:numId="62" w16cid:durableId="227769896">
-    <w:abstractNumId w:val="17"/>
+    <w:abstractNumId w:val="18"/>
   </w:num>
   <w:num w:numId="63" w16cid:durableId="938217795">
     <w:abstractNumId w:val="1"/>
@@ -18463,40 +19348,49 @@
     <w:abstractNumId w:val="3"/>
   </w:num>
   <w:num w:numId="65" w16cid:durableId="978460340">
-    <w:abstractNumId w:val="26"/>
+    <w:abstractNumId w:val="27"/>
   </w:num>
   <w:num w:numId="66" w16cid:durableId="796526188">
-    <w:abstractNumId w:val="32"/>
+    <w:abstractNumId w:val="34"/>
   </w:num>
   <w:num w:numId="67" w16cid:durableId="1119689945">
     <w:abstractNumId w:val="8"/>
   </w:num>
   <w:num w:numId="68" w16cid:durableId="144397152">
-    <w:abstractNumId w:val="64"/>
+    <w:abstractNumId w:val="67"/>
   </w:num>
   <w:num w:numId="69" w16cid:durableId="888417102">
-    <w:abstractNumId w:val="38"/>
+    <w:abstractNumId w:val="41"/>
   </w:num>
   <w:num w:numId="70" w16cid:durableId="1777409334">
     <w:abstractNumId w:val="7"/>
   </w:num>
   <w:num w:numId="71" w16cid:durableId="836188166">
-    <w:abstractNumId w:val="42"/>
+    <w:abstractNumId w:val="45"/>
   </w:num>
   <w:num w:numId="72" w16cid:durableId="1284847134">
-    <w:abstractNumId w:val="68"/>
+    <w:abstractNumId w:val="71"/>
   </w:num>
   <w:num w:numId="73" w16cid:durableId="413671999">
-    <w:abstractNumId w:val="54"/>
+    <w:abstractNumId w:val="57"/>
   </w:num>
   <w:num w:numId="74" w16cid:durableId="1765876292">
-    <w:abstractNumId w:val="71"/>
+    <w:abstractNumId w:val="74"/>
   </w:num>
   <w:num w:numId="75" w16cid:durableId="505092648">
-    <w:abstractNumId w:val="52"/>
+    <w:abstractNumId w:val="55"/>
   </w:num>
   <w:num w:numId="76" w16cid:durableId="1696226037">
-    <w:abstractNumId w:val="14"/>
+    <w:abstractNumId w:val="15"/>
+  </w:num>
+  <w:num w:numId="77" w16cid:durableId="2008483628">
+    <w:abstractNumId w:val="32"/>
+  </w:num>
+  <w:num w:numId="78" w16cid:durableId="1905070191">
+    <w:abstractNumId w:val="12"/>
+  </w:num>
+  <w:num w:numId="79" w16cid:durableId="1582911777">
+    <w:abstractNumId w:val="35"/>
   </w:num>
 </w:numbering>
 </file>
